--- a/docs/РПЗ_ЛР4.docx
+++ b/docs/РПЗ_ЛР4.docx
@@ -1,6 +1,6 @@
 
 <file path=word/document.xml><?xml version="1.0" encoding="utf-8"?>
-<w:document xmlns:wpc="http://schemas.microsoft.com/office/word/2010/wordprocessingCanvas" xmlns:cx="http://schemas.microsoft.com/office/drawing/2014/chartex" xmlns:cx1="http://schemas.microsoft.com/office/drawing/2015/9/8/chartex" xmlns:cx2="http://schemas.microsoft.com/office/drawing/2015/10/21/chartex" xmlns:cx3="http://schemas.microsoft.com/office/drawing/2016/5/9/chartex" xmlns:cx4="http://schemas.microsoft.com/office/drawing/2016/5/10/chartex" xmlns:cx5="http://schemas.microsoft.com/office/drawing/2016/5/11/chartex" xmlns:cx6="http://schemas.microsoft.com/office/drawing/2016/5/12/chartex" xmlns:cx7="http://schemas.microsoft.com/office/drawing/2016/5/13/chartex" xmlns:cx8="http://schemas.microsoft.com/office/drawing/2016/5/14/chartex" xmlns:mc="http://schemas.openxmlformats.org/markup-compatibility/2006" xmlns:aink="http://schemas.microsoft.com/office/drawing/2016/ink" xmlns:am3d="http://schemas.microsoft.com/office/drawing/2017/model3d" xmlns:o="urn:schemas-microsoft-com:office:office" xmlns:oel="http://schemas.microsoft.com/office/2019/extlst" xmlns:r="http://schemas.openxmlformats.org/officeDocument/2006/relationships" xmlns:m="http://schemas.openxmlformats.org/officeDocument/2006/math" xmlns:v="urn:schemas-microsoft-com:vml" xmlns:wp14="http://schemas.microsoft.com/office/word/2010/wordprocessingDrawing" xmlns:wp="http://schemas.openxmlformats.org/drawingml/2006/wordprocessingDrawing" xmlns:w10="urn:schemas-microsoft-com:office:word" xmlns:w="http://schemas.openxmlformats.org/wordprocessingml/2006/main" xmlns:w14="http://schemas.microsoft.com/office/word/2010/wordml" xmlns:w15="http://schemas.microsoft.com/office/word/2012/wordml" xmlns:w16cex="http://schemas.microsoft.com/office/word/2018/wordml/cex" xmlns:w16cid="http://schemas.microsoft.com/office/word/2016/wordml/cid" xmlns:w16="http://schemas.microsoft.com/office/word/2018/wordml" xmlns:w16du="http://schemas.microsoft.com/office/word/2023/wordml/word16du" xmlns:w16sdtdh="http://schemas.microsoft.com/office/word/2020/wordml/sdtdatahash" xmlns:w16sdtfl="http://schemas.microsoft.com/office/word/2024/wordml/sdtformatlock" xmlns:w16se="http://schemas.microsoft.com/office/word/2015/wordml/symex" xmlns:wpg="http://schemas.microsoft.com/office/word/2010/wordprocessingGroup" xmlns:wpi="http://schemas.microsoft.com/office/word/2010/wordprocessingInk" xmlns:wne="http://schemas.microsoft.com/office/word/2006/wordml" xmlns:wps="http://schemas.microsoft.com/office/word/2010/wordprocessingShape" mc:Ignorable="w14 w15 w16se w16cid w16 w16cex w16sdtdh w16sdtfl w16du wp14">
+<w:document xmlns:wpc="http://schemas.microsoft.com/office/word/2010/wordprocessingCanvas" xmlns:cx="http://schemas.microsoft.com/office/drawing/2014/chartex" xmlns:cx1="http://schemas.microsoft.com/office/drawing/2015/9/8/chartex" xmlns:cx2="http://schemas.microsoft.com/office/drawing/2015/10/21/chartex" xmlns:cx3="http://schemas.microsoft.com/office/drawing/2016/5/9/chartex" xmlns:cx4="http://schemas.microsoft.com/office/drawing/2016/5/10/chartex" xmlns:cx5="http://schemas.microsoft.com/office/drawing/2016/5/11/chartex" xmlns:cx6="http://schemas.microsoft.com/office/drawing/2016/5/12/chartex" xmlns:cx7="http://schemas.microsoft.com/office/drawing/2016/5/13/chartex" xmlns:cx8="http://schemas.microsoft.com/office/drawing/2016/5/14/chartex" xmlns:mc="http://schemas.openxmlformats.org/markup-compatibility/2006" xmlns:aink="http://schemas.microsoft.com/office/drawing/2016/ink" xmlns:am3d="http://schemas.microsoft.com/office/drawing/2017/model3d" xmlns:o="urn:schemas-microsoft-com:office:office" xmlns:oel="http://schemas.microsoft.com/office/2019/extlst" xmlns:r="http://schemas.openxmlformats.org/officeDocument/2006/relationships" xmlns:m="http://schemas.openxmlformats.org/officeDocument/2006/math" xmlns:v="urn:schemas-microsoft-com:vml" xmlns:wp14="http://schemas.microsoft.com/office/word/2010/wordprocessingDrawing" xmlns:wp="http://schemas.openxmlformats.org/drawingml/2006/wordprocessingDrawing" xmlns:w10="urn:schemas-microsoft-com:office:word" xmlns:w="http://schemas.openxmlformats.org/wordprocessingml/2006/main" xmlns:w14="http://schemas.microsoft.com/office/word/2010/wordml" xmlns:w15="http://schemas.microsoft.com/office/word/2012/wordml" xmlns:w16cex="http://schemas.microsoft.com/office/word/2018/wordml/cex" xmlns:w16cid="http://schemas.microsoft.com/office/word/2016/wordml/cid" xmlns:w16="http://schemas.microsoft.com/office/word/2018/wordml" xmlns:w16sdtdh="http://schemas.microsoft.com/office/word/2020/wordml/sdtdatahash" xmlns:w16se="http://schemas.microsoft.com/office/word/2015/wordml/symex" xmlns:wpg="http://schemas.microsoft.com/office/word/2010/wordprocessingGroup" xmlns:wpi="http://schemas.microsoft.com/office/word/2010/wordprocessingInk" xmlns:wne="http://schemas.microsoft.com/office/word/2006/wordml" xmlns:wps="http://schemas.microsoft.com/office/word/2010/wordprocessingShape" mc:Ignorable="w14 w15 w16se w16cid w16 w16cex w16sdtdh wp14">
   <w:body>
     <w:p>
       <w:pPr>
@@ -264,27 +264,26 @@
     <w:p>
       <w:pPr>
         <w:keepNext/>
-        <w:spacing w:before="280" w:after="160"/>
+        <w:spacing w:before="240" w:after="240" w:line="360" w:lineRule="auto"/>
+        <w:jc w:val="center"/>
       </w:pPr>
       <w:r>
         <w:rPr>
           <w:b/>
           <w:bCs/>
-          <w:sz w:val="32"/>
-          <w:szCs w:val="32"/>
         </w:rPr>
         <w:lastRenderedPageBreak/>
-        <w:t>1. Диаграммы</w:t>
-      </w:r>
-    </w:p>
-    <w:p>
-      <w:pPr>
-        <w:spacing w:after="100"/>
-        <w:ind w:firstLine="567"/>
-        <w:jc w:val="both"/>
-      </w:pPr>
-      <w:r>
-        <w:t xml:space="preserve">Все диаграммы выполнены в одном файле StarUML </w:t>
+        <w:t>АРХИТЕКТУРА</w:t>
+      </w:r>
+    </w:p>
+    <w:p>
+      <w:pPr>
+        <w:spacing w:line="360" w:lineRule="auto"/>
+        <w:ind w:firstLine="709"/>
+        <w:jc w:val="both"/>
+      </w:pPr>
+      <w:r>
+        <w:t xml:space="preserve">Система состоит из веб-сервиса на Go (REST API), базы данных PostgreSQL, хранилища файлов Minio, хранилища отозванных токенов Redis и веб-приложения. Все диаграммы выполнены в одном файле StarUML </w:t>
       </w:r>
       <w:r>
         <w:rPr>
@@ -300,6 +299,49 @@
     </w:p>
     <w:p>
       <w:pPr>
+        <w:spacing w:line="360" w:lineRule="auto"/>
+        <w:ind w:firstLine="709"/>
+        <w:jc w:val="both"/>
+      </w:pPr>
+      <w:r>
+        <w:t xml:space="preserve">Структура базы данных приведена на ER-диаграмме (рисунок 1): таблица </w:t>
+      </w:r>
+      <w:r>
+        <w:rPr>
+          <w:rFonts w:ascii="Consolas" w:eastAsia="Consolas" w:hAnsi="Consolas" w:cs="Consolas"/>
+          <w:sz w:val="24"/>
+          <w:szCs w:val="24"/>
+        </w:rPr>
+        <w:t>comets</w:t>
+      </w:r>
+      <w:r>
+        <w:t xml:space="preserve"> хранит кометы (услуги), </w:t>
+      </w:r>
+      <w:r>
+        <w:rPr>
+          <w:rFonts w:ascii="Consolas" w:eastAsia="Consolas" w:hAnsi="Consolas" w:cs="Consolas"/>
+          <w:sz w:val="24"/>
+          <w:szCs w:val="24"/>
+        </w:rPr>
+        <w:t>users</w:t>
+      </w:r>
+      <w:r>
+        <w:t xml:space="preserve"> — пользователей, </w:t>
+      </w:r>
+      <w:r>
+        <w:rPr>
+          <w:rFonts w:ascii="Consolas" w:eastAsia="Consolas" w:hAnsi="Consolas" w:cs="Consolas"/>
+          <w:sz w:val="24"/>
+          <w:szCs w:val="24"/>
+        </w:rPr>
+        <w:t>comet_likes</w:t>
+      </w:r>
+      <w:r>
+        <w:t xml:space="preserve"> — лайки, связь «многие ко многим» пользователей и комет с отдельным первичным ключом.</w:t>
+      </w:r>
+    </w:p>
+    <w:p>
+      <w:pPr>
         <w:keepNext/>
         <w:spacing w:before="120" w:after="60"/>
         <w:jc w:val="center"/>
@@ -309,116 +351,10 @@
           <w:noProof/>
         </w:rPr>
         <w:drawing>
-          <wp:inline distT="0" distB="0" distL="0" distR="0" wp14:anchorId="27E2EA34" wp14:editId="7EDDD893">
-            <wp:extent cx="6120130" cy="3527425"/>
+          <wp:inline distT="0" distB="0" distL="0" distR="0" wp14:anchorId="5839944A" wp14:editId="33FAB120">
+            <wp:extent cx="6124575" cy="3524250"/>
             <wp:effectExtent l="0" t="0" r="0" b="0"/>
-            <wp:docPr id="959243205" name="Рисунок 1"/>
-            <wp:cNvGraphicFramePr>
-              <a:graphicFrameLocks xmlns:a="http://schemas.openxmlformats.org/drawingml/2006/main" noChangeAspect="1"/>
-            </wp:cNvGraphicFramePr>
-            <a:graphic xmlns:a="http://schemas.openxmlformats.org/drawingml/2006/main">
-              <a:graphicData uri="http://schemas.openxmlformats.org/drawingml/2006/picture">
-                <pic:pic xmlns:pic="http://schemas.openxmlformats.org/drawingml/2006/picture">
-                  <pic:nvPicPr>
-                    <pic:cNvPr id="0" name="Picture 1"/>
-                    <pic:cNvPicPr>
-                      <a:picLocks noChangeAspect="1" noChangeArrowheads="1"/>
-                    </pic:cNvPicPr>
-                  </pic:nvPicPr>
-                  <pic:blipFill>
-                    <a:blip r:embed="rId7">
-                      <a:extLst>
-                        <a:ext uri="{28A0092B-C50C-407E-A947-70E740481C1C}">
-                          <a14:useLocalDpi xmlns:a14="http://schemas.microsoft.com/office/drawing/2010/main" val="0"/>
-                        </a:ext>
-                      </a:extLst>
-                    </a:blip>
-                    <a:srcRect/>
-                    <a:stretch>
-                      <a:fillRect/>
-                    </a:stretch>
-                  </pic:blipFill>
-                  <pic:spPr bwMode="auto">
-                    <a:xfrm>
-                      <a:off x="0" y="0"/>
-                      <a:ext cx="6120130" cy="3527425"/>
-                    </a:xfrm>
-                    <a:prstGeom prst="rect">
-                      <a:avLst/>
-                    </a:prstGeom>
-                    <a:noFill/>
-                    <a:ln>
-                      <a:noFill/>
-                    </a:ln>
-                  </pic:spPr>
-                </pic:pic>
-              </a:graphicData>
-            </a:graphic>
-          </wp:inline>
-        </w:drawing>
-      </w:r>
-    </w:p>
-    <w:p>
-      <w:pPr>
-        <w:spacing w:after="220"/>
-        <w:jc w:val="center"/>
-        <w:rPr>
-          <w:lang w:val="en-US"/>
-        </w:rPr>
-      </w:pPr>
-      <w:r>
-        <w:t>Рисунок</w:t>
-      </w:r>
-      <w:r>
-        <w:rPr>
-          <w:lang w:val="en-US"/>
-        </w:rPr>
-        <w:t xml:space="preserve"> 1 – ER-</w:t>
-      </w:r>
-      <w:r>
-        <w:t>диаграмма</w:t>
-      </w:r>
-      <w:r>
-        <w:rPr>
-          <w:lang w:val="en-US"/>
-        </w:rPr>
-        <w:t xml:space="preserve"> </w:t>
-      </w:r>
-      <w:r>
-        <w:t>базы</w:t>
-      </w:r>
-      <w:r>
-        <w:rPr>
-          <w:lang w:val="en-US"/>
-        </w:rPr>
-        <w:t xml:space="preserve"> </w:t>
-      </w:r>
-      <w:r>
-        <w:t>данных</w:t>
-      </w:r>
-      <w:r>
-        <w:rPr>
-          <w:lang w:val="en-US"/>
-        </w:rPr>
-        <w:t>: users, comets, comet_likes</w:t>
-      </w:r>
-    </w:p>
-    <w:p>
-      <w:pPr>
-        <w:keepNext/>
-        <w:spacing w:before="120" w:after="60"/>
-        <w:jc w:val="center"/>
-      </w:pPr>
-      <w:r>
-        <w:rPr>
-          <w:noProof/>
-        </w:rPr>
-        <w:lastRenderedPageBreak/>
-        <w:drawing>
-          <wp:inline distT="0" distB="0" distL="0" distR="0" wp14:anchorId="09B5AE3F" wp14:editId="19EA6D3F">
-            <wp:extent cx="6124575" cy="8648700"/>
-            <wp:effectExtent l="0" t="0" r="0" b="0"/>
-            <wp:docPr id="2" name="Рисунок 2"/>
+            <wp:docPr id="1" name="Рисунок 1"/>
             <wp:cNvGraphicFramePr>
               <a:graphicFrameLocks xmlns:a="http://schemas.openxmlformats.org/drawingml/2006/main" noChangeAspect="1"/>
             </wp:cNvGraphicFramePr>
@@ -432,7 +368,7 @@
                     </pic:cNvPicPr>
                   </pic:nvPicPr>
                   <pic:blipFill>
-                    <a:blip r:embed="rId8"/>
+                    <a:blip r:embed="rId7"/>
                     <a:srcRect/>
                     <a:stretch>
                       <a:fillRect/>
@@ -441,7 +377,7 @@
                   <pic:spPr bwMode="auto">
                     <a:xfrm>
                       <a:off x="0" y="0"/>
-                      <a:ext cx="6124575" cy="8648700"/>
+                      <a:ext cx="6124575" cy="3524250"/>
                     </a:xfrm>
                     <a:prstGeom prst="rect">
                       <a:avLst/>
@@ -456,28 +392,41 @@
     </w:p>
     <w:p>
       <w:pPr>
-        <w:spacing w:after="220"/>
+        <w:spacing w:after="200" w:line="360" w:lineRule="auto"/>
         <w:jc w:val="center"/>
       </w:pPr>
       <w:r>
-        <w:t>Рисунок 2 – диаграмма классов: страницы приложения, домены методов, модели, таблицы БД</w:t>
-      </w:r>
-    </w:p>
-    <w:p>
-      <w:pPr>
-        <w:keepNext/>
-        <w:spacing w:before="120" w:after="60"/>
+        <w:t>Рисунок 1 – ER-диаграмма базы данных</w:t>
+      </w:r>
+    </w:p>
+    <w:p>
+      <w:pPr>
+        <w:spacing w:line="360" w:lineRule="auto"/>
+        <w:ind w:firstLine="709"/>
+        <w:jc w:val="both"/>
+      </w:pPr>
+      <w:r>
+        <w:t>Структура системы приведена на диаграмме классов (рисунок 2). Страницы веб-приложения (пакет «React приложение») связаны с интерфейсами доменов API comets и API users. Домены веб-сервиса comets и users содержат 10 методов, работают с моделями Comet, CometLike и User, которые соответствуют таблицам базы данных.</w:t>
+      </w:r>
+    </w:p>
+    <w:p>
+      <w:pPr>
+        <w:spacing w:after="200" w:line="360" w:lineRule="auto"/>
         <w:jc w:val="center"/>
       </w:pPr>
       <w:r>
         <w:rPr>
-          <w:noProof/>
+          <w:i/>
+          <w:iCs/>
+          <w:color w:val="C00000"/>
+          <w:sz w:val="24"/>
+          <w:szCs w:val="24"/>
         </w:rPr>
         <w:lastRenderedPageBreak/>
         <w:drawing>
-          <wp:inline distT="0" distB="0" distL="0" distR="0" wp14:anchorId="516DD2DE" wp14:editId="7D3F6556">
-            <wp:extent cx="6124575" cy="3790950"/>
-            <wp:effectExtent l="0" t="0" r="0" b="0"/>
+          <wp:inline distT="0" distB="0" distL="0" distR="0" wp14:anchorId="3D632C03" wp14:editId="31ECCC50">
+            <wp:extent cx="5675054" cy="8639175"/>
+            <wp:effectExtent l="0" t="0" r="1905" b="0"/>
             <wp:docPr id="3" name="Рисунок 3"/>
             <wp:cNvGraphicFramePr>
               <a:graphicFrameLocks xmlns:a="http://schemas.openxmlformats.org/drawingml/2006/main" noChangeAspect="1"/>
@@ -486,22 +435,19 @@
               <a:graphicData uri="http://schemas.openxmlformats.org/drawingml/2006/picture">
                 <pic:pic xmlns:pic="http://schemas.openxmlformats.org/drawingml/2006/picture">
                   <pic:nvPicPr>
-                    <pic:cNvPr id="0" name=""/>
-                    <pic:cNvPicPr>
-                      <a:picLocks noChangeAspect="1" noChangeArrowheads="1"/>
-                    </pic:cNvPicPr>
+                    <pic:cNvPr id="1" name=""/>
+                    <pic:cNvPicPr/>
                   </pic:nvPicPr>
                   <pic:blipFill>
-                    <a:blip r:embed="rId9"/>
-                    <a:srcRect/>
+                    <a:blip r:embed="rId8"/>
                     <a:stretch>
                       <a:fillRect/>
                     </a:stretch>
                   </pic:blipFill>
-                  <pic:spPr bwMode="auto">
+                  <pic:spPr>
                     <a:xfrm>
                       <a:off x="0" y="0"/>
-                      <a:ext cx="6124575" cy="3790950"/>
+                      <a:ext cx="5675839" cy="8640370"/>
                     </a:xfrm>
                     <a:prstGeom prst="rect">
                       <a:avLst/>
@@ -513,19 +459,1011 @@
           </wp:inline>
         </w:drawing>
       </w:r>
-    </w:p>
-    <w:p>
-      <w:pPr>
-        <w:spacing w:after="220"/>
+      <w:r>
+        <w:t>Рисунок 2 – Диаграмма классов</w:t>
+      </w:r>
+    </w:p>
+    <w:p>
+      <w:pPr>
+        <w:spacing w:line="360" w:lineRule="auto"/>
+        <w:ind w:firstLine="709"/>
+        <w:jc w:val="both"/>
+      </w:pPr>
+      <w:r>
+        <w:lastRenderedPageBreak/>
+        <w:t>На основе структуры данных и предполагаемой нагрузки произведён расчёт аппаратных требований. В системе работают 300 создателей. Пусть создатель добавляет 5 комет в день, рабочий день длится 8 часов. Суточное количество комет определяется по формуле 1.</w:t>
+      </w:r>
+    </w:p>
+    <w:p>
+      <w:pPr>
+        <w:tabs>
+          <w:tab w:val="center" w:pos="4819"/>
+          <w:tab w:val="right" w:pos="9638"/>
+        </w:tabs>
+        <w:spacing w:before="60" w:after="60" w:line="360" w:lineRule="auto"/>
+      </w:pPr>
+      <w:r>
+        <w:tab/>
+      </w:r>
+      <m:oMath>
+        <m:sSub>
+          <m:sSubPr>
+            <m:ctrlPr>
+              <w:rPr>
+                <w:rFonts w:ascii="Cambria Math" w:hAnsi="Cambria Math"/>
+              </w:rPr>
+            </m:ctrlPr>
+          </m:sSubPr>
+          <m:e>
+            <m:r>
+              <w:rPr>
+                <w:rFonts w:ascii="Cambria Math" w:hAnsi="Cambria Math"/>
+              </w:rPr>
+              <m:t>N</m:t>
+            </m:r>
+          </m:e>
+          <m:sub>
+            <m:r>
+              <w:rPr>
+                <w:rFonts w:ascii="Cambria Math" w:hAnsi="Cambria Math"/>
+              </w:rPr>
+              <m:t>comets/day</m:t>
+            </m:r>
+          </m:sub>
+        </m:sSub>
+        <m:r>
+          <w:rPr>
+            <w:rFonts w:ascii="Cambria Math" w:hAnsi="Cambria Math"/>
+          </w:rPr>
+          <m:t xml:space="preserve"> = 300 × 5 = 1500 комет/сутки</m:t>
+        </m:r>
+      </m:oMath>
+      <w:r>
+        <w:tab/>
+        <w:t>(1)</w:t>
+      </w:r>
+    </w:p>
+    <w:p>
+      <w:pPr>
+        <w:spacing w:line="360" w:lineRule="auto"/>
+        <w:ind w:firstLine="709"/>
+        <w:jc w:val="both"/>
+      </w:pPr>
+      <w:r>
+        <w:t>На одну комету согласно диаграмме последовательности (рисунок 3) приходится 8 запросов. RPS вычисляется по формуле 2.</w:t>
+      </w:r>
+    </w:p>
+    <w:p>
+      <w:pPr>
+        <w:tabs>
+          <w:tab w:val="center" w:pos="4819"/>
+          <w:tab w:val="right" w:pos="9638"/>
+        </w:tabs>
+        <w:spacing w:before="60" w:after="60" w:line="360" w:lineRule="auto"/>
+      </w:pPr>
+      <w:r>
+        <w:tab/>
+      </w:r>
+      <m:oMath>
+        <m:r>
+          <w:rPr>
+            <w:rFonts w:ascii="Cambria Math" w:hAnsi="Cambria Math"/>
+          </w:rPr>
+          <m:t xml:space="preserve">RPS = </m:t>
+        </m:r>
+        <m:f>
+          <m:fPr>
+            <m:ctrlPr>
+              <w:rPr>
+                <w:rFonts w:ascii="Cambria Math" w:hAnsi="Cambria Math"/>
+              </w:rPr>
+            </m:ctrlPr>
+          </m:fPr>
+          <m:num>
+            <m:sSub>
+              <m:sSubPr>
+                <m:ctrlPr>
+                  <w:rPr>
+                    <w:rFonts w:ascii="Cambria Math" w:hAnsi="Cambria Math"/>
+                  </w:rPr>
+                </m:ctrlPr>
+              </m:sSubPr>
+              <m:e>
+                <m:r>
+                  <w:rPr>
+                    <w:rFonts w:ascii="Cambria Math" w:hAnsi="Cambria Math"/>
+                  </w:rPr>
+                  <m:t>N</m:t>
+                </m:r>
+              </m:e>
+              <m:sub>
+                <m:r>
+                  <w:rPr>
+                    <w:rFonts w:ascii="Cambria Math" w:hAnsi="Cambria Math"/>
+                  </w:rPr>
+                  <m:t>comets/day</m:t>
+                </m:r>
+              </m:sub>
+            </m:sSub>
+            <m:r>
+              <w:rPr>
+                <w:rFonts w:ascii="Cambria Math" w:hAnsi="Cambria Math"/>
+              </w:rPr>
+              <m:t xml:space="preserve"> × 8</m:t>
+            </m:r>
+          </m:num>
+          <m:den>
+            <m:r>
+              <w:rPr>
+                <w:rFonts w:ascii="Cambria Math" w:hAnsi="Cambria Math"/>
+              </w:rPr>
+              <m:t>28800</m:t>
+            </m:r>
+          </m:den>
+        </m:f>
+        <m:r>
+          <w:rPr>
+            <w:rFonts w:ascii="Cambria Math" w:hAnsi="Cambria Math"/>
+          </w:rPr>
+          <m:t xml:space="preserve"> = </m:t>
+        </m:r>
+        <m:f>
+          <m:fPr>
+            <m:ctrlPr>
+              <w:rPr>
+                <w:rFonts w:ascii="Cambria Math" w:hAnsi="Cambria Math"/>
+              </w:rPr>
+            </m:ctrlPr>
+          </m:fPr>
+          <m:num>
+            <m:r>
+              <w:rPr>
+                <w:rFonts w:ascii="Cambria Math" w:hAnsi="Cambria Math"/>
+              </w:rPr>
+              <m:t>1500 × 8</m:t>
+            </m:r>
+          </m:num>
+          <m:den>
+            <m:r>
+              <w:rPr>
+                <w:rFonts w:ascii="Cambria Math" w:hAnsi="Cambria Math"/>
+              </w:rPr>
+              <m:t>28800</m:t>
+            </m:r>
+          </m:den>
+        </m:f>
+        <m:r>
+          <w:rPr>
+            <w:rFonts w:ascii="Cambria Math" w:hAnsi="Cambria Math"/>
+          </w:rPr>
+          <m:t xml:space="preserve"> ≈ 0,42 запроса/с</m:t>
+        </m:r>
+      </m:oMath>
+      <w:r>
+        <w:tab/>
+        <w:t>(2)</w:t>
+      </w:r>
+    </w:p>
+    <w:p>
+      <w:pPr>
+        <w:spacing w:line="360" w:lineRule="auto"/>
+        <w:ind w:firstLine="709"/>
+        <w:jc w:val="both"/>
+      </w:pPr>
+      <w:r>
+        <w:t>Рассчитаем количество ядер по формуле 3 (одно ядро обрабатывает 500 запросов в секунду, коэффициент запаса k</w:t>
+      </w:r>
+      <w:r>
+        <w:rPr>
+          <w:vertAlign w:val="subscript"/>
+        </w:rPr>
+        <w:t>reserve</w:t>
+      </w:r>
+      <w:r>
+        <w:t xml:space="preserve"> = 1,5) и объём оперативной памяти по формуле 4 с учётом того, что на 1 ядро требуется 4 ГБ.</w:t>
+      </w:r>
+    </w:p>
+    <w:p>
+      <w:pPr>
+        <w:tabs>
+          <w:tab w:val="center" w:pos="4819"/>
+          <w:tab w:val="right" w:pos="9638"/>
+        </w:tabs>
+        <w:spacing w:before="60" w:after="60" w:line="360" w:lineRule="auto"/>
+      </w:pPr>
+      <w:r>
+        <w:tab/>
+      </w:r>
+      <m:oMath>
+        <m:sSub>
+          <m:sSubPr>
+            <m:ctrlPr>
+              <w:rPr>
+                <w:rFonts w:ascii="Cambria Math" w:hAnsi="Cambria Math"/>
+              </w:rPr>
+            </m:ctrlPr>
+          </m:sSubPr>
+          <m:e>
+            <m:r>
+              <w:rPr>
+                <w:rFonts w:ascii="Cambria Math" w:hAnsi="Cambria Math"/>
+              </w:rPr>
+              <m:t>N</m:t>
+            </m:r>
+          </m:e>
+          <m:sub>
+            <m:r>
+              <w:rPr>
+                <w:rFonts w:ascii="Cambria Math" w:hAnsi="Cambria Math"/>
+              </w:rPr>
+              <m:t>cores</m:t>
+            </m:r>
+          </m:sub>
+        </m:sSub>
+        <m:r>
+          <w:rPr>
+            <w:rFonts w:ascii="Cambria Math" w:hAnsi="Cambria Math"/>
+          </w:rPr>
+          <m:t xml:space="preserve"> = </m:t>
+        </m:r>
+        <m:f>
+          <m:fPr>
+            <m:ctrlPr>
+              <w:rPr>
+                <w:rFonts w:ascii="Cambria Math" w:hAnsi="Cambria Math"/>
+              </w:rPr>
+            </m:ctrlPr>
+          </m:fPr>
+          <m:num>
+            <m:r>
+              <w:rPr>
+                <w:rFonts w:ascii="Cambria Math" w:hAnsi="Cambria Math"/>
+              </w:rPr>
+              <m:t>RPS</m:t>
+            </m:r>
+          </m:num>
+          <m:den>
+            <m:sSub>
+              <m:sSubPr>
+                <m:ctrlPr>
+                  <w:rPr>
+                    <w:rFonts w:ascii="Cambria Math" w:hAnsi="Cambria Math"/>
+                  </w:rPr>
+                </m:ctrlPr>
+              </m:sSubPr>
+              <m:e>
+                <m:r>
+                  <w:rPr>
+                    <w:rFonts w:ascii="Cambria Math" w:hAnsi="Cambria Math"/>
+                  </w:rPr>
+                  <m:t>RPS</m:t>
+                </m:r>
+              </m:e>
+              <m:sub>
+                <m:r>
+                  <w:rPr>
+                    <w:rFonts w:ascii="Cambria Math" w:hAnsi="Cambria Math"/>
+                  </w:rPr>
+                  <m:t>core</m:t>
+                </m:r>
+              </m:sub>
+            </m:sSub>
+          </m:den>
+        </m:f>
+        <m:r>
+          <w:rPr>
+            <w:rFonts w:ascii="Cambria Math" w:hAnsi="Cambria Math"/>
+          </w:rPr>
+          <m:t xml:space="preserve"> × </m:t>
+        </m:r>
+        <m:sSub>
+          <m:sSubPr>
+            <m:ctrlPr>
+              <w:rPr>
+                <w:rFonts w:ascii="Cambria Math" w:hAnsi="Cambria Math"/>
+              </w:rPr>
+            </m:ctrlPr>
+          </m:sSubPr>
+          <m:e>
+            <m:r>
+              <w:rPr>
+                <w:rFonts w:ascii="Cambria Math" w:hAnsi="Cambria Math"/>
+              </w:rPr>
+              <m:t>k</m:t>
+            </m:r>
+          </m:e>
+          <m:sub>
+            <m:r>
+              <w:rPr>
+                <w:rFonts w:ascii="Cambria Math" w:hAnsi="Cambria Math"/>
+              </w:rPr>
+              <m:t>reserve</m:t>
+            </m:r>
+          </m:sub>
+        </m:sSub>
+        <m:r>
+          <w:rPr>
+            <w:rFonts w:ascii="Cambria Math" w:hAnsi="Cambria Math"/>
+          </w:rPr>
+          <m:t xml:space="preserve"> = </m:t>
+        </m:r>
+        <m:f>
+          <m:fPr>
+            <m:ctrlPr>
+              <w:rPr>
+                <w:rFonts w:ascii="Cambria Math" w:hAnsi="Cambria Math"/>
+              </w:rPr>
+            </m:ctrlPr>
+          </m:fPr>
+          <m:num>
+            <m:r>
+              <w:rPr>
+                <w:rFonts w:ascii="Cambria Math" w:hAnsi="Cambria Math"/>
+              </w:rPr>
+              <m:t>0,42</m:t>
+            </m:r>
+          </m:num>
+          <m:den>
+            <m:r>
+              <w:rPr>
+                <w:rFonts w:ascii="Cambria Math" w:hAnsi="Cambria Math"/>
+              </w:rPr>
+              <m:t>500</m:t>
+            </m:r>
+          </m:den>
+        </m:f>
+        <m:r>
+          <w:rPr>
+            <w:rFonts w:ascii="Cambria Math" w:hAnsi="Cambria Math"/>
+          </w:rPr>
+          <m:t xml:space="preserve"> × 1,5 ≈ 0,001 → 1 ядро</m:t>
+        </m:r>
+      </m:oMath>
+      <w:r>
+        <w:tab/>
+        <w:t>(3)</w:t>
+      </w:r>
+    </w:p>
+    <w:p>
+      <w:pPr>
+        <w:tabs>
+          <w:tab w:val="center" w:pos="4819"/>
+          <w:tab w:val="right" w:pos="9638"/>
+        </w:tabs>
+        <w:spacing w:before="60" w:after="60" w:line="360" w:lineRule="auto"/>
+      </w:pPr>
+      <w:r>
+        <w:tab/>
+      </w:r>
+      <m:oMath>
+        <m:r>
+          <w:rPr>
+            <w:rFonts w:ascii="Cambria Math" w:hAnsi="Cambria Math"/>
+          </w:rPr>
+          <m:t xml:space="preserve">RAM = 4 × </m:t>
+        </m:r>
+        <m:sSub>
+          <m:sSubPr>
+            <m:ctrlPr>
+              <w:rPr>
+                <w:rFonts w:ascii="Cambria Math" w:hAnsi="Cambria Math"/>
+              </w:rPr>
+            </m:ctrlPr>
+          </m:sSubPr>
+          <m:e>
+            <m:r>
+              <w:rPr>
+                <w:rFonts w:ascii="Cambria Math" w:hAnsi="Cambria Math"/>
+              </w:rPr>
+              <m:t>N</m:t>
+            </m:r>
+          </m:e>
+          <m:sub>
+            <m:r>
+              <w:rPr>
+                <w:rFonts w:ascii="Cambria Math" w:hAnsi="Cambria Math"/>
+              </w:rPr>
+              <m:t>cores</m:t>
+            </m:r>
+          </m:sub>
+        </m:sSub>
+        <m:r>
+          <w:rPr>
+            <w:rFonts w:ascii="Cambria Math" w:hAnsi="Cambria Math"/>
+          </w:rPr>
+          <m:t xml:space="preserve"> = 4 × 1 = 4 ГБ</m:t>
+        </m:r>
+      </m:oMath>
+      <w:r>
+        <w:tab/>
+        <w:t>(4)</w:t>
+      </w:r>
+    </w:p>
+    <w:p>
+      <w:pPr>
+        <w:spacing w:line="360" w:lineRule="auto"/>
+        <w:ind w:firstLine="709"/>
+        <w:jc w:val="both"/>
+      </w:pPr>
+      <w:r>
+        <w:t>Рассчитаем размеры записей таблиц comets (идентификаторы кометы и создателя, даты создания и формирования — по 8 байт, название — 100 байт, описание — 500 байт, статус — 20 байт, имена файлов фото и видео — по 255 байт, период и эксцентриситет — по 8 байт) и comet_likes (идентификаторы лайка, пользователя и кометы — по 8 байт) по формулам 5 и 6.</w:t>
+      </w:r>
+    </w:p>
+    <w:p>
+      <w:pPr>
+        <w:tabs>
+          <w:tab w:val="center" w:pos="4819"/>
+          <w:tab w:val="right" w:pos="9638"/>
+        </w:tabs>
+        <w:spacing w:before="60" w:after="60" w:line="360" w:lineRule="auto"/>
+      </w:pPr>
+      <w:r>
+        <w:tab/>
+      </w:r>
+      <m:oMath>
+        <m:sSub>
+          <m:sSubPr>
+            <m:ctrlPr>
+              <w:rPr>
+                <w:rFonts w:ascii="Cambria Math" w:hAnsi="Cambria Math"/>
+              </w:rPr>
+            </m:ctrlPr>
+          </m:sSubPr>
+          <m:e>
+            <m:r>
+              <w:rPr>
+                <w:rFonts w:ascii="Cambria Math" w:hAnsi="Cambria Math"/>
+              </w:rPr>
+              <m:t>S</m:t>
+            </m:r>
+          </m:e>
+          <m:sub>
+            <m:r>
+              <w:rPr>
+                <w:rFonts w:ascii="Cambria Math" w:hAnsi="Cambria Math"/>
+              </w:rPr>
+              <m:t>comet</m:t>
+            </m:r>
+          </m:sub>
+        </m:sSub>
+        <m:r>
+          <w:rPr>
+            <w:rFonts w:ascii="Cambria Math" w:hAnsi="Cambria Math"/>
+          </w:rPr>
+          <m:t xml:space="preserve"> = 8 × 4 + 100 + 500 + 20 + 255 × 2 + 8 × 2 = 1178 Б</m:t>
+        </m:r>
+      </m:oMath>
+      <w:r>
+        <w:tab/>
+        <w:t>(5)</w:t>
+      </w:r>
+    </w:p>
+    <w:p>
+      <w:pPr>
+        <w:tabs>
+          <w:tab w:val="center" w:pos="4819"/>
+          <w:tab w:val="right" w:pos="9638"/>
+        </w:tabs>
+        <w:spacing w:before="60" w:after="60" w:line="360" w:lineRule="auto"/>
+      </w:pPr>
+      <w:r>
+        <w:tab/>
+      </w:r>
+      <m:oMath>
+        <m:sSub>
+          <m:sSubPr>
+            <m:ctrlPr>
+              <w:rPr>
+                <w:rFonts w:ascii="Cambria Math" w:hAnsi="Cambria Math"/>
+              </w:rPr>
+            </m:ctrlPr>
+          </m:sSubPr>
+          <m:e>
+            <m:r>
+              <w:rPr>
+                <w:rFonts w:ascii="Cambria Math" w:hAnsi="Cambria Math"/>
+              </w:rPr>
+              <m:t>S</m:t>
+            </m:r>
+          </m:e>
+          <m:sub>
+            <m:r>
+              <w:rPr>
+                <w:rFonts w:ascii="Cambria Math" w:hAnsi="Cambria Math"/>
+              </w:rPr>
+              <m:t>like</m:t>
+            </m:r>
+          </m:sub>
+        </m:sSub>
+        <m:r>
+          <w:rPr>
+            <w:rFonts w:ascii="Cambria Math" w:hAnsi="Cambria Math"/>
+          </w:rPr>
+          <m:t xml:space="preserve"> = 8 × 3 = 24 байта</m:t>
+        </m:r>
+      </m:oMath>
+      <w:r>
+        <w:tab/>
+        <w:t>(6)</w:t>
+      </w:r>
+    </w:p>
+    <w:p>
+      <w:pPr>
+        <w:spacing w:line="360" w:lineRule="auto"/>
+        <w:ind w:firstLine="709"/>
+        <w:jc w:val="both"/>
+      </w:pPr>
+      <w:r>
+        <w:t>Рассчитаем объём диска для сервера. Определим годовое количество комет по формуле 7 и прирост базы данных за год по формуле 8 (в среднем 10 лайков на комету), затем по формуле 9 — объём диска на 5 лет с запасом N</w:t>
+      </w:r>
+      <w:r>
+        <w:rPr>
+          <w:vertAlign w:val="subscript"/>
+        </w:rPr>
+        <w:t>reserve</w:t>
+      </w:r>
+      <w:r>
+        <w:t xml:space="preserve"> = 10 ГБ. Изображения и видео хранятся в Minio и в прирост базы данных не входят.</w:t>
+      </w:r>
+    </w:p>
+    <w:p>
+      <w:pPr>
+        <w:tabs>
+          <w:tab w:val="center" w:pos="4819"/>
+          <w:tab w:val="right" w:pos="9638"/>
+        </w:tabs>
+        <w:spacing w:before="60" w:after="60" w:line="360" w:lineRule="auto"/>
+      </w:pPr>
+      <w:r>
+        <w:tab/>
+      </w:r>
+      <m:oMath>
+        <m:sSub>
+          <m:sSubPr>
+            <m:ctrlPr>
+              <w:rPr>
+                <w:rFonts w:ascii="Cambria Math" w:hAnsi="Cambria Math"/>
+              </w:rPr>
+            </m:ctrlPr>
+          </m:sSubPr>
+          <m:e>
+            <m:r>
+              <w:rPr>
+                <w:rFonts w:ascii="Cambria Math" w:hAnsi="Cambria Math"/>
+              </w:rPr>
+              <m:t>N</m:t>
+            </m:r>
+          </m:e>
+          <m:sub>
+            <m:r>
+              <w:rPr>
+                <w:rFonts w:ascii="Cambria Math" w:hAnsi="Cambria Math"/>
+              </w:rPr>
+              <m:t>year</m:t>
+            </m:r>
+          </m:sub>
+        </m:sSub>
+        <m:r>
+          <w:rPr>
+            <w:rFonts w:ascii="Cambria Math" w:hAnsi="Cambria Math"/>
+          </w:rPr>
+          <m:t xml:space="preserve"> = </m:t>
+        </m:r>
+        <m:sSub>
+          <m:sSubPr>
+            <m:ctrlPr>
+              <w:rPr>
+                <w:rFonts w:ascii="Cambria Math" w:hAnsi="Cambria Math"/>
+              </w:rPr>
+            </m:ctrlPr>
+          </m:sSubPr>
+          <m:e>
+            <m:r>
+              <w:rPr>
+                <w:rFonts w:ascii="Cambria Math" w:hAnsi="Cambria Math"/>
+              </w:rPr>
+              <m:t>N</m:t>
+            </m:r>
+          </m:e>
+          <m:sub>
+            <m:r>
+              <w:rPr>
+                <w:rFonts w:ascii="Cambria Math" w:hAnsi="Cambria Math"/>
+              </w:rPr>
+              <m:t>comets/day</m:t>
+            </m:r>
+          </m:sub>
+        </m:sSub>
+        <m:r>
+          <w:rPr>
+            <w:rFonts w:ascii="Cambria Math" w:hAnsi="Cambria Math"/>
+          </w:rPr>
+          <m:t xml:space="preserve"> × 365 = 1500 × 365 = 547500 комет/год</m:t>
+        </m:r>
+      </m:oMath>
+      <w:r>
+        <w:tab/>
+        <w:t>(7)</w:t>
+      </w:r>
+    </w:p>
+    <w:p>
+      <w:pPr>
+        <w:tabs>
+          <w:tab w:val="center" w:pos="4819"/>
+          <w:tab w:val="right" w:pos="9638"/>
+        </w:tabs>
+        <w:spacing w:before="60" w:after="60" w:line="360" w:lineRule="auto"/>
+      </w:pPr>
+      <w:r>
+        <w:tab/>
+      </w:r>
+      <m:oMath>
+        <m:sSub>
+          <m:sSubPr>
+            <m:ctrlPr>
+              <w:rPr>
+                <w:rFonts w:ascii="Cambria Math" w:hAnsi="Cambria Math"/>
+              </w:rPr>
+            </m:ctrlPr>
+          </m:sSubPr>
+          <m:e>
+            <m:r>
+              <w:rPr>
+                <w:rFonts w:ascii="Cambria Math" w:hAnsi="Cambria Math"/>
+              </w:rPr>
+              <m:t>DB</m:t>
+            </m:r>
+          </m:e>
+          <m:sub>
+            <m:r>
+              <w:rPr>
+                <w:rFonts w:ascii="Cambria Math" w:hAnsi="Cambria Math"/>
+              </w:rPr>
+              <m:t>growth/year</m:t>
+            </m:r>
+          </m:sub>
+        </m:sSub>
+        <m:r>
+          <w:rPr>
+            <w:rFonts w:ascii="Cambria Math" w:hAnsi="Cambria Math"/>
+          </w:rPr>
+          <m:t xml:space="preserve"> = </m:t>
+        </m:r>
+        <m:f>
+          <m:fPr>
+            <m:ctrlPr>
+              <w:rPr>
+                <w:rFonts w:ascii="Cambria Math" w:hAnsi="Cambria Math"/>
+              </w:rPr>
+            </m:ctrlPr>
+          </m:fPr>
+          <m:num>
+            <m:sSub>
+              <m:sSubPr>
+                <m:ctrlPr>
+                  <w:rPr>
+                    <w:rFonts w:ascii="Cambria Math" w:hAnsi="Cambria Math"/>
+                  </w:rPr>
+                </m:ctrlPr>
+              </m:sSubPr>
+              <m:e>
+                <m:r>
+                  <w:rPr>
+                    <w:rFonts w:ascii="Cambria Math" w:hAnsi="Cambria Math"/>
+                  </w:rPr>
+                  <m:t>N</m:t>
+                </m:r>
+              </m:e>
+              <m:sub>
+                <m:r>
+                  <w:rPr>
+                    <w:rFonts w:ascii="Cambria Math" w:hAnsi="Cambria Math"/>
+                  </w:rPr>
+                  <m:t>year</m:t>
+                </m:r>
+              </m:sub>
+            </m:sSub>
+            <m:r>
+              <w:rPr>
+                <w:rFonts w:ascii="Cambria Math" w:hAnsi="Cambria Math"/>
+              </w:rPr>
+              <m:t xml:space="preserve"> × (</m:t>
+            </m:r>
+            <m:sSub>
+              <m:sSubPr>
+                <m:ctrlPr>
+                  <w:rPr>
+                    <w:rFonts w:ascii="Cambria Math" w:hAnsi="Cambria Math"/>
+                  </w:rPr>
+                </m:ctrlPr>
+              </m:sSubPr>
+              <m:e>
+                <m:r>
+                  <w:rPr>
+                    <w:rFonts w:ascii="Cambria Math" w:hAnsi="Cambria Math"/>
+                  </w:rPr>
+                  <m:t>S</m:t>
+                </m:r>
+              </m:e>
+              <m:sub>
+                <m:r>
+                  <w:rPr>
+                    <w:rFonts w:ascii="Cambria Math" w:hAnsi="Cambria Math"/>
+                  </w:rPr>
+                  <m:t>comet</m:t>
+                </m:r>
+              </m:sub>
+            </m:sSub>
+            <m:r>
+              <w:rPr>
+                <w:rFonts w:ascii="Cambria Math" w:hAnsi="Cambria Math"/>
+              </w:rPr>
+              <m:t xml:space="preserve"> + 10 × </m:t>
+            </m:r>
+            <m:sSub>
+              <m:sSubPr>
+                <m:ctrlPr>
+                  <w:rPr>
+                    <w:rFonts w:ascii="Cambria Math" w:hAnsi="Cambria Math"/>
+                  </w:rPr>
+                </m:ctrlPr>
+              </m:sSubPr>
+              <m:e>
+                <m:r>
+                  <w:rPr>
+                    <w:rFonts w:ascii="Cambria Math" w:hAnsi="Cambria Math"/>
+                  </w:rPr>
+                  <m:t>S</m:t>
+                </m:r>
+              </m:e>
+              <m:sub>
+                <m:r>
+                  <w:rPr>
+                    <w:rFonts w:ascii="Cambria Math" w:hAnsi="Cambria Math"/>
+                  </w:rPr>
+                  <m:t>like</m:t>
+                </m:r>
+              </m:sub>
+            </m:sSub>
+            <m:r>
+              <w:rPr>
+                <w:rFonts w:ascii="Cambria Math" w:hAnsi="Cambria Math"/>
+              </w:rPr>
+              <m:t>)</m:t>
+            </m:r>
+          </m:num>
+          <m:den>
+            <m:r>
+              <w:rPr>
+                <w:rFonts w:ascii="Cambria Math" w:hAnsi="Cambria Math"/>
+              </w:rPr>
+              <m:t>1024 × 1024 × 1024</m:t>
+            </m:r>
+          </m:den>
+        </m:f>
+        <m:r>
+          <w:rPr>
+            <w:rFonts w:ascii="Cambria Math" w:hAnsi="Cambria Math"/>
+          </w:rPr>
+          <m:t xml:space="preserve"> = </m:t>
+        </m:r>
+        <m:f>
+          <m:fPr>
+            <m:ctrlPr>
+              <w:rPr>
+                <w:rFonts w:ascii="Cambria Math" w:hAnsi="Cambria Math"/>
+              </w:rPr>
+            </m:ctrlPr>
+          </m:fPr>
+          <m:num>
+            <m:r>
+              <w:rPr>
+                <w:rFonts w:ascii="Cambria Math" w:hAnsi="Cambria Math"/>
+              </w:rPr>
+              <m:t>547500 × (1178 + 10 × 24)</m:t>
+            </m:r>
+          </m:num>
+          <m:den>
+            <m:r>
+              <w:rPr>
+                <w:rFonts w:ascii="Cambria Math" w:hAnsi="Cambria Math"/>
+              </w:rPr>
+              <m:t>1024 × 1024 × 1024</m:t>
+            </m:r>
+          </m:den>
+        </m:f>
+        <m:r>
+          <w:rPr>
+            <w:rFonts w:ascii="Cambria Math" w:hAnsi="Cambria Math"/>
+          </w:rPr>
+          <m:t xml:space="preserve"> ≈ 0,72 ГБ/год</m:t>
+        </m:r>
+      </m:oMath>
+      <w:r>
+        <w:tab/>
+        <w:t>(8)</w:t>
+      </w:r>
+    </w:p>
+    <w:p>
+      <w:pPr>
+        <w:tabs>
+          <w:tab w:val="center" w:pos="4819"/>
+          <w:tab w:val="right" w:pos="9638"/>
+        </w:tabs>
+        <w:spacing w:before="60" w:after="60" w:line="360" w:lineRule="auto"/>
+      </w:pPr>
+      <w:r>
+        <w:lastRenderedPageBreak/>
+        <w:tab/>
+      </w:r>
+      <m:oMath>
+        <m:sSub>
+          <m:sSubPr>
+            <m:ctrlPr>
+              <w:rPr>
+                <w:rFonts w:ascii="Cambria Math" w:hAnsi="Cambria Math"/>
+              </w:rPr>
+            </m:ctrlPr>
+          </m:sSubPr>
+          <m:e>
+            <m:r>
+              <w:rPr>
+                <w:rFonts w:ascii="Cambria Math" w:hAnsi="Cambria Math"/>
+              </w:rPr>
+              <m:t>Disk</m:t>
+            </m:r>
+          </m:e>
+          <m:sub>
+            <m:r>
+              <w:rPr>
+                <w:rFonts w:ascii="Cambria Math" w:hAnsi="Cambria Math"/>
+              </w:rPr>
+              <m:t>total</m:t>
+            </m:r>
+          </m:sub>
+        </m:sSub>
+        <m:r>
+          <w:rPr>
+            <w:rFonts w:ascii="Cambria Math" w:hAnsi="Cambria Math"/>
+          </w:rPr>
+          <m:t xml:space="preserve"> = 5 × </m:t>
+        </m:r>
+        <m:sSub>
+          <m:sSubPr>
+            <m:ctrlPr>
+              <w:rPr>
+                <w:rFonts w:ascii="Cambria Math" w:hAnsi="Cambria Math"/>
+              </w:rPr>
+            </m:ctrlPr>
+          </m:sSubPr>
+          <m:e>
+            <m:r>
+              <w:rPr>
+                <w:rFonts w:ascii="Cambria Math" w:hAnsi="Cambria Math"/>
+              </w:rPr>
+              <m:t>DB</m:t>
+            </m:r>
+          </m:e>
+          <m:sub>
+            <m:r>
+              <w:rPr>
+                <w:rFonts w:ascii="Cambria Math" w:hAnsi="Cambria Math"/>
+              </w:rPr>
+              <m:t>growth/year</m:t>
+            </m:r>
+          </m:sub>
+        </m:sSub>
+        <m:r>
+          <w:rPr>
+            <w:rFonts w:ascii="Cambria Math" w:hAnsi="Cambria Math"/>
+          </w:rPr>
+          <m:t xml:space="preserve"> + </m:t>
+        </m:r>
+        <m:sSub>
+          <m:sSubPr>
+            <m:ctrlPr>
+              <w:rPr>
+                <w:rFonts w:ascii="Cambria Math" w:hAnsi="Cambria Math"/>
+              </w:rPr>
+            </m:ctrlPr>
+          </m:sSubPr>
+          <m:e>
+            <m:r>
+              <w:rPr>
+                <w:rFonts w:ascii="Cambria Math" w:hAnsi="Cambria Math"/>
+              </w:rPr>
+              <m:t>N</m:t>
+            </m:r>
+          </m:e>
+          <m:sub>
+            <m:r>
+              <w:rPr>
+                <w:rFonts w:ascii="Cambria Math" w:hAnsi="Cambria Math"/>
+              </w:rPr>
+              <m:t>reserve</m:t>
+            </m:r>
+          </m:sub>
+        </m:sSub>
+        <m:r>
+          <w:rPr>
+            <w:rFonts w:ascii="Cambria Math" w:hAnsi="Cambria Math"/>
+          </w:rPr>
+          <m:t xml:space="preserve"> = 5 × 0,72 + 10 ≈ 14 ГБ</m:t>
+        </m:r>
+      </m:oMath>
+      <w:r>
+        <w:tab/>
+        <w:t>(9)</w:t>
+      </w:r>
+    </w:p>
+    <w:p>
+      <w:pPr>
+        <w:keepNext/>
+        <w:spacing w:before="240" w:after="240" w:line="360" w:lineRule="auto"/>
         <w:jc w:val="center"/>
       </w:pPr>
       <w:r>
-        <w:t>Рисунок 3 – диаграмма последовательности: HTTP-запросы бизнес-процесса от аутентификации до лайка</w:t>
-      </w:r>
-    </w:p>
-    <w:p>
-      <w:r>
-        <w:br w:type="page"/>
+        <w:rPr>
+          <w:b/>
+          <w:bCs/>
+        </w:rPr>
+        <w:t>АЛГОРИТМЫ</w:t>
+      </w:r>
+    </w:p>
+    <w:p>
+      <w:pPr>
+        <w:spacing w:line="360" w:lineRule="auto"/>
+        <w:ind w:firstLine="709"/>
+        <w:jc w:val="both"/>
+      </w:pPr>
+      <w:r>
+        <w:t>Алгоритм работы системы представлен на диаграмме последовательности (рисунок 3). Фронтенд создателя выполняет вход и получает JWT, затем запрашивает список комет, добавляет комету с изображением и видео, получает черновик, публикует комету, получает ленту без id и следующую комету по id и ставит лайк. Методы на диаграмме — это методы доменов users и comets с диаграммы классов.</w:t>
+      </w:r>
+    </w:p>
+    <w:p>
+      <w:pPr>
+        <w:spacing w:after="200" w:line="360" w:lineRule="auto"/>
+        <w:jc w:val="center"/>
+      </w:pPr>
+      <w:r>
+        <w:drawing>
+          <wp:inline distT="0" distB="0" distL="0" distR="0" wp14:anchorId="363A34D9" wp14:editId="25976270">
+            <wp:extent cx="6120130" cy="5405120"/>
+            <wp:effectExtent l="0" t="0" r="0" b="5080"/>
+            <wp:docPr id="4" name="Рисунок 4"/>
+            <wp:cNvGraphicFramePr>
+              <a:graphicFrameLocks xmlns:a="http://schemas.openxmlformats.org/drawingml/2006/main" noChangeAspect="1"/>
+            </wp:cNvGraphicFramePr>
+            <a:graphic xmlns:a="http://schemas.openxmlformats.org/drawingml/2006/main">
+              <a:graphicData uri="http://schemas.openxmlformats.org/drawingml/2006/picture">
+                <pic:pic xmlns:pic="http://schemas.openxmlformats.org/drawingml/2006/picture">
+                  <pic:nvPicPr>
+                    <pic:cNvPr id="1" name=""/>
+                    <pic:cNvPicPr/>
+                  </pic:nvPicPr>
+                  <pic:blipFill>
+                    <a:blip r:embed="rId9"/>
+                    <a:stretch>
+                      <a:fillRect/>
+                    </a:stretch>
+                  </pic:blipFill>
+                  <pic:spPr>
+                    <a:xfrm>
+                      <a:off x="0" y="0"/>
+                      <a:ext cx="6120130" cy="5405120"/>
+                    </a:xfrm>
+                    <a:prstGeom prst="rect">
+                      <a:avLst/>
+                    </a:prstGeom>
+                  </pic:spPr>
+                </pic:pic>
+              </a:graphicData>
+            </a:graphic>
+          </wp:inline>
+        </w:drawing>
+      </w:r>
+      <w:r>
+        <w:t>Рисунок 3 – Диаграмма последовательности</w:t>
       </w:r>
     </w:p>
     <w:p>
@@ -1115,7 +2053,7 @@
         <w:jc w:val="center"/>
       </w:pPr>
       <w:r>
-        <w:t>Листов 3</w:t>
+        <w:t>Листов 4</w:t>
       </w:r>
     </w:p>
     <w:p>
@@ -1316,8 +2254,13 @@
     </w:p>
     <w:p>
       <w:pPr>
+        <w:pStyle w:val="a4"/>
         <w:keepNext/>
-        <w:spacing w:before="220" w:after="100"/>
+        <w:numPr>
+          <w:ilvl w:val="0"/>
+          <w:numId w:val="2"/>
+        </w:numPr>
+        <w:spacing w:before="120" w:line="360" w:lineRule="auto"/>
       </w:pPr>
       <w:r>
         <w:rPr>
@@ -1325,204 +2268,214 @@
           <w:bCs/>
         </w:rPr>
         <w:lastRenderedPageBreak/>
-        <w:t>1. Цель</w:t>
-      </w:r>
-    </w:p>
-    <w:p>
-      <w:pPr>
-        <w:spacing w:after="100"/>
-        <w:ind w:firstLine="567"/>
-        <w:jc w:val="both"/>
-      </w:pPr>
-      <w:r>
-        <w:t>1.1. Разработать систему для ведения каталога комет и расчёта расстояния кометы от Солнца по её координатам на небесной сфере: веб-сервис, веб-приложение (SPA) и документацию.</w:t>
-      </w:r>
-    </w:p>
-    <w:p>
-      <w:pPr>
+        <w:t>Цель</w:t>
+      </w:r>
+    </w:p>
+    <w:p>
+      <w:pPr>
+        <w:spacing w:line="360" w:lineRule="auto"/>
+        <w:ind w:firstLine="709"/>
+        <w:jc w:val="both"/>
+      </w:pPr>
+      <w:r>
+        <w:t>Необходимо разработать систему, включающую в себя веб-сервис и веб-приложение, которая позволит гостям просматривать каталог комет и их орбитальные параметры, а создателям — добавлять, публиковать и удалять свои кометы и отмечать понравившиеся кометы лайками.</w:t>
+      </w:r>
+    </w:p>
+    <w:p>
+      <w:pPr>
+        <w:pStyle w:val="a4"/>
         <w:keepNext/>
-        <w:spacing w:before="220" w:after="100"/>
+        <w:numPr>
+          <w:ilvl w:val="0"/>
+          <w:numId w:val="2"/>
+        </w:numPr>
+        <w:spacing w:before="120" w:line="360" w:lineRule="auto"/>
       </w:pPr>
       <w:r>
         <w:rPr>
           <w:b/>
           <w:bCs/>
         </w:rPr>
-        <w:t>2. Назначение</w:t>
-      </w:r>
-    </w:p>
-    <w:p>
-      <w:pPr>
-        <w:spacing w:after="100"/>
-        <w:ind w:firstLine="567"/>
-        <w:jc w:val="both"/>
-      </w:pPr>
-      <w:r>
-        <w:t>2.1. Система предназначена для просмотра комет и их орбитальных параметров (период обращения, эксцентриситет орбиты), которые используются при расчёте расстояния кометы от Солнца, и для пополнения каталога пользователями.</w:t>
-      </w:r>
-    </w:p>
-    <w:p>
-      <w:pPr>
-        <w:spacing w:after="100"/>
-        <w:ind w:firstLine="567"/>
-        <w:jc w:val="both"/>
-      </w:pPr>
-      <w:r>
-        <w:t>2.2. В системе работают две группы пользователей: гость — просматривает ленту и плитку комет, фильтрует кометы по периоду обращения, регистрируется и входит в систему; создатель (авторизованный пользователь) — дополнительно добавляет кометы с изображением и видео, публикует и удаляет свои кометы, ставит лайки.</w:t>
-      </w:r>
-    </w:p>
-    <w:p>
-      <w:pPr>
+        <w:t>Назначение разработки</w:t>
+      </w:r>
+    </w:p>
+    <w:p>
+      <w:pPr>
+        <w:spacing w:line="360" w:lineRule="auto"/>
+        <w:ind w:firstLine="709"/>
+        <w:jc w:val="both"/>
+      </w:pPr>
+      <w:r>
+        <w:t>Система предназначена для ведения каталога комет и расчёта расстояния кометы от Солнца по её координатам на небесной сфере. Гости могут просматривать ленту и плитку комет, фильтровать кометы по периоду обращения и изучать их параметры: период обращения и эксцентриситет орбиты. Создатели могут добавлять кометы с изображением и видео, публиковать и удалять свои кометы и ставить лайки.</w:t>
+      </w:r>
+    </w:p>
+    <w:p>
+      <w:pPr>
+        <w:pStyle w:val="a4"/>
         <w:keepNext/>
-        <w:spacing w:before="220" w:after="100"/>
+        <w:numPr>
+          <w:ilvl w:val="0"/>
+          <w:numId w:val="2"/>
+        </w:numPr>
+        <w:spacing w:before="120" w:line="360" w:lineRule="auto"/>
       </w:pPr>
       <w:r>
         <w:rPr>
           <w:b/>
           <w:bCs/>
         </w:rPr>
-        <w:t>3. Задачи</w:t>
-      </w:r>
-    </w:p>
-    <w:p>
-      <w:pPr>
-        <w:spacing w:after="100"/>
-        <w:ind w:firstLine="567"/>
-        <w:jc w:val="both"/>
-      </w:pPr>
-      <w:r>
-        <w:t xml:space="preserve">3.1. Разработать дизайн приложения и три страницы на шаблонах (лента, добавление, плитка). Технологии: Figma, Go </w:t>
-      </w:r>
-      <w:r>
-        <w:rPr>
-          <w:rFonts w:ascii="Consolas" w:eastAsia="Consolas" w:hAnsi="Consolas" w:cs="Consolas"/>
-          <w:sz w:val="24"/>
-          <w:szCs w:val="24"/>
-        </w:rPr>
-        <w:t>html/template</w:t>
-      </w:r>
-      <w:r>
-        <w:t>, CSS, хранилище файлов Minio.</w:t>
-      </w:r>
-    </w:p>
-    <w:p>
-      <w:pPr>
-        <w:spacing w:after="100"/>
-        <w:ind w:firstLine="567"/>
-        <w:jc w:val="both"/>
-      </w:pPr>
-      <w:r>
-        <w:t>3.2. Разработать структуру базы данных и подключить её к бэкенду. Технологии: PostgreSQL 16, ORM gORM, Adminer, Docker.</w:t>
-      </w:r>
-    </w:p>
-    <w:p>
-      <w:pPr>
-        <w:spacing w:after="100"/>
-        <w:ind w:firstLine="567"/>
-        <w:jc w:val="both"/>
-        <w:rPr>
-          <w:lang w:val="en-US"/>
-        </w:rPr>
-      </w:pPr>
-      <w:r>
-        <w:t>3.3. Разработать веб-сервис с итоговой бизнес-логикой. Технологии</w:t>
-      </w:r>
-      <w:r>
-        <w:rPr>
-          <w:lang w:val="en-US"/>
-        </w:rPr>
-        <w:t xml:space="preserve">: Go </w:t>
-      </w:r>
-      <w:r>
-        <w:rPr>
-          <w:rFonts w:ascii="Consolas" w:eastAsia="Consolas" w:hAnsi="Consolas" w:cs="Consolas"/>
-          <w:sz w:val="24"/>
-          <w:szCs w:val="24"/>
-          <w:lang w:val="en-US"/>
-        </w:rPr>
-        <w:t>net/http</w:t>
-      </w:r>
-      <w:r>
-        <w:rPr>
-          <w:lang w:val="en-US"/>
-        </w:rPr>
-        <w:t>, REST, JSON, Minio, Postman.</w:t>
-      </w:r>
-    </w:p>
-    <w:p>
-      <w:pPr>
-        <w:spacing w:after="100"/>
-        <w:ind w:firstLine="567"/>
-        <w:jc w:val="both"/>
-      </w:pPr>
-      <w:r>
-        <w:t>3.4. Добавить в веб-сервис авторизацию и описание методов. Технологии: JWT (golang-jwt), чёрный список токенов в Redis 7, bcrypt, Swagger (swaggo).</w:t>
-      </w:r>
-    </w:p>
-    <w:p>
-      <w:pPr>
-        <w:spacing w:after="100"/>
-        <w:ind w:firstLine="567"/>
-        <w:jc w:val="both"/>
-      </w:pPr>
-      <w:r>
-        <w:t>3.5. Разработать базовое SPA для гостя: лента и плитка комет с фильтром. Технологии: React, TypeScript, Vite, React-Bootstrap.</w:t>
-      </w:r>
-    </w:p>
-    <w:p>
-      <w:pPr>
-        <w:spacing w:after="100"/>
-        <w:ind w:firstLine="567"/>
-        <w:jc w:val="both"/>
-      </w:pPr>
-      <w:r>
-        <w:t>3.6. Завершить интерфейс пользователя: аутентификация, добавление и публикация комет, лайки. Технологии: Redux Toolkit, redux-thunk, Axios, кодогенерация клиента по Swagger.</w:t>
-      </w:r>
-    </w:p>
-    <w:p>
-      <w:pPr>
-        <w:spacing w:after="100"/>
-        <w:ind w:firstLine="567"/>
-        <w:jc w:val="both"/>
-      </w:pPr>
-      <w:r>
-        <w:t>3.7. Внедрить адаптивность и собрать приложения. Технологии: адаптивная вёрстка, PWA, Tauri.</w:t>
-      </w:r>
-    </w:p>
-    <w:p>
-      <w:pPr>
-        <w:spacing w:after="100"/>
-        <w:ind w:firstLine="567"/>
-        <w:jc w:val="both"/>
-      </w:pPr>
-      <w:r>
-        <w:t>3.8. Развернуть демонстрационную версию фронтенда. Технологии: GitHub Pages.</w:t>
-      </w:r>
-    </w:p>
-    <w:p>
-      <w:pPr>
-        <w:spacing w:after="100"/>
-        <w:ind w:firstLine="567"/>
-        <w:jc w:val="both"/>
-      </w:pPr>
-      <w:r>
-        <w:t>3.9. Подготовить документацию: ТЗ, РПЗ, диаграммы ER, классов и последовательности. Технологии: StarUML, Swagger, README.</w:t>
-      </w:r>
-    </w:p>
-    <w:p>
-      <w:pPr>
-        <w:spacing w:after="100"/>
-        <w:ind w:firstLine="567"/>
-        <w:jc w:val="both"/>
-      </w:pPr>
-      <w:r>
-        <w:t>3.10. Вести разработку в двух репозиториях Git (бэкенд и фронтенд), каждая лабораторная работа — в отдельной ветке, названной по теме. Технологии: Git, GitHub.</w:t>
-      </w:r>
-    </w:p>
-    <w:p>
-      <w:pPr>
+        <w:t>Стадии и этапы разработки</w:t>
+      </w:r>
+    </w:p>
+    <w:p>
+      <w:pPr>
+        <w:pStyle w:val="a4"/>
+        <w:numPr>
+          <w:ilvl w:val="1"/>
+          <w:numId w:val="2"/>
+        </w:numPr>
+        <w:spacing w:line="360" w:lineRule="auto"/>
+        <w:jc w:val="both"/>
+      </w:pPr>
+      <w:r>
+        <w:t>Создание макета и трёх страниц на шаблонах (Figma, HTML, CSS, Go html/template)</w:t>
+      </w:r>
+    </w:p>
+    <w:p>
+      <w:pPr>
+        <w:pStyle w:val="a4"/>
+        <w:numPr>
+          <w:ilvl w:val="1"/>
+          <w:numId w:val="2"/>
+        </w:numPr>
+        <w:spacing w:line="360" w:lineRule="auto"/>
+        <w:jc w:val="both"/>
+      </w:pPr>
+      <w:r>
+        <w:t>Создание базы данных для хранения информации о кометах, пользователях и лайках (PostgreSQL, gORM)</w:t>
+      </w:r>
+    </w:p>
+    <w:p>
+      <w:pPr>
+        <w:pStyle w:val="a4"/>
+        <w:numPr>
+          <w:ilvl w:val="1"/>
+          <w:numId w:val="2"/>
+        </w:numPr>
+        <w:spacing w:line="360" w:lineRule="auto"/>
+        <w:jc w:val="both"/>
+      </w:pPr>
+      <w:r>
+        <w:t>Создание веб-сервиса на Golang с хранением изображений и видео в Minio</w:t>
+      </w:r>
+    </w:p>
+    <w:p>
+      <w:pPr>
+        <w:pStyle w:val="a4"/>
+        <w:numPr>
+          <w:ilvl w:val="1"/>
+          <w:numId w:val="2"/>
+        </w:numPr>
+        <w:spacing w:line="360" w:lineRule="auto"/>
+        <w:jc w:val="both"/>
+      </w:pPr>
+      <w:r>
+        <w:t>Реализация авторизации по JWT и хранения отозванных токенов в Redis, описание методов в Swagger</w:t>
+      </w:r>
+    </w:p>
+    <w:p>
+      <w:pPr>
+        <w:pStyle w:val="a4"/>
+        <w:numPr>
+          <w:ilvl w:val="1"/>
+          <w:numId w:val="2"/>
+        </w:numPr>
+        <w:spacing w:line="360" w:lineRule="auto"/>
+        <w:jc w:val="both"/>
+      </w:pPr>
+      <w:r>
+        <w:t>Разработка SPA на React и TypeScript для гостя</w:t>
+      </w:r>
+    </w:p>
+    <w:p>
+      <w:pPr>
+        <w:pStyle w:val="a4"/>
+        <w:numPr>
+          <w:ilvl w:val="1"/>
+          <w:numId w:val="2"/>
+        </w:numPr>
+        <w:spacing w:line="360" w:lineRule="auto"/>
+        <w:jc w:val="both"/>
+      </w:pPr>
+      <w:r>
+        <w:t>Разработка интерфейса создателя: Redux Toolkit, Axios, кодогенерация клиента по Swagger</w:t>
+      </w:r>
+    </w:p>
+    <w:p>
+      <w:pPr>
+        <w:pStyle w:val="a4"/>
+        <w:numPr>
+          <w:ilvl w:val="1"/>
+          <w:numId w:val="2"/>
+        </w:numPr>
+        <w:spacing w:line="360" w:lineRule="auto"/>
+        <w:jc w:val="both"/>
+      </w:pPr>
+      <w:r>
+        <w:t>Внедрение адаптивности, PWA, разработка нативного приложения на Tauri</w:t>
+      </w:r>
+    </w:p>
+    <w:p>
+      <w:pPr>
+        <w:pStyle w:val="a4"/>
+        <w:numPr>
+          <w:ilvl w:val="1"/>
+          <w:numId w:val="2"/>
+        </w:numPr>
+        <w:spacing w:line="360" w:lineRule="auto"/>
+        <w:jc w:val="both"/>
+      </w:pPr>
+      <w:r>
+        <w:t>Развёртывание приложения при помощи GitHub Pages</w:t>
+      </w:r>
+    </w:p>
+    <w:p>
+      <w:pPr>
+        <w:pStyle w:val="a4"/>
+        <w:numPr>
+          <w:ilvl w:val="1"/>
+          <w:numId w:val="2"/>
+        </w:numPr>
+        <w:spacing w:line="360" w:lineRule="auto"/>
+        <w:jc w:val="both"/>
+      </w:pPr>
+      <w:r>
+        <w:t>Подготовка всей документации (РПЗ, ТЗ и набор диаграмм в StarUML)</w:t>
+      </w:r>
+    </w:p>
+    <w:p>
+      <w:pPr>
+        <w:pStyle w:val="a4"/>
+        <w:numPr>
+          <w:ilvl w:val="1"/>
+          <w:numId w:val="2"/>
+        </w:numPr>
+        <w:spacing w:line="360" w:lineRule="auto"/>
+        <w:jc w:val="both"/>
+      </w:pPr>
+      <w:r>
+        <w:t>Оформление git-репозиториев бэкенда и фронтенда на сервисе GitHub</w:t>
+      </w:r>
+    </w:p>
+    <w:p>
+      <w:pPr>
+        <w:pStyle w:val="a4"/>
         <w:keepNext/>
-        <w:spacing w:before="220" w:after="100"/>
+        <w:numPr>
+          <w:ilvl w:val="0"/>
+          <w:numId w:val="2"/>
+        </w:numPr>
+        <w:spacing w:before="120" w:line="360" w:lineRule="auto"/>
       </w:pPr>
       <w:r>
         <w:rPr>
@@ -1530,524 +2483,1085 @@
           <w:bCs/>
         </w:rPr>
         <w:lastRenderedPageBreak/>
-        <w:t>4. Функциональные требования</w:t>
-      </w:r>
-    </w:p>
-    <w:p>
-      <w:pPr>
-        <w:spacing w:after="100"/>
-        <w:ind w:firstLine="567"/>
-        <w:jc w:val="both"/>
+        <w:t>Требования к функциональным характеристикам</w:t>
+      </w:r>
+    </w:p>
+    <w:p>
+      <w:pPr>
+        <w:pStyle w:val="a4"/>
+        <w:numPr>
+          <w:ilvl w:val="1"/>
+          <w:numId w:val="2"/>
+        </w:numPr>
+        <w:spacing w:line="360" w:lineRule="auto"/>
+        <w:jc w:val="both"/>
+      </w:pPr>
+      <w:r>
+        <w:t>Методы HTTP</w:t>
+      </w:r>
+    </w:p>
+    <w:p>
+      <w:pPr>
+        <w:pStyle w:val="a4"/>
+        <w:numPr>
+          <w:ilvl w:val="2"/>
+          <w:numId w:val="2"/>
+        </w:numPr>
+        <w:spacing w:line="360" w:lineRule="auto"/>
+        <w:jc w:val="both"/>
+      </w:pPr>
+      <w:r>
+        <w:t>GET Получение списка комет с фильтром по периоду обращения</w:t>
+      </w:r>
+    </w:p>
+    <w:p>
+      <w:pPr>
+        <w:pStyle w:val="a4"/>
+        <w:numPr>
+          <w:ilvl w:val="2"/>
+          <w:numId w:val="2"/>
+        </w:numPr>
+        <w:spacing w:line="360" w:lineRule="auto"/>
+        <w:jc w:val="both"/>
+      </w:pPr>
+      <w:r>
+        <w:t>GET Получение кометы ленты</w:t>
+      </w:r>
+    </w:p>
+    <w:p>
+      <w:pPr>
+        <w:pStyle w:val="a4"/>
+        <w:numPr>
+          <w:ilvl w:val="2"/>
+          <w:numId w:val="2"/>
+        </w:numPr>
+        <w:spacing w:line="360" w:lineRule="auto"/>
+        <w:jc w:val="both"/>
+      </w:pPr>
+      <w:r>
+        <w:t>GET Получение черновика</w:t>
+      </w:r>
+    </w:p>
+    <w:p>
+      <w:pPr>
+        <w:pStyle w:val="a4"/>
+        <w:numPr>
+          <w:ilvl w:val="2"/>
+          <w:numId w:val="2"/>
+        </w:numPr>
+        <w:spacing w:line="360" w:lineRule="auto"/>
+        <w:jc w:val="both"/>
+      </w:pPr>
+      <w:r>
+        <w:t>POST Добавление кометы с изображением и видео</w:t>
+      </w:r>
+    </w:p>
+    <w:p>
+      <w:pPr>
+        <w:pStyle w:val="a4"/>
+        <w:numPr>
+          <w:ilvl w:val="2"/>
+          <w:numId w:val="2"/>
+        </w:numPr>
+        <w:spacing w:line="360" w:lineRule="auto"/>
+        <w:jc w:val="both"/>
+      </w:pPr>
+      <w:r>
+        <w:t>PUT Публикация кометы</w:t>
+      </w:r>
+    </w:p>
+    <w:p>
+      <w:pPr>
+        <w:pStyle w:val="a4"/>
+        <w:numPr>
+          <w:ilvl w:val="2"/>
+          <w:numId w:val="2"/>
+        </w:numPr>
+        <w:spacing w:line="360" w:lineRule="auto"/>
+        <w:jc w:val="both"/>
+      </w:pPr>
+      <w:r>
+        <w:t>DELETE Удаление кометы</w:t>
+      </w:r>
+    </w:p>
+    <w:p>
+      <w:pPr>
+        <w:pStyle w:val="a4"/>
+        <w:numPr>
+          <w:ilvl w:val="2"/>
+          <w:numId w:val="2"/>
+        </w:numPr>
+        <w:spacing w:line="360" w:lineRule="auto"/>
+        <w:jc w:val="both"/>
+      </w:pPr>
+      <w:r>
+        <w:t>POST Лайк кометы</w:t>
+      </w:r>
+    </w:p>
+    <w:p>
+      <w:pPr>
+        <w:pStyle w:val="a4"/>
+        <w:numPr>
+          <w:ilvl w:val="2"/>
+          <w:numId w:val="2"/>
+        </w:numPr>
+        <w:spacing w:line="360" w:lineRule="auto"/>
+        <w:jc w:val="both"/>
+      </w:pPr>
+      <w:r>
+        <w:t>POST Регистрация</w:t>
+      </w:r>
+    </w:p>
+    <w:p>
+      <w:pPr>
+        <w:pStyle w:val="a4"/>
+        <w:numPr>
+          <w:ilvl w:val="2"/>
+          <w:numId w:val="2"/>
+        </w:numPr>
+        <w:spacing w:line="360" w:lineRule="auto"/>
+        <w:jc w:val="both"/>
+      </w:pPr>
+      <w:r>
+        <w:t>POST Аутентификация</w:t>
+      </w:r>
+    </w:p>
+    <w:p>
+      <w:pPr>
+        <w:pStyle w:val="a4"/>
+        <w:numPr>
+          <w:ilvl w:val="2"/>
+          <w:numId w:val="2"/>
+        </w:numPr>
+        <w:spacing w:line="360" w:lineRule="auto"/>
+        <w:jc w:val="both"/>
+      </w:pPr>
+      <w:r>
+        <w:t>POST Деавторизация</w:t>
+      </w:r>
+    </w:p>
+    <w:p>
+      <w:pPr>
+        <w:pStyle w:val="a4"/>
+        <w:numPr>
+          <w:ilvl w:val="1"/>
+          <w:numId w:val="2"/>
+        </w:numPr>
+        <w:spacing w:line="360" w:lineRule="auto"/>
+        <w:jc w:val="both"/>
+      </w:pPr>
+      <w:r>
+        <w:t>Меню</w:t>
+      </w:r>
+    </w:p>
+    <w:p>
+      <w:pPr>
+        <w:pStyle w:val="a4"/>
+        <w:numPr>
+          <w:ilvl w:val="2"/>
+          <w:numId w:val="2"/>
+        </w:numPr>
+        <w:spacing w:line="360" w:lineRule="auto"/>
+        <w:jc w:val="both"/>
+      </w:pPr>
+      <w:r>
+        <w:t>Доступно всем</w:t>
+      </w:r>
+    </w:p>
+    <w:p>
+      <w:pPr>
+        <w:pStyle w:val="a4"/>
+        <w:numPr>
+          <w:ilvl w:val="2"/>
+          <w:numId w:val="2"/>
+        </w:numPr>
+        <w:spacing w:line="360" w:lineRule="auto"/>
+        <w:jc w:val="both"/>
+      </w:pPr>
+      <w:r>
+        <w:t>Отображает элементы навигации в веб-приложении</w:t>
+      </w:r>
+    </w:p>
+    <w:p>
+      <w:pPr>
+        <w:pStyle w:val="a4"/>
+        <w:numPr>
+          <w:ilvl w:val="3"/>
+          <w:numId w:val="2"/>
+        </w:numPr>
+        <w:spacing w:line="360" w:lineRule="auto"/>
+        <w:jc w:val="both"/>
+      </w:pPr>
+      <w:r>
+        <w:t>Лента – переход на страницу 4.4</w:t>
+      </w:r>
+    </w:p>
+    <w:p>
+      <w:pPr>
+        <w:pStyle w:val="a4"/>
+        <w:numPr>
+          <w:ilvl w:val="3"/>
+          <w:numId w:val="2"/>
+        </w:numPr>
+        <w:spacing w:line="360" w:lineRule="auto"/>
+        <w:jc w:val="both"/>
+      </w:pPr>
+      <w:r>
+        <w:t>Плитка – переход на страницу 4.5</w:t>
+      </w:r>
+    </w:p>
+    <w:p>
+      <w:pPr>
+        <w:pStyle w:val="a4"/>
+        <w:numPr>
+          <w:ilvl w:val="3"/>
+          <w:numId w:val="2"/>
+        </w:numPr>
+        <w:spacing w:line="360" w:lineRule="auto"/>
+        <w:jc w:val="both"/>
+      </w:pPr>
+      <w:r>
+        <w:t>Добавление (доступно создателям) – переход на страницу 4.6</w:t>
+      </w:r>
+    </w:p>
+    <w:p>
+      <w:pPr>
+        <w:pStyle w:val="a4"/>
+        <w:numPr>
+          <w:ilvl w:val="3"/>
+          <w:numId w:val="2"/>
+        </w:numPr>
+        <w:spacing w:line="360" w:lineRule="auto"/>
+        <w:jc w:val="both"/>
+      </w:pPr>
+      <w:r>
+        <w:t>Вход (доступно гостям) – переход на страницу 4.3</w:t>
+      </w:r>
+    </w:p>
+    <w:p>
+      <w:pPr>
+        <w:pStyle w:val="a4"/>
+        <w:numPr>
+          <w:ilvl w:val="3"/>
+          <w:numId w:val="2"/>
+        </w:numPr>
+        <w:spacing w:line="360" w:lineRule="auto"/>
+        <w:jc w:val="both"/>
+      </w:pPr>
+      <w:r>
+        <w:t>Выход (доступно создателям) – вызов метода 4.1.10</w:t>
+      </w:r>
+    </w:p>
+    <w:p>
+      <w:pPr>
+        <w:pStyle w:val="a4"/>
+        <w:numPr>
+          <w:ilvl w:val="1"/>
+          <w:numId w:val="2"/>
+        </w:numPr>
+        <w:spacing w:line="360" w:lineRule="auto"/>
+        <w:jc w:val="both"/>
+      </w:pPr>
+      <w:r>
+        <w:t>Аутентификация</w:t>
+      </w:r>
+    </w:p>
+    <w:p>
+      <w:pPr>
+        <w:pStyle w:val="a4"/>
+        <w:numPr>
+          <w:ilvl w:val="2"/>
+          <w:numId w:val="2"/>
+        </w:numPr>
+        <w:spacing w:line="360" w:lineRule="auto"/>
+        <w:jc w:val="both"/>
+      </w:pPr>
+      <w:r>
+        <w:t>Доступна гостям</w:t>
+      </w:r>
+    </w:p>
+    <w:p>
+      <w:pPr>
+        <w:pStyle w:val="a4"/>
+        <w:numPr>
+          <w:ilvl w:val="2"/>
+          <w:numId w:val="2"/>
+        </w:numPr>
+        <w:spacing w:line="360" w:lineRule="auto"/>
+        <w:jc w:val="both"/>
+      </w:pPr>
+      <w:r>
+        <w:t>Отображает форму входа и регистрации</w:t>
+      </w:r>
+    </w:p>
+    <w:p>
+      <w:pPr>
+        <w:pStyle w:val="a4"/>
+        <w:numPr>
+          <w:ilvl w:val="3"/>
+          <w:numId w:val="2"/>
+        </w:numPr>
+        <w:spacing w:line="360" w:lineRule="auto"/>
+        <w:jc w:val="both"/>
+      </w:pPr>
+      <w:r>
+        <w:t>Поле логина</w:t>
+      </w:r>
+    </w:p>
+    <w:p>
+      <w:pPr>
+        <w:pStyle w:val="a4"/>
+        <w:numPr>
+          <w:ilvl w:val="3"/>
+          <w:numId w:val="2"/>
+        </w:numPr>
+        <w:spacing w:line="360" w:lineRule="auto"/>
+        <w:jc w:val="both"/>
+      </w:pPr>
+      <w:r>
+        <w:t>Поле имени (при регистрации)</w:t>
+      </w:r>
+    </w:p>
+    <w:p>
+      <w:pPr>
+        <w:pStyle w:val="a4"/>
+        <w:numPr>
+          <w:ilvl w:val="3"/>
+          <w:numId w:val="2"/>
+        </w:numPr>
+        <w:spacing w:line="360" w:lineRule="auto"/>
+        <w:jc w:val="both"/>
+      </w:pPr>
+      <w:r>
+        <w:t>Поле пароля</w:t>
+      </w:r>
+    </w:p>
+    <w:p>
+      <w:pPr>
+        <w:pStyle w:val="a4"/>
+        <w:numPr>
+          <w:ilvl w:val="2"/>
+          <w:numId w:val="2"/>
+        </w:numPr>
+        <w:spacing w:line="360" w:lineRule="auto"/>
+        <w:jc w:val="both"/>
+      </w:pPr>
+      <w:r>
+        <w:t>Действия</w:t>
+      </w:r>
+    </w:p>
+    <w:p>
+      <w:pPr>
+        <w:pStyle w:val="a4"/>
+        <w:numPr>
+          <w:ilvl w:val="3"/>
+          <w:numId w:val="2"/>
+        </w:numPr>
+        <w:spacing w:line="360" w:lineRule="auto"/>
+        <w:jc w:val="both"/>
+      </w:pPr>
+      <w:r>
+        <w:t>Войти – вызов метода 4.1.9</w:t>
+      </w:r>
+    </w:p>
+    <w:p>
+      <w:pPr>
+        <w:pStyle w:val="a4"/>
+        <w:numPr>
+          <w:ilvl w:val="3"/>
+          <w:numId w:val="2"/>
+        </w:numPr>
+        <w:spacing w:line="360" w:lineRule="auto"/>
+        <w:jc w:val="both"/>
+      </w:pPr>
+      <w:r>
+        <w:t>Зарегистрироваться – вызов метода 4.1.8</w:t>
+      </w:r>
+    </w:p>
+    <w:p>
+      <w:pPr>
+        <w:pStyle w:val="a4"/>
+        <w:numPr>
+          <w:ilvl w:val="1"/>
+          <w:numId w:val="2"/>
+        </w:numPr>
+        <w:spacing w:line="360" w:lineRule="auto"/>
+        <w:jc w:val="both"/>
+      </w:pPr>
+      <w:r>
+        <w:t>Лента комет</w:t>
+      </w:r>
+    </w:p>
+    <w:p>
+      <w:pPr>
+        <w:pStyle w:val="a4"/>
+        <w:numPr>
+          <w:ilvl w:val="2"/>
+          <w:numId w:val="2"/>
+        </w:numPr>
+        <w:spacing w:line="360" w:lineRule="auto"/>
+        <w:jc w:val="both"/>
+      </w:pPr>
+      <w:r>
+        <w:lastRenderedPageBreak/>
+        <w:t>Доступна всем</w:t>
+      </w:r>
+    </w:p>
+    <w:p>
+      <w:pPr>
+        <w:pStyle w:val="a4"/>
+        <w:numPr>
+          <w:ilvl w:val="2"/>
+          <w:numId w:val="2"/>
+        </w:numPr>
+        <w:spacing w:line="360" w:lineRule="auto"/>
+        <w:jc w:val="both"/>
+      </w:pPr>
+      <w:r>
+        <w:t>Отображает одну комету на весь экран (вызов метода 4.1.2)</w:t>
+      </w:r>
+    </w:p>
+    <w:p>
+      <w:pPr>
+        <w:pStyle w:val="a4"/>
+        <w:numPr>
+          <w:ilvl w:val="3"/>
+          <w:numId w:val="2"/>
+        </w:numPr>
+        <w:spacing w:line="360" w:lineRule="auto"/>
+        <w:jc w:val="both"/>
+      </w:pPr>
+      <w:r>
+        <w:t>Видео кометы</w:t>
+      </w:r>
+    </w:p>
+    <w:p>
+      <w:pPr>
+        <w:pStyle w:val="a4"/>
+        <w:numPr>
+          <w:ilvl w:val="3"/>
+          <w:numId w:val="2"/>
+        </w:numPr>
+        <w:spacing w:line="360" w:lineRule="auto"/>
+        <w:jc w:val="both"/>
+      </w:pPr>
+      <w:r>
+        <w:t>Название и краткое описание (2 строки и «Ещё»)</w:t>
+      </w:r>
+    </w:p>
+    <w:p>
+      <w:pPr>
+        <w:pStyle w:val="a4"/>
+        <w:numPr>
+          <w:ilvl w:val="3"/>
+          <w:numId w:val="2"/>
+        </w:numPr>
+        <w:spacing w:line="360" w:lineRule="auto"/>
+        <w:jc w:val="both"/>
+      </w:pPr>
+      <w:r>
+        <w:t>Период обращения и эксцентриситет</w:t>
+      </w:r>
+    </w:p>
+    <w:p>
+      <w:pPr>
+        <w:pStyle w:val="a4"/>
+        <w:numPr>
+          <w:ilvl w:val="3"/>
+          <w:numId w:val="2"/>
+        </w:numPr>
+        <w:spacing w:line="360" w:lineRule="auto"/>
+        <w:jc w:val="both"/>
+      </w:pPr>
+      <w:r>
+        <w:t>Количество лайков</w:t>
+      </w:r>
+    </w:p>
+    <w:p>
+      <w:pPr>
+        <w:pStyle w:val="a4"/>
+        <w:numPr>
+          <w:ilvl w:val="2"/>
+          <w:numId w:val="2"/>
+        </w:numPr>
+        <w:spacing w:line="360" w:lineRule="auto"/>
+        <w:jc w:val="both"/>
+      </w:pPr>
+      <w:r>
+        <w:t>Действия</w:t>
+      </w:r>
+    </w:p>
+    <w:p>
+      <w:pPr>
+        <w:pStyle w:val="a4"/>
+        <w:numPr>
+          <w:ilvl w:val="3"/>
+          <w:numId w:val="2"/>
+        </w:numPr>
+        <w:spacing w:line="360" w:lineRule="auto"/>
+        <w:jc w:val="both"/>
+      </w:pPr>
+      <w:r>
+        <w:t>Следующая – вызов метода 4.1.2 с параметром next</w:t>
+      </w:r>
+    </w:p>
+    <w:p>
+      <w:pPr>
+        <w:pStyle w:val="a4"/>
+        <w:numPr>
+          <w:ilvl w:val="3"/>
+          <w:numId w:val="2"/>
+        </w:numPr>
+        <w:spacing w:line="360" w:lineRule="auto"/>
+        <w:jc w:val="both"/>
+      </w:pPr>
+      <w:r>
+        <w:t>Лайк (доступно создателям) – вызов метода 4.1.7</w:t>
+      </w:r>
+    </w:p>
+    <w:p>
+      <w:pPr>
+        <w:pStyle w:val="a4"/>
+        <w:numPr>
+          <w:ilvl w:val="1"/>
+          <w:numId w:val="2"/>
+        </w:numPr>
+        <w:spacing w:line="360" w:lineRule="auto"/>
+        <w:jc w:val="both"/>
+      </w:pPr>
+      <w:r>
+        <w:t>Плитка комет</w:t>
+      </w:r>
+    </w:p>
+    <w:p>
+      <w:pPr>
+        <w:pStyle w:val="a4"/>
+        <w:numPr>
+          <w:ilvl w:val="2"/>
+          <w:numId w:val="2"/>
+        </w:numPr>
+        <w:spacing w:line="360" w:lineRule="auto"/>
+        <w:jc w:val="both"/>
+      </w:pPr>
+      <w:r>
+        <w:t>Доступна всем</w:t>
+      </w:r>
+    </w:p>
+    <w:p>
+      <w:pPr>
+        <w:pStyle w:val="a4"/>
+        <w:numPr>
+          <w:ilvl w:val="2"/>
+          <w:numId w:val="2"/>
+        </w:numPr>
+        <w:spacing w:line="360" w:lineRule="auto"/>
+        <w:jc w:val="both"/>
+      </w:pPr>
+      <w:r>
+        <w:t>Отображает карточки опубликованных комет (вызов метода 4.1.1)</w:t>
+      </w:r>
+    </w:p>
+    <w:p>
+      <w:pPr>
+        <w:pStyle w:val="a4"/>
+        <w:numPr>
+          <w:ilvl w:val="3"/>
+          <w:numId w:val="2"/>
+        </w:numPr>
+        <w:spacing w:line="360" w:lineRule="auto"/>
+        <w:jc w:val="both"/>
+      </w:pPr>
+      <w:r>
+        <w:t>Изображение кометы</w:t>
+      </w:r>
+    </w:p>
+    <w:p>
+      <w:pPr>
+        <w:pStyle w:val="a4"/>
+        <w:numPr>
+          <w:ilvl w:val="3"/>
+          <w:numId w:val="2"/>
+        </w:numPr>
+        <w:spacing w:line="360" w:lineRule="auto"/>
+        <w:jc w:val="both"/>
+      </w:pPr>
+      <w:r>
+        <w:t>Название кометы</w:t>
+      </w:r>
+    </w:p>
+    <w:p>
+      <w:pPr>
+        <w:pStyle w:val="a4"/>
+        <w:numPr>
+          <w:ilvl w:val="3"/>
+          <w:numId w:val="2"/>
+        </w:numPr>
+        <w:spacing w:line="360" w:lineRule="auto"/>
+        <w:jc w:val="both"/>
+      </w:pPr>
+      <w:r>
+        <w:t>Период обращения</w:t>
+      </w:r>
+    </w:p>
+    <w:p>
+      <w:pPr>
+        <w:pStyle w:val="a4"/>
+        <w:numPr>
+          <w:ilvl w:val="3"/>
+          <w:numId w:val="2"/>
+        </w:numPr>
+        <w:spacing w:line="360" w:lineRule="auto"/>
+        <w:jc w:val="both"/>
+      </w:pPr>
+      <w:r>
+        <w:t>Количество лайков</w:t>
+      </w:r>
+    </w:p>
+    <w:p>
+      <w:pPr>
+        <w:pStyle w:val="a4"/>
+        <w:numPr>
+          <w:ilvl w:val="2"/>
+          <w:numId w:val="2"/>
+        </w:numPr>
+        <w:spacing w:line="360" w:lineRule="auto"/>
+        <w:jc w:val="both"/>
+      </w:pPr>
+      <w:r>
+        <w:t>Действия</w:t>
+      </w:r>
+    </w:p>
+    <w:p>
+      <w:pPr>
+        <w:pStyle w:val="a4"/>
+        <w:numPr>
+          <w:ilvl w:val="3"/>
+          <w:numId w:val="2"/>
+        </w:numPr>
+        <w:spacing w:line="360" w:lineRule="auto"/>
+        <w:jc w:val="both"/>
+      </w:pPr>
+      <w:r>
+        <w:t>Фильтр по периоду обращения «от» и «до» – вызов метода 4.1.1 с заданными параметрами</w:t>
+      </w:r>
+    </w:p>
+    <w:p>
+      <w:pPr>
+        <w:pStyle w:val="a4"/>
+        <w:numPr>
+          <w:ilvl w:val="3"/>
+          <w:numId w:val="2"/>
+        </w:numPr>
+        <w:spacing w:line="360" w:lineRule="auto"/>
+        <w:jc w:val="both"/>
+      </w:pPr>
+      <w:r>
+        <w:t>Карточка – переход на страницу 4.4</w:t>
+      </w:r>
+    </w:p>
+    <w:p>
+      <w:pPr>
+        <w:pStyle w:val="a4"/>
+        <w:numPr>
+          <w:ilvl w:val="3"/>
+          <w:numId w:val="2"/>
+        </w:numPr>
+        <w:spacing w:line="360" w:lineRule="auto"/>
+        <w:jc w:val="both"/>
+      </w:pPr>
+      <w:r>
+        <w:t>Удалить (доступно создателю кометы) – вызов метода 4.1.6</w:t>
+      </w:r>
+    </w:p>
+    <w:p>
+      <w:pPr>
+        <w:pStyle w:val="a4"/>
+        <w:numPr>
+          <w:ilvl w:val="1"/>
+          <w:numId w:val="2"/>
+        </w:numPr>
+        <w:spacing w:line="360" w:lineRule="auto"/>
+        <w:jc w:val="both"/>
+      </w:pPr>
+      <w:r>
+        <w:t>Добавление кометы</w:t>
+      </w:r>
+    </w:p>
+    <w:p>
+      <w:pPr>
+        <w:pStyle w:val="a4"/>
+        <w:numPr>
+          <w:ilvl w:val="2"/>
+          <w:numId w:val="2"/>
+        </w:numPr>
+        <w:spacing w:line="360" w:lineRule="auto"/>
+        <w:jc w:val="both"/>
+      </w:pPr>
+      <w:r>
+        <w:t>Доступна создателям</w:t>
+      </w:r>
+    </w:p>
+    <w:p>
+      <w:pPr>
+        <w:pStyle w:val="a4"/>
+        <w:numPr>
+          <w:ilvl w:val="2"/>
+          <w:numId w:val="2"/>
+        </w:numPr>
+        <w:spacing w:line="360" w:lineRule="auto"/>
+        <w:jc w:val="both"/>
+      </w:pPr>
+      <w:r>
+        <w:t>Отображает черновик создателя (вызов метода 4.1.3) или форму новой кометы</w:t>
+      </w:r>
+    </w:p>
+    <w:p>
+      <w:pPr>
+        <w:pStyle w:val="a4"/>
+        <w:numPr>
+          <w:ilvl w:val="3"/>
+          <w:numId w:val="2"/>
+        </w:numPr>
+        <w:spacing w:line="360" w:lineRule="auto"/>
+        <w:jc w:val="both"/>
+      </w:pPr>
+      <w:r>
+        <w:t>Название кометы</w:t>
+      </w:r>
+    </w:p>
+    <w:p>
+      <w:pPr>
+        <w:pStyle w:val="a4"/>
+        <w:numPr>
+          <w:ilvl w:val="3"/>
+          <w:numId w:val="2"/>
+        </w:numPr>
+        <w:spacing w:line="360" w:lineRule="auto"/>
+        <w:jc w:val="both"/>
+      </w:pPr>
+      <w:r>
+        <w:t>Изображение и видео</w:t>
+      </w:r>
+    </w:p>
+    <w:p>
+      <w:pPr>
+        <w:pStyle w:val="a4"/>
+        <w:numPr>
+          <w:ilvl w:val="3"/>
+          <w:numId w:val="2"/>
+        </w:numPr>
+        <w:spacing w:line="360" w:lineRule="auto"/>
+        <w:jc w:val="both"/>
+      </w:pPr>
+      <w:r>
+        <w:t>Краткое описание, период обращения и эксцентриситет (для черновика)</w:t>
+      </w:r>
+    </w:p>
+    <w:p>
+      <w:pPr>
+        <w:pStyle w:val="a4"/>
+        <w:numPr>
+          <w:ilvl w:val="2"/>
+          <w:numId w:val="2"/>
+        </w:numPr>
+        <w:spacing w:line="360" w:lineRule="auto"/>
+        <w:jc w:val="both"/>
+      </w:pPr>
+      <w:r>
+        <w:t>Действия</w:t>
+      </w:r>
+    </w:p>
+    <w:p>
+      <w:pPr>
+        <w:pStyle w:val="a4"/>
+        <w:numPr>
+          <w:ilvl w:val="3"/>
+          <w:numId w:val="2"/>
+        </w:numPr>
+        <w:spacing w:line="360" w:lineRule="auto"/>
+        <w:jc w:val="both"/>
+      </w:pPr>
+      <w:r>
+        <w:lastRenderedPageBreak/>
+        <w:t>Далее – вызов метода 4.1.4</w:t>
+      </w:r>
+    </w:p>
+    <w:p>
+      <w:pPr>
+        <w:pStyle w:val="a4"/>
+        <w:numPr>
+          <w:ilvl w:val="3"/>
+          <w:numId w:val="2"/>
+        </w:numPr>
+        <w:spacing w:line="360" w:lineRule="auto"/>
+        <w:jc w:val="both"/>
+      </w:pPr>
+      <w:r>
+        <w:t>Опубликовать – вызов метода 4.1.5</w:t>
+      </w:r>
+    </w:p>
+    <w:p>
+      <w:pPr>
+        <w:pStyle w:val="a4"/>
+        <w:keepNext/>
+        <w:numPr>
+          <w:ilvl w:val="0"/>
+          <w:numId w:val="2"/>
+        </w:numPr>
+        <w:spacing w:before="120" w:line="360" w:lineRule="auto"/>
       </w:pPr>
       <w:r>
         <w:rPr>
           <w:b/>
           <w:bCs/>
         </w:rPr>
-        <w:t xml:space="preserve">4.1. HTTP-методы веб-сервиса. </w:t>
-      </w:r>
-      <w:r>
-        <w:t xml:space="preserve">Все методы начинаются с </w:t>
-      </w:r>
-      <w:r>
-        <w:rPr>
-          <w:rFonts w:ascii="Consolas" w:eastAsia="Consolas" w:hAnsi="Consolas" w:cs="Consolas"/>
-          <w:sz w:val="24"/>
-          <w:szCs w:val="24"/>
-        </w:rPr>
-        <w:t>/api</w:t>
-      </w:r>
-      <w:r>
-        <w:t>, обмен — в формате JSON. Полный перечень с входными и выходными данными приведён в приложении Б.</w:t>
-      </w:r>
-    </w:p>
-    <w:p>
-      <w:pPr>
-        <w:spacing w:after="60"/>
-        <w:ind w:left="567" w:hanging="283"/>
-        <w:jc w:val="both"/>
-      </w:pPr>
-      <w:r>
-        <w:t>4.1.1. Гостю доступны: список комет с фильтром, лента, регистрация, аутентификация.</w:t>
-      </w:r>
-    </w:p>
-    <w:p>
-      <w:pPr>
-        <w:spacing w:after="60"/>
-        <w:ind w:left="567" w:hanging="283"/>
-        <w:jc w:val="both"/>
-      </w:pPr>
-      <w:r>
-        <w:t xml:space="preserve">4.1.2. Создателю дополнительно доступны: черновик, добавление, публикация, удаление своей кометы, лайк, деавторизация. Токен JWT передаётся в заголовке </w:t>
-      </w:r>
-      <w:r>
-        <w:rPr>
-          <w:rFonts w:ascii="Consolas" w:eastAsia="Consolas" w:hAnsi="Consolas" w:cs="Consolas"/>
-          <w:sz w:val="24"/>
-          <w:szCs w:val="24"/>
-        </w:rPr>
-        <w:t>Authorization: Bearer</w:t>
-      </w:r>
-      <w:r>
-        <w:t>.</w:t>
-      </w:r>
-    </w:p>
-    <w:p>
-      <w:pPr>
-        <w:spacing w:after="60"/>
-        <w:ind w:left="567" w:hanging="283"/>
-        <w:jc w:val="both"/>
-      </w:pPr>
-      <w:r>
-        <w:t>4.1.3. Статус кометы меняется только так: черновик → опубликована, черновик или опубликована → удалена. Удалённые кометы клиенту не передаются. У пользователя не более одного черновика.</w:t>
-      </w:r>
-    </w:p>
-    <w:p>
-      <w:pPr>
-        <w:spacing w:after="100"/>
-        <w:ind w:firstLine="567"/>
-        <w:jc w:val="both"/>
+        <w:t>Требования к составу и параметрам технических средств</w:t>
+      </w:r>
+    </w:p>
+    <w:p>
+      <w:pPr>
+        <w:pStyle w:val="a4"/>
+        <w:numPr>
+          <w:ilvl w:val="1"/>
+          <w:numId w:val="2"/>
+        </w:numPr>
+        <w:spacing w:line="360" w:lineRule="auto"/>
+        <w:jc w:val="both"/>
+      </w:pPr>
+      <w:r>
+        <w:t>Сервер (расчёт приведён в разделе «Архитектура»)</w:t>
+      </w:r>
+    </w:p>
+    <w:p>
+      <w:pPr>
+        <w:pStyle w:val="a4"/>
+        <w:numPr>
+          <w:ilvl w:val="2"/>
+          <w:numId w:val="2"/>
+        </w:numPr>
+        <w:spacing w:line="360" w:lineRule="auto"/>
+        <w:jc w:val="both"/>
+      </w:pPr>
+      <w:r>
+        <w:t>Процессор: 1 ядро</w:t>
+      </w:r>
+    </w:p>
+    <w:p>
+      <w:pPr>
+        <w:pStyle w:val="a4"/>
+        <w:numPr>
+          <w:ilvl w:val="2"/>
+          <w:numId w:val="2"/>
+        </w:numPr>
+        <w:spacing w:line="360" w:lineRule="auto"/>
+        <w:jc w:val="both"/>
+      </w:pPr>
+      <w:r>
+        <w:t>Оперативная память: 4 ГБ</w:t>
+      </w:r>
+    </w:p>
+    <w:p>
+      <w:pPr>
+        <w:pStyle w:val="a4"/>
+        <w:numPr>
+          <w:ilvl w:val="2"/>
+          <w:numId w:val="2"/>
+        </w:numPr>
+        <w:spacing w:line="360" w:lineRule="auto"/>
+        <w:jc w:val="both"/>
+      </w:pPr>
+      <w:r>
+        <w:t>Свободное пространство на диске: 14 ГБ</w:t>
+      </w:r>
+    </w:p>
+    <w:p>
+      <w:pPr>
+        <w:pStyle w:val="a4"/>
+        <w:numPr>
+          <w:ilvl w:val="1"/>
+          <w:numId w:val="2"/>
+        </w:numPr>
+        <w:spacing w:line="360" w:lineRule="auto"/>
+        <w:jc w:val="both"/>
+      </w:pPr>
+      <w:r>
+        <w:t>Клиент</w:t>
+      </w:r>
+    </w:p>
+    <w:p>
+      <w:pPr>
+        <w:pStyle w:val="a4"/>
+        <w:numPr>
+          <w:ilvl w:val="2"/>
+          <w:numId w:val="2"/>
+        </w:numPr>
+        <w:spacing w:line="360" w:lineRule="auto"/>
+        <w:jc w:val="both"/>
+      </w:pPr>
+      <w:r>
+        <w:t>Компьютер или смартфон с экраном от 360 × 640 точек</w:t>
+      </w:r>
+    </w:p>
+    <w:p>
+      <w:pPr>
+        <w:pStyle w:val="a4"/>
+        <w:numPr>
+          <w:ilvl w:val="2"/>
+          <w:numId w:val="2"/>
+        </w:numPr>
+        <w:spacing w:line="360" w:lineRule="auto"/>
+        <w:jc w:val="both"/>
+      </w:pPr>
+      <w:r>
+        <w:t>Подключение к сети Интернет от 5 Мбит/с</w:t>
+      </w:r>
+    </w:p>
+    <w:p>
+      <w:pPr>
+        <w:pStyle w:val="a4"/>
+        <w:keepNext/>
+        <w:numPr>
+          <w:ilvl w:val="0"/>
+          <w:numId w:val="2"/>
+        </w:numPr>
+        <w:spacing w:before="120" w:line="360" w:lineRule="auto"/>
       </w:pPr>
       <w:r>
         <w:rPr>
           <w:b/>
           <w:bCs/>
         </w:rPr>
-        <w:t xml:space="preserve">4.2. Меню приложения. </w:t>
-      </w:r>
-      <w:r>
-        <w:t>Нижняя панель навигации с пунктами «Лента», «Добавление», «Плитка» и кнопкой «Вход»/«Выход».</w:t>
-      </w:r>
-    </w:p>
-    <w:p>
-      <w:pPr>
-        <w:spacing w:after="60"/>
-        <w:ind w:left="567" w:hanging="283"/>
-        <w:jc w:val="both"/>
-      </w:pPr>
-      <w:r>
-        <w:t>4.2.1. Гость: «Лента» и «Плитка» открывают соответствующие страницы; «Добавление» и «Вход» открывают страницу аутентификации.</w:t>
-      </w:r>
-    </w:p>
-    <w:p>
-      <w:pPr>
-        <w:spacing w:after="60"/>
-        <w:ind w:left="567" w:hanging="283"/>
-        <w:jc w:val="both"/>
-      </w:pPr>
-      <w:r>
-        <w:t xml:space="preserve">4.2.2. Создатель: доступны все пункты; «Выход» вызывает </w:t>
-      </w:r>
-      <w:r>
-        <w:rPr>
-          <w:rFonts w:ascii="Consolas" w:eastAsia="Consolas" w:hAnsi="Consolas" w:cs="Consolas"/>
-          <w:sz w:val="24"/>
-          <w:szCs w:val="24"/>
-        </w:rPr>
-        <w:t>POST /api/users/logout</w:t>
-      </w:r>
-      <w:r>
-        <w:t xml:space="preserve"> и возвращает интерфейс гостя.</w:t>
-      </w:r>
-    </w:p>
-    <w:p>
-      <w:pPr>
-        <w:spacing w:after="100"/>
-        <w:ind w:firstLine="567"/>
-        <w:jc w:val="both"/>
-      </w:pPr>
-      <w:r>
-        <w:rPr>
-          <w:b/>
-          <w:bCs/>
-        </w:rPr>
-        <w:t xml:space="preserve">4.3. Страница «Аутентификация». </w:t>
-      </w:r>
-    </w:p>
-    <w:p>
-      <w:pPr>
-        <w:spacing w:after="60"/>
-        <w:ind w:left="567" w:hanging="283"/>
-        <w:jc w:val="both"/>
-      </w:pPr>
-      <w:r>
-        <w:t xml:space="preserve">4.3.1. Гость вводит логин и пароль и нажимает «Войти» — вызывается </w:t>
-      </w:r>
-      <w:r>
-        <w:rPr>
-          <w:rFonts w:ascii="Consolas" w:eastAsia="Consolas" w:hAnsi="Consolas" w:cs="Consolas"/>
-          <w:sz w:val="24"/>
-          <w:szCs w:val="24"/>
-        </w:rPr>
-        <w:t>POST /api/users/login</w:t>
-      </w:r>
-      <w:r>
-        <w:t>, приложение сохраняет токен.</w:t>
-      </w:r>
-    </w:p>
-    <w:p>
-      <w:pPr>
-        <w:spacing w:after="60"/>
-        <w:ind w:left="567" w:hanging="283"/>
-        <w:jc w:val="both"/>
-      </w:pPr>
-      <w:r>
-        <w:t xml:space="preserve">4.3.2. Гость заполняет логин, имя и пароль и нажимает «Зарегистрироваться» — вызывается </w:t>
-      </w:r>
-      <w:r>
-        <w:rPr>
-          <w:rFonts w:ascii="Consolas" w:eastAsia="Consolas" w:hAnsi="Consolas" w:cs="Consolas"/>
-          <w:sz w:val="24"/>
-          <w:szCs w:val="24"/>
-        </w:rPr>
-        <w:t>POST /api/users/register</w:t>
-      </w:r>
-      <w:r>
-        <w:t>.</w:t>
-      </w:r>
-    </w:p>
-    <w:p>
-      <w:pPr>
-        <w:spacing w:after="100"/>
-        <w:ind w:firstLine="567"/>
-        <w:jc w:val="both"/>
-      </w:pPr>
-      <w:r>
-        <w:rPr>
-          <w:b/>
-          <w:bCs/>
-        </w:rPr>
-        <w:t xml:space="preserve">4.4. Страница «Плитка комет». </w:t>
-      </w:r>
-    </w:p>
-    <w:p>
-      <w:pPr>
-        <w:spacing w:after="60"/>
-        <w:ind w:left="567" w:hanging="283"/>
-        <w:jc w:val="both"/>
-      </w:pPr>
-      <w:r>
-        <w:t xml:space="preserve">4.4.1. Гость и создатель видят карточки опубликованных комет: изображение, название, период обращения, число лайков — </w:t>
-      </w:r>
-      <w:r>
-        <w:rPr>
-          <w:rFonts w:ascii="Consolas" w:eastAsia="Consolas" w:hAnsi="Consolas" w:cs="Consolas"/>
-          <w:sz w:val="24"/>
-          <w:szCs w:val="24"/>
-        </w:rPr>
-        <w:t>GET /api/comets</w:t>
-      </w:r>
-      <w:r>
-        <w:t>.</w:t>
-      </w:r>
-    </w:p>
-    <w:p>
-      <w:pPr>
-        <w:spacing w:after="60"/>
-        <w:ind w:left="567" w:hanging="283"/>
-        <w:jc w:val="both"/>
-      </w:pPr>
-      <w:r>
-        <w:t xml:space="preserve">4.4.2. Гость и создатель задают слайдерами период обращения «от» и «до» и нажимают «Найти» — </w:t>
-      </w:r>
-      <w:r>
-        <w:rPr>
-          <w:rFonts w:ascii="Consolas" w:eastAsia="Consolas" w:hAnsi="Consolas" w:cs="Consolas"/>
-          <w:sz w:val="24"/>
-          <w:szCs w:val="24"/>
-        </w:rPr>
-        <w:t>GET /api/comets?min_orbital_period=&amp;max_orbital_period=</w:t>
-      </w:r>
-      <w:r>
-        <w:t>.</w:t>
-      </w:r>
-    </w:p>
-    <w:p>
-      <w:pPr>
-        <w:spacing w:after="60"/>
-        <w:ind w:left="567" w:hanging="283"/>
-        <w:jc w:val="both"/>
-      </w:pPr>
-      <w:r>
-        <w:t xml:space="preserve">4.4.3. Создатель удаляет свою комету (кнопка видна при </w:t>
-      </w:r>
-      <w:r>
-        <w:rPr>
-          <w:rFonts w:ascii="Consolas" w:eastAsia="Consolas" w:hAnsi="Consolas" w:cs="Consolas"/>
-          <w:sz w:val="24"/>
-          <w:szCs w:val="24"/>
-        </w:rPr>
-        <w:t>is_mine = 1</w:t>
-      </w:r>
-      <w:r>
-        <w:t xml:space="preserve">) — </w:t>
-      </w:r>
-      <w:r>
-        <w:rPr>
-          <w:rFonts w:ascii="Consolas" w:eastAsia="Consolas" w:hAnsi="Consolas" w:cs="Consolas"/>
-          <w:sz w:val="24"/>
-          <w:szCs w:val="24"/>
-        </w:rPr>
-        <w:t>DELETE /api/comets/{id}</w:t>
-      </w:r>
-      <w:r>
-        <w:t>.</w:t>
-      </w:r>
-    </w:p>
-    <w:p>
-      <w:pPr>
-        <w:spacing w:after="60"/>
-        <w:ind w:left="567" w:hanging="283"/>
-        <w:jc w:val="both"/>
-      </w:pPr>
-      <w:r>
-        <w:t xml:space="preserve">4.4.4. Нажатие на карточку открывает ленту с этой кометы — </w:t>
-      </w:r>
-      <w:r>
-        <w:rPr>
-          <w:rFonts w:ascii="Consolas" w:eastAsia="Consolas" w:hAnsi="Consolas" w:cs="Consolas"/>
-          <w:sz w:val="24"/>
-          <w:szCs w:val="24"/>
-        </w:rPr>
-        <w:t>GET /api/comets/feed/{id}</w:t>
-      </w:r>
-      <w:r>
-        <w:t>.</w:t>
-      </w:r>
-    </w:p>
-    <w:p>
-      <w:pPr>
-        <w:spacing w:after="100"/>
-        <w:ind w:firstLine="567"/>
-        <w:jc w:val="both"/>
-      </w:pPr>
-      <w:r>
-        <w:rPr>
-          <w:b/>
-          <w:bCs/>
-        </w:rPr>
-        <w:t xml:space="preserve">4.5. Страница «Лента комет». </w:t>
-      </w:r>
-    </w:p>
-    <w:p>
-      <w:pPr>
-        <w:spacing w:after="60"/>
-        <w:ind w:left="567" w:hanging="283"/>
-        <w:jc w:val="both"/>
-      </w:pPr>
-      <w:r>
-        <w:t xml:space="preserve">4.5.1. Гость и создатель видят одну комету на весь экран: видео, название, краткое описание (2 строки и «Ещё»), период обращения и эксцентриситет, число лайков — </w:t>
-      </w:r>
-      <w:r>
-        <w:rPr>
-          <w:rFonts w:ascii="Consolas" w:eastAsia="Consolas" w:hAnsi="Consolas" w:cs="Consolas"/>
-          <w:sz w:val="24"/>
-          <w:szCs w:val="24"/>
-        </w:rPr>
-        <w:t>GET /api/comets/feed</w:t>
-      </w:r>
-      <w:r>
-        <w:t>.</w:t>
-      </w:r>
-    </w:p>
-    <w:p>
-      <w:pPr>
-        <w:spacing w:after="60"/>
-        <w:ind w:left="567" w:hanging="283"/>
-        <w:jc w:val="both"/>
-      </w:pPr>
-      <w:r>
-        <w:t xml:space="preserve">4.5.2. Кнопка «Следующая» показывает следующую комету — </w:t>
-      </w:r>
-      <w:r>
-        <w:rPr>
-          <w:rFonts w:ascii="Consolas" w:eastAsia="Consolas" w:hAnsi="Consolas" w:cs="Consolas"/>
-          <w:sz w:val="24"/>
-          <w:szCs w:val="24"/>
-        </w:rPr>
-        <w:t>GET /api/comets/feed/{id}?next=true</w:t>
-      </w:r>
-      <w:r>
-        <w:t>.</w:t>
-      </w:r>
-    </w:p>
-    <w:p>
-      <w:pPr>
-        <w:spacing w:after="60"/>
-        <w:ind w:left="567" w:hanging="283"/>
-        <w:jc w:val="both"/>
-      </w:pPr>
-      <w:r>
-        <w:lastRenderedPageBreak/>
-        <w:t xml:space="preserve">4.5.3. Создатель ставит или отменяет лайк (состояние кнопки — по </w:t>
-      </w:r>
-      <w:r>
-        <w:rPr>
-          <w:rFonts w:ascii="Consolas" w:eastAsia="Consolas" w:hAnsi="Consolas" w:cs="Consolas"/>
-          <w:sz w:val="24"/>
-          <w:szCs w:val="24"/>
-        </w:rPr>
-        <w:t>is_liked</w:t>
-      </w:r>
-      <w:r>
-        <w:t xml:space="preserve">) — </w:t>
-      </w:r>
-      <w:r>
-        <w:rPr>
-          <w:rFonts w:ascii="Consolas" w:eastAsia="Consolas" w:hAnsi="Consolas" w:cs="Consolas"/>
-          <w:sz w:val="24"/>
-          <w:szCs w:val="24"/>
-        </w:rPr>
-        <w:t>POST /api/comets/{id}/like</w:t>
-      </w:r>
-      <w:r>
-        <w:t>. Гостю по нажатию открывается страница аутентификации.</w:t>
-      </w:r>
-    </w:p>
-    <w:p>
-      <w:pPr>
-        <w:spacing w:after="100"/>
-        <w:ind w:firstLine="567"/>
-        <w:jc w:val="both"/>
-      </w:pPr>
-      <w:r>
-        <w:rPr>
-          <w:b/>
-          <w:bCs/>
-        </w:rPr>
-        <w:t xml:space="preserve">4.6. Страница «Добавление кометы». </w:t>
-      </w:r>
-      <w:r>
-        <w:t>Доступна только создателю.</w:t>
-      </w:r>
-    </w:p>
-    <w:p>
-      <w:pPr>
-        <w:spacing w:after="60"/>
-        <w:ind w:left="567" w:hanging="283"/>
-        <w:jc w:val="both"/>
-      </w:pPr>
-      <w:r>
-        <w:t xml:space="preserve">4.6.1. При открытии запрашивается черновик — </w:t>
-      </w:r>
-      <w:r>
-        <w:rPr>
-          <w:rFonts w:ascii="Consolas" w:eastAsia="Consolas" w:hAnsi="Consolas" w:cs="Consolas"/>
-          <w:sz w:val="24"/>
-          <w:szCs w:val="24"/>
-        </w:rPr>
-        <w:t>GET /api/comets/draft</w:t>
-      </w:r>
-      <w:r>
-        <w:t>.</w:t>
-      </w:r>
-    </w:p>
-    <w:p>
-      <w:pPr>
-        <w:spacing w:after="60"/>
-        <w:ind w:left="567" w:hanging="283"/>
-        <w:jc w:val="both"/>
-      </w:pPr>
-      <w:r>
-        <w:t xml:space="preserve">4.6.2. Если черновика нет: создатель вводит название, выбирает изображение и видео, нажимает «Далее» — </w:t>
-      </w:r>
-      <w:r>
-        <w:rPr>
-          <w:rFonts w:ascii="Consolas" w:eastAsia="Consolas" w:hAnsi="Consolas" w:cs="Consolas"/>
-          <w:sz w:val="24"/>
-          <w:szCs w:val="24"/>
-        </w:rPr>
-        <w:t>POST /api/comets</w:t>
-      </w:r>
-      <w:r>
-        <w:t>.</w:t>
-      </w:r>
-    </w:p>
-    <w:p>
-      <w:pPr>
-        <w:spacing w:after="60"/>
-        <w:ind w:left="567" w:hanging="283"/>
-        <w:jc w:val="both"/>
-      </w:pPr>
-      <w:r>
-        <w:t xml:space="preserve">4.6.3. Если черновик есть: создатель заполняет краткое описание, период обращения и эксцентриситет, нажимает «Опубликовать» — </w:t>
-      </w:r>
-      <w:r>
-        <w:rPr>
-          <w:rFonts w:ascii="Consolas" w:eastAsia="Consolas" w:hAnsi="Consolas" w:cs="Consolas"/>
-          <w:sz w:val="24"/>
-          <w:szCs w:val="24"/>
-        </w:rPr>
-        <w:t>PUT /api/comets/{id}/publish</w:t>
-      </w:r>
-      <w:r>
-        <w:t>.</w:t>
-      </w:r>
-    </w:p>
-    <w:p>
-      <w:pPr>
-        <w:keepNext/>
-        <w:spacing w:before="220" w:after="100"/>
-      </w:pPr>
-      <w:r>
-        <w:rPr>
-          <w:b/>
-          <w:bCs/>
-        </w:rPr>
-        <w:t>5. Требования к аппаратному обеспечению</w:t>
-      </w:r>
-    </w:p>
-    <w:p>
-      <w:pPr>
-        <w:spacing w:after="100"/>
-        <w:ind w:firstLine="567"/>
-        <w:jc w:val="both"/>
-      </w:pPr>
-      <w:r>
-        <w:t>5.1. Сервер: процессор x86-64 от 2 ядер, оперативная память от 4 ГБ, накопитель от 20 ГБ (БД, изображения и видео комет), сетевое подключение от 100 Мбит/с.</w:t>
-      </w:r>
-    </w:p>
-    <w:p>
-      <w:pPr>
-        <w:spacing w:after="100"/>
-        <w:ind w:firstLine="567"/>
-        <w:jc w:val="both"/>
-      </w:pPr>
-      <w:r>
-        <w:t>5.2. Клиент: компьютер или смартфон с экраном от 360 × 640 точек, оперативная память от 2 ГБ, подключение к сети от 5 Мбит/с (воспроизведение видео).</w:t>
-      </w:r>
-    </w:p>
-    <w:p>
-      <w:pPr>
-        <w:keepNext/>
-        <w:spacing w:before="220" w:after="100"/>
-      </w:pPr>
-      <w:r>
-        <w:rPr>
-          <w:b/>
-          <w:bCs/>
-        </w:rPr>
-        <w:t>6. Требования к программному обеспечению</w:t>
-      </w:r>
-    </w:p>
-    <w:p>
-      <w:pPr>
-        <w:spacing w:after="100"/>
-        <w:ind w:firstLine="567"/>
-        <w:jc w:val="both"/>
-      </w:pPr>
-      <w:r>
-        <w:t>6.1. Сервер: ОС Linux (Ubuntu 22.04 и новее) или Windows 10/11 с Docker 24 и новее; Go 1.25; PostgreSQL 16; Redis 7; Minio (сборка pgsty/minio 2026-08); Adminer 4 для администрирования БД.</w:t>
-      </w:r>
-    </w:p>
-    <w:p>
-      <w:pPr>
-        <w:spacing w:after="100"/>
-        <w:ind w:firstLine="567"/>
-        <w:jc w:val="both"/>
-      </w:pPr>
-      <w:r>
-        <w:t>6.2. Клиент: браузер Google Chrome 120, Mozilla Firefox 120, Safari 17 или новее с включённым JavaScript.</w:t>
+        <w:t>Требования к информационной и программной совместимости</w:t>
+      </w:r>
+    </w:p>
+    <w:p>
+      <w:pPr>
+        <w:pStyle w:val="a4"/>
+        <w:numPr>
+          <w:ilvl w:val="1"/>
+          <w:numId w:val="2"/>
+        </w:numPr>
+        <w:spacing w:line="360" w:lineRule="auto"/>
+        <w:jc w:val="both"/>
+      </w:pPr>
+      <w:r>
+        <w:t>Серверная часть</w:t>
+      </w:r>
+    </w:p>
+    <w:p>
+      <w:pPr>
+        <w:pStyle w:val="a4"/>
+        <w:numPr>
+          <w:ilvl w:val="2"/>
+          <w:numId w:val="2"/>
+        </w:numPr>
+        <w:spacing w:line="360" w:lineRule="auto"/>
+        <w:jc w:val="both"/>
+        <w:rPr>
+          <w:lang w:val="en-US"/>
+        </w:rPr>
+      </w:pPr>
+      <w:r>
+        <w:t>ОС</w:t>
+      </w:r>
+      <w:r>
+        <w:rPr>
+          <w:lang w:val="en-US"/>
+        </w:rPr>
+        <w:t xml:space="preserve"> Windows 11 </w:t>
+      </w:r>
+      <w:r>
+        <w:t>или</w:t>
+      </w:r>
+      <w:r>
+        <w:rPr>
+          <w:lang w:val="en-US"/>
+        </w:rPr>
+        <w:t xml:space="preserve"> Linux (Ubuntu 22.04), Docker (24)</w:t>
+      </w:r>
+    </w:p>
+    <w:p>
+      <w:pPr>
+        <w:pStyle w:val="a4"/>
+        <w:numPr>
+          <w:ilvl w:val="2"/>
+          <w:numId w:val="2"/>
+        </w:numPr>
+        <w:spacing w:line="360" w:lineRule="auto"/>
+        <w:jc w:val="both"/>
+      </w:pPr>
+      <w:r>
+        <w:t>Golang (1.25)</w:t>
+      </w:r>
+    </w:p>
+    <w:p>
+      <w:pPr>
+        <w:pStyle w:val="a4"/>
+        <w:numPr>
+          <w:ilvl w:val="2"/>
+          <w:numId w:val="2"/>
+        </w:numPr>
+        <w:spacing w:line="360" w:lineRule="auto"/>
+        <w:jc w:val="both"/>
+      </w:pPr>
+      <w:r>
+        <w:t>PostgreSQL (16)</w:t>
+      </w:r>
+    </w:p>
+    <w:p>
+      <w:pPr>
+        <w:pStyle w:val="a4"/>
+        <w:numPr>
+          <w:ilvl w:val="2"/>
+          <w:numId w:val="2"/>
+        </w:numPr>
+        <w:spacing w:line="360" w:lineRule="auto"/>
+        <w:jc w:val="both"/>
+      </w:pPr>
+      <w:r>
+        <w:t>Redis (7)</w:t>
+      </w:r>
+    </w:p>
+    <w:p>
+      <w:pPr>
+        <w:pStyle w:val="a4"/>
+        <w:numPr>
+          <w:ilvl w:val="2"/>
+          <w:numId w:val="2"/>
+        </w:numPr>
+        <w:spacing w:line="360" w:lineRule="auto"/>
+        <w:jc w:val="both"/>
+      </w:pPr>
+      <w:r>
+        <w:t>MinIO (RELEASE.2026-08-04)</w:t>
+      </w:r>
+    </w:p>
+    <w:p>
+      <w:pPr>
+        <w:pStyle w:val="a4"/>
+        <w:numPr>
+          <w:ilvl w:val="1"/>
+          <w:numId w:val="2"/>
+        </w:numPr>
+        <w:spacing w:line="360" w:lineRule="auto"/>
+        <w:jc w:val="both"/>
+      </w:pPr>
+      <w:r>
+        <w:t>Клиентская часть</w:t>
+      </w:r>
+    </w:p>
+    <w:p>
+      <w:pPr>
+        <w:pStyle w:val="a4"/>
+        <w:numPr>
+          <w:ilvl w:val="2"/>
+          <w:numId w:val="2"/>
+        </w:numPr>
+        <w:spacing w:line="360" w:lineRule="auto"/>
+        <w:jc w:val="both"/>
+      </w:pPr>
+      <w:r>
+        <w:t>Браузер (Chrome 120, Firefox 120, Safari 17 или новее)</w:t>
       </w:r>
     </w:p>
     <w:p>
@@ -2832,11 +4346,11 @@
     <w:p>
       <w:pPr>
         <w:keepNext/>
-        <w:spacing w:after="80"/>
+        <w:spacing w:line="360" w:lineRule="auto"/>
       </w:pPr>
       <w:r>
         <w:lastRenderedPageBreak/>
-        <w:t>Таблица Б.1 – Методы веб-сервиса</w:t>
+        <w:t>Таблица Б.1 – HTTP методы разрабатываемого веб-сервиса</w:t>
       </w:r>
     </w:p>
     <w:tbl>
@@ -2853,12 +4367,12 @@
         <w:tblLook w:val="04A0" w:firstRow="1" w:lastRow="0" w:firstColumn="1" w:lastColumn="0" w:noHBand="0" w:noVBand="1"/>
       </w:tblPr>
       <w:tblGrid>
-        <w:gridCol w:w="351"/>
-        <w:gridCol w:w="896"/>
-        <w:gridCol w:w="3038"/>
-        <w:gridCol w:w="1641"/>
-        <w:gridCol w:w="2010"/>
-        <w:gridCol w:w="1694"/>
+        <w:gridCol w:w="692"/>
+        <w:gridCol w:w="971"/>
+        <w:gridCol w:w="2516"/>
+        <w:gridCol w:w="1832"/>
+        <w:gridCol w:w="2046"/>
+        <w:gridCol w:w="1573"/>
       </w:tblGrid>
       <w:tr>
         <w:trPr>
@@ -2866,7 +4380,7 @@
         </w:trPr>
         <w:tc>
           <w:tcPr>
-            <w:tcW w:w="380" w:type="dxa"/>
+            <w:tcW w:w="700" w:type="dxa"/>
             <w:tcBorders>
               <w:top w:val="single" w:sz="4" w:space="0" w:color="000000"/>
               <w:left w:val="single" w:sz="4" w:space="0" w:color="000000"/>
@@ -2881,15 +4395,12 @@
             </w:tcMar>
           </w:tcPr>
           <w:p>
-            <w:pPr>
-              <w:spacing w:after="20"/>
-            </w:pPr>
             <w:r>
               <w:rPr>
                 <w:b/>
                 <w:bCs/>
-                <w:sz w:val="20"/>
-                <w:szCs w:val="20"/>
+                <w:sz w:val="22"/>
+                <w:szCs w:val="22"/>
               </w:rPr>
               <w:t>№</w:t>
             </w:r>
@@ -2897,7 +4408,7 @@
         </w:tc>
         <w:tc>
           <w:tcPr>
-            <w:tcW w:w="820" w:type="dxa"/>
+            <w:tcW w:w="850" w:type="dxa"/>
             <w:tcBorders>
               <w:top w:val="single" w:sz="4" w:space="0" w:color="000000"/>
               <w:left w:val="single" w:sz="4" w:space="0" w:color="000000"/>
@@ -2912,15 +4423,12 @@
             </w:tcMar>
           </w:tcPr>
           <w:p>
-            <w:pPr>
-              <w:spacing w:after="20"/>
-            </w:pPr>
             <w:r>
               <w:rPr>
                 <w:b/>
                 <w:bCs/>
-                <w:sz w:val="20"/>
-                <w:szCs w:val="20"/>
+                <w:sz w:val="22"/>
+                <w:szCs w:val="22"/>
               </w:rPr>
               <w:t>Метод</w:t>
             </w:r>
@@ -2928,7 +4436,7 @@
         </w:tc>
         <w:tc>
           <w:tcPr>
-            <w:tcW w:w="1800" w:type="dxa"/>
+            <w:tcW w:w="1750" w:type="dxa"/>
             <w:tcBorders>
               <w:top w:val="single" w:sz="4" w:space="0" w:color="000000"/>
               <w:left w:val="single" w:sz="4" w:space="0" w:color="000000"/>
@@ -2943,15 +4451,12 @@
             </w:tcMar>
           </w:tcPr>
           <w:p>
-            <w:pPr>
-              <w:spacing w:after="20"/>
-            </w:pPr>
             <w:r>
               <w:rPr>
                 <w:b/>
                 <w:bCs/>
-                <w:sz w:val="20"/>
-                <w:szCs w:val="20"/>
+                <w:sz w:val="22"/>
+                <w:szCs w:val="22"/>
               </w:rPr>
               <w:t>URL</w:t>
             </w:r>
@@ -2959,7 +4464,7 @@
         </w:tc>
         <w:tc>
           <w:tcPr>
-            <w:tcW w:w="1600" w:type="dxa"/>
+            <w:tcW w:w="2000" w:type="dxa"/>
             <w:tcBorders>
               <w:top w:val="single" w:sz="4" w:space="0" w:color="000000"/>
               <w:left w:val="single" w:sz="4" w:space="0" w:color="000000"/>
@@ -2974,15 +4479,12 @@
             </w:tcMar>
           </w:tcPr>
           <w:p>
-            <w:pPr>
-              <w:spacing w:after="20"/>
-            </w:pPr>
             <w:r>
               <w:rPr>
                 <w:b/>
                 <w:bCs/>
-                <w:sz w:val="20"/>
-                <w:szCs w:val="20"/>
+                <w:sz w:val="22"/>
+                <w:szCs w:val="22"/>
               </w:rPr>
               <w:t>Описание</w:t>
             </w:r>
@@ -2990,7 +4492,7 @@
         </w:tc>
         <w:tc>
           <w:tcPr>
-            <w:tcW w:w="2300" w:type="dxa"/>
+            <w:tcW w:w="2150" w:type="dxa"/>
             <w:tcBorders>
               <w:top w:val="single" w:sz="4" w:space="0" w:color="000000"/>
               <w:left w:val="single" w:sz="4" w:space="0" w:color="000000"/>
@@ -3005,15 +4507,12 @@
             </w:tcMar>
           </w:tcPr>
           <w:p>
-            <w:pPr>
-              <w:spacing w:after="20"/>
-            </w:pPr>
             <w:r>
               <w:rPr>
                 <w:b/>
                 <w:bCs/>
-                <w:sz w:val="20"/>
-                <w:szCs w:val="20"/>
+                <w:sz w:val="22"/>
+                <w:szCs w:val="22"/>
               </w:rPr>
               <w:t>Входные данные</w:t>
             </w:r>
@@ -3021,7 +4520,7 @@
         </w:tc>
         <w:tc>
           <w:tcPr>
-            <w:tcW w:w="2730" w:type="dxa"/>
+            <w:tcW w:w="2180" w:type="dxa"/>
             <w:tcBorders>
               <w:top w:val="single" w:sz="4" w:space="0" w:color="000000"/>
               <w:left w:val="single" w:sz="4" w:space="0" w:color="000000"/>
@@ -3036,15 +4535,12 @@
             </w:tcMar>
           </w:tcPr>
           <w:p>
-            <w:pPr>
-              <w:spacing w:after="20"/>
-            </w:pPr>
             <w:r>
               <w:rPr>
                 <w:b/>
                 <w:bCs/>
-                <w:sz w:val="20"/>
-                <w:szCs w:val="20"/>
+                <w:sz w:val="22"/>
+                <w:szCs w:val="22"/>
               </w:rPr>
               <w:t>Выходные данные</w:t>
             </w:r>
@@ -3056,43 +4552,6 @@
           <w:tcPr>
             <w:tcW w:w="9630" w:type="dxa"/>
             <w:gridSpan w:val="6"/>
-            <w:tcBorders>
-              <w:top w:val="single" w:sz="4" w:space="0" w:color="000000"/>
-              <w:left w:val="single" w:sz="4" w:space="0" w:color="000000"/>
-              <w:bottom w:val="single" w:sz="4" w:space="0" w:color="000000"/>
-              <w:right w:val="single" w:sz="4" w:space="0" w:color="000000"/>
-            </w:tcBorders>
-            <w:shd w:val="clear" w:color="auto" w:fill="F2F2F2"/>
-            <w:tcMar>
-              <w:top w:w="40" w:type="dxa"/>
-              <w:left w:w="70" w:type="dxa"/>
-              <w:bottom w:w="40" w:type="dxa"/>
-              <w:right w:w="70" w:type="dxa"/>
-            </w:tcMar>
-          </w:tcPr>
-          <w:p>
-            <w:pPr>
-              <w:spacing w:after="20"/>
-            </w:pPr>
-            <w:r>
-              <w:rPr>
-                <w:b/>
-                <w:bCs/>
-                <w:sz w:val="20"/>
-                <w:szCs w:val="20"/>
-              </w:rPr>
-              <w:t>Домен комет</w:t>
-            </w:r>
-          </w:p>
-        </w:tc>
-      </w:tr>
-      <w:tr>
-        <w:trPr>
-          <w:cantSplit/>
-        </w:trPr>
-        <w:tc>
-          <w:tcPr>
-            <w:tcW w:w="380" w:type="dxa"/>
             <w:tcBorders>
               <w:top w:val="single" w:sz="4" w:space="0" w:color="000000"/>
               <w:left w:val="single" w:sz="4" w:space="0" w:color="000000"/>
@@ -3107,21 +4566,25 @@
             </w:tcMar>
           </w:tcPr>
           <w:p>
-            <w:pPr>
-              <w:spacing w:after="20"/>
-            </w:pPr>
-            <w:r>
-              <w:rPr>
-                <w:sz w:val="20"/>
-                <w:szCs w:val="20"/>
-              </w:rPr>
-              <w:t>1</w:t>
-            </w:r>
-          </w:p>
-        </w:tc>
-        <w:tc>
-          <w:tcPr>
-            <w:tcW w:w="820" w:type="dxa"/>
+            <w:r>
+              <w:rPr>
+                <w:b/>
+                <w:bCs/>
+                <w:sz w:val="22"/>
+                <w:szCs w:val="22"/>
+              </w:rPr>
+              <w:t>Домен comets</w:t>
+            </w:r>
+          </w:p>
+        </w:tc>
+      </w:tr>
+      <w:tr>
+        <w:trPr>
+          <w:cantSplit/>
+        </w:trPr>
+        <w:tc>
+          <w:tcPr>
+            <w:tcW w:w="700" w:type="dxa"/>
             <w:tcBorders>
               <w:top w:val="single" w:sz="4" w:space="0" w:color="000000"/>
               <w:left w:val="single" w:sz="4" w:space="0" w:color="000000"/>
@@ -3136,21 +4599,18 @@
             </w:tcMar>
           </w:tcPr>
           <w:p>
-            <w:pPr>
-              <w:spacing w:after="20"/>
-            </w:pPr>
-            <w:r>
-              <w:rPr>
-                <w:sz w:val="20"/>
-                <w:szCs w:val="20"/>
-              </w:rPr>
-              <w:t>GET</w:t>
-            </w:r>
-          </w:p>
-        </w:tc>
-        <w:tc>
-          <w:tcPr>
-            <w:tcW w:w="1800" w:type="dxa"/>
+            <w:r>
+              <w:rPr>
+                <w:sz w:val="22"/>
+                <w:szCs w:val="22"/>
+              </w:rPr>
+              <w:t>4.1.1</w:t>
+            </w:r>
+          </w:p>
+        </w:tc>
+        <w:tc>
+          <w:tcPr>
+            <w:tcW w:w="850" w:type="dxa"/>
             <w:tcBorders>
               <w:top w:val="single" w:sz="4" w:space="0" w:color="000000"/>
               <w:left w:val="single" w:sz="4" w:space="0" w:color="000000"/>
@@ -3165,22 +4625,18 @@
             </w:tcMar>
           </w:tcPr>
           <w:p>
-            <w:pPr>
-              <w:spacing w:after="20"/>
-            </w:pPr>
-            <w:r>
-              <w:rPr>
-                <w:rFonts w:ascii="Consolas" w:eastAsia="Consolas" w:hAnsi="Consolas" w:cs="Consolas"/>
-                <w:sz w:val="17"/>
-                <w:szCs w:val="17"/>
-              </w:rPr>
-              <w:t>/api/comets</w:t>
-            </w:r>
-          </w:p>
-        </w:tc>
-        <w:tc>
-          <w:tcPr>
-            <w:tcW w:w="1600" w:type="dxa"/>
+            <w:r>
+              <w:rPr>
+                <w:sz w:val="22"/>
+                <w:szCs w:val="22"/>
+              </w:rPr>
+              <w:t>GET</w:t>
+            </w:r>
+          </w:p>
+        </w:tc>
+        <w:tc>
+          <w:tcPr>
+            <w:tcW w:w="1750" w:type="dxa"/>
             <w:tcBorders>
               <w:top w:val="single" w:sz="4" w:space="0" w:color="000000"/>
               <w:left w:val="single" w:sz="4" w:space="0" w:color="000000"/>
@@ -3195,21 +4651,19 @@
             </w:tcMar>
           </w:tcPr>
           <w:p>
-            <w:pPr>
-              <w:spacing w:after="20"/>
-            </w:pPr>
-            <w:r>
-              <w:rPr>
-                <w:sz w:val="20"/>
-                <w:szCs w:val="20"/>
-              </w:rPr>
-              <w:t>Список опубликованных комет с фильтром по периоду обращения</w:t>
-            </w:r>
-          </w:p>
-        </w:tc>
-        <w:tc>
-          <w:tcPr>
-            <w:tcW w:w="2300" w:type="dxa"/>
+            <w:r>
+              <w:rPr>
+                <w:rFonts w:ascii="Consolas" w:eastAsia="Consolas" w:hAnsi="Consolas" w:cs="Consolas"/>
+                <w:sz w:val="18"/>
+                <w:szCs w:val="18"/>
+              </w:rPr>
+              <w:t>/api/comets</w:t>
+            </w:r>
+          </w:p>
+        </w:tc>
+        <w:tc>
+          <w:tcPr>
+            <w:tcW w:w="2000" w:type="dxa"/>
             <w:tcBorders>
               <w:top w:val="single" w:sz="4" w:space="0" w:color="000000"/>
               <w:left w:val="single" w:sz="4" w:space="0" w:color="000000"/>
@@ -3224,90 +4678,18 @@
             </w:tcMar>
           </w:tcPr>
           <w:p>
-            <w:pPr>
-              <w:spacing w:after="20"/>
-              <w:rPr>
-                <w:lang w:val="en-US"/>
-              </w:rPr>
-            </w:pPr>
-            <w:r>
-              <w:rPr>
-                <w:rFonts w:ascii="Consolas" w:eastAsia="Consolas" w:hAnsi="Consolas" w:cs="Consolas"/>
-                <w:sz w:val="17"/>
-                <w:szCs w:val="17"/>
-                <w:lang w:val="en-US"/>
-              </w:rPr>
-              <w:t xml:space="preserve">min_orbital_period: number (query, </w:t>
-            </w:r>
-            <w:r>
-              <w:rPr>
-                <w:rFonts w:ascii="Consolas" w:eastAsia="Consolas" w:hAnsi="Consolas" w:cs="Consolas"/>
-                <w:sz w:val="17"/>
-                <w:szCs w:val="17"/>
-              </w:rPr>
-              <w:t>необяз</w:t>
-            </w:r>
-            <w:r>
-              <w:rPr>
-                <w:rFonts w:ascii="Consolas" w:eastAsia="Consolas" w:hAnsi="Consolas" w:cs="Consolas"/>
-                <w:sz w:val="17"/>
-                <w:szCs w:val="17"/>
-                <w:lang w:val="en-US"/>
-              </w:rPr>
-              <w:t>.)</w:t>
-            </w:r>
-          </w:p>
-          <w:p>
-            <w:pPr>
-              <w:spacing w:after="20"/>
-              <w:rPr>
-                <w:lang w:val="en-US"/>
-              </w:rPr>
-            </w:pPr>
-            <w:r>
-              <w:rPr>
-                <w:rFonts w:ascii="Consolas" w:eastAsia="Consolas" w:hAnsi="Consolas" w:cs="Consolas"/>
-                <w:sz w:val="17"/>
-                <w:szCs w:val="17"/>
-                <w:lang w:val="en-US"/>
-              </w:rPr>
-              <w:t xml:space="preserve">max_orbital_period: number (query, </w:t>
-            </w:r>
-            <w:r>
-              <w:rPr>
-                <w:rFonts w:ascii="Consolas" w:eastAsia="Consolas" w:hAnsi="Consolas" w:cs="Consolas"/>
-                <w:sz w:val="17"/>
-                <w:szCs w:val="17"/>
-              </w:rPr>
-              <w:t>необяз</w:t>
-            </w:r>
-            <w:r>
-              <w:rPr>
-                <w:rFonts w:ascii="Consolas" w:eastAsia="Consolas" w:hAnsi="Consolas" w:cs="Consolas"/>
-                <w:sz w:val="17"/>
-                <w:szCs w:val="17"/>
-                <w:lang w:val="en-US"/>
-              </w:rPr>
-              <w:t>.)</w:t>
-            </w:r>
-          </w:p>
-          <w:p>
-            <w:pPr>
-              <w:spacing w:after="20"/>
-            </w:pPr>
-            <w:r>
-              <w:rPr>
-                <w:rFonts w:ascii="Consolas" w:eastAsia="Consolas" w:hAnsi="Consolas" w:cs="Consolas"/>
-                <w:sz w:val="17"/>
-                <w:szCs w:val="17"/>
-              </w:rPr>
-              <w:t>Authorization: string (header, необяз.)</w:t>
-            </w:r>
-          </w:p>
-        </w:tc>
-        <w:tc>
-          <w:tcPr>
-            <w:tcW w:w="2730" w:type="dxa"/>
+            <w:r>
+              <w:rPr>
+                <w:sz w:val="22"/>
+                <w:szCs w:val="22"/>
+              </w:rPr>
+              <w:t>Список опубликованных комет с фильтром по периоду обращения. Доступно всем</w:t>
+            </w:r>
+          </w:p>
+        </w:tc>
+        <w:tc>
+          <w:tcPr>
+            <w:tcW w:w="2150" w:type="dxa"/>
             <w:tcBorders>
               <w:top w:val="single" w:sz="4" w:space="0" w:color="000000"/>
               <w:left w:val="single" w:sz="4" w:space="0" w:color="000000"/>
@@ -3323,7 +4705,6 @@
           </w:tcPr>
           <w:p>
             <w:pPr>
-              <w:spacing w:after="20"/>
               <w:rPr>
                 <w:lang w:val="en-US"/>
               </w:rPr>
@@ -3331,69 +4712,33 @@
             <w:r>
               <w:rPr>
                 <w:rFonts w:ascii="Consolas" w:eastAsia="Consolas" w:hAnsi="Consolas" w:cs="Consolas"/>
-                <w:sz w:val="17"/>
-                <w:szCs w:val="17"/>
+                <w:sz w:val="18"/>
+                <w:szCs w:val="18"/>
                 <w:lang w:val="en-US"/>
               </w:rPr>
-              <w:t xml:space="preserve">200: Comet[], </w:t>
-            </w:r>
+              <w:t>min_orbital_period: float (query)</w:t>
+            </w:r>
+          </w:p>
+          <w:p>
+            <w:pPr>
+              <w:rPr>
+                <w:lang w:val="en-US"/>
+              </w:rPr>
+            </w:pPr>
             <w:r>
               <w:rPr>
                 <w:rFonts w:ascii="Consolas" w:eastAsia="Consolas" w:hAnsi="Consolas" w:cs="Consolas"/>
-                <w:sz w:val="17"/>
-                <w:szCs w:val="17"/>
-              </w:rPr>
-              <w:t>у</w:t>
-            </w:r>
-            <w:r>
-              <w:rPr>
-                <w:rFonts w:ascii="Consolas" w:eastAsia="Consolas" w:hAnsi="Consolas" w:cs="Consolas"/>
-                <w:sz w:val="17"/>
-                <w:szCs w:val="17"/>
+                <w:sz w:val="18"/>
+                <w:szCs w:val="18"/>
                 <w:lang w:val="en-US"/>
               </w:rPr>
-              <w:t xml:space="preserve"> </w:t>
-            </w:r>
-            <w:r>
-              <w:rPr>
-                <w:rFonts w:ascii="Consolas" w:eastAsia="Consolas" w:hAnsi="Consolas" w:cs="Consolas"/>
-                <w:sz w:val="17"/>
-                <w:szCs w:val="17"/>
-              </w:rPr>
-              <w:t>каждой</w:t>
-            </w:r>
-            <w:r>
-              <w:rPr>
-                <w:rFonts w:ascii="Consolas" w:eastAsia="Consolas" w:hAnsi="Consolas" w:cs="Consolas"/>
-                <w:sz w:val="17"/>
-                <w:szCs w:val="17"/>
-                <w:lang w:val="en-US"/>
-              </w:rPr>
-              <w:t xml:space="preserve"> likes_count: integer, is_mine: integer (0/1)</w:t>
-            </w:r>
-          </w:p>
-          <w:p>
-            <w:pPr>
-              <w:spacing w:after="20"/>
-            </w:pPr>
-            <w:r>
-              <w:rPr>
-                <w:rFonts w:ascii="Consolas" w:eastAsia="Consolas" w:hAnsi="Consolas" w:cs="Consolas"/>
-                <w:sz w:val="17"/>
-                <w:szCs w:val="17"/>
-              </w:rPr>
-              <w:t>400: Error</w:t>
-            </w:r>
-          </w:p>
-        </w:tc>
-      </w:tr>
-      <w:tr>
-        <w:trPr>
-          <w:cantSplit/>
-        </w:trPr>
-        <w:tc>
-          <w:tcPr>
-            <w:tcW w:w="380" w:type="dxa"/>
+              <w:t>max_orbital_period: float (query)</w:t>
+            </w:r>
+          </w:p>
+        </w:tc>
+        <w:tc>
+          <w:tcPr>
+            <w:tcW w:w="2180" w:type="dxa"/>
             <w:tcBorders>
               <w:top w:val="single" w:sz="4" w:space="0" w:color="000000"/>
               <w:left w:val="single" w:sz="4" w:space="0" w:color="000000"/>
@@ -3409,20 +4754,45 @@
           </w:tcPr>
           <w:p>
             <w:pPr>
-              <w:spacing w:after="20"/>
+              <w:rPr>
+                <w:lang w:val="en-US"/>
+              </w:rPr>
             </w:pPr>
             <w:r>
               <w:rPr>
-                <w:sz w:val="20"/>
-                <w:szCs w:val="20"/>
-              </w:rPr>
-              <w:t>2</w:t>
-            </w:r>
-          </w:p>
-        </w:tc>
-        <w:tc>
-          <w:tcPr>
-            <w:tcW w:w="820" w:type="dxa"/>
+                <w:rFonts w:ascii="Consolas" w:eastAsia="Consolas" w:hAnsi="Consolas" w:cs="Consolas"/>
+                <w:sz w:val="18"/>
+                <w:szCs w:val="18"/>
+                <w:lang w:val="en-US"/>
+              </w:rPr>
+              <w:t>[ Comet + likes_count: int,</w:t>
+            </w:r>
+          </w:p>
+          <w:p>
+            <w:pPr>
+              <w:rPr>
+                <w:lang w:val="en-US"/>
+              </w:rPr>
+            </w:pPr>
+            <w:r>
+              <w:rPr>
+                <w:rFonts w:ascii="Consolas" w:eastAsia="Consolas" w:hAnsi="Consolas" w:cs="Consolas"/>
+                <w:sz w:val="18"/>
+                <w:szCs w:val="18"/>
+                <w:lang w:val="en-US"/>
+              </w:rPr>
+              <w:t xml:space="preserve">  is_mine: int ]</w:t>
+            </w:r>
+          </w:p>
+        </w:tc>
+      </w:tr>
+      <w:tr>
+        <w:trPr>
+          <w:cantSplit/>
+        </w:trPr>
+        <w:tc>
+          <w:tcPr>
+            <w:tcW w:w="700" w:type="dxa"/>
             <w:tcBorders>
               <w:top w:val="single" w:sz="4" w:space="0" w:color="000000"/>
               <w:left w:val="single" w:sz="4" w:space="0" w:color="000000"/>
@@ -3437,21 +4807,18 @@
             </w:tcMar>
           </w:tcPr>
           <w:p>
-            <w:pPr>
-              <w:spacing w:after="20"/>
-            </w:pPr>
-            <w:r>
-              <w:rPr>
-                <w:sz w:val="20"/>
-                <w:szCs w:val="20"/>
-              </w:rPr>
-              <w:t>GET</w:t>
-            </w:r>
-          </w:p>
-        </w:tc>
-        <w:tc>
-          <w:tcPr>
-            <w:tcW w:w="1800" w:type="dxa"/>
+            <w:r>
+              <w:rPr>
+                <w:sz w:val="22"/>
+                <w:szCs w:val="22"/>
+              </w:rPr>
+              <w:t>4.1.2</w:t>
+            </w:r>
+          </w:p>
+        </w:tc>
+        <w:tc>
+          <w:tcPr>
+            <w:tcW w:w="850" w:type="dxa"/>
             <w:tcBorders>
               <w:top w:val="single" w:sz="4" w:space="0" w:color="000000"/>
               <w:left w:val="single" w:sz="4" w:space="0" w:color="000000"/>
@@ -3466,26 +4833,18 @@
             </w:tcMar>
           </w:tcPr>
           <w:p>
-            <w:pPr>
-              <w:spacing w:after="20"/>
-              <w:rPr>
-                <w:lang w:val="en-US"/>
-              </w:rPr>
-            </w:pPr>
-            <w:r>
-              <w:rPr>
-                <w:rFonts w:ascii="Consolas" w:eastAsia="Consolas" w:hAnsi="Consolas" w:cs="Consolas"/>
-                <w:sz w:val="17"/>
-                <w:szCs w:val="17"/>
-                <w:lang w:val="en-US"/>
-              </w:rPr>
-              <w:t>/api/comets/feed/{id}?next=true</w:t>
-            </w:r>
-          </w:p>
-        </w:tc>
-        <w:tc>
-          <w:tcPr>
-            <w:tcW w:w="1600" w:type="dxa"/>
+            <w:r>
+              <w:rPr>
+                <w:sz w:val="22"/>
+                <w:szCs w:val="22"/>
+              </w:rPr>
+              <w:t>GET</w:t>
+            </w:r>
+          </w:p>
+        </w:tc>
+        <w:tc>
+          <w:tcPr>
+            <w:tcW w:w="1750" w:type="dxa"/>
             <w:tcBorders>
               <w:top w:val="single" w:sz="4" w:space="0" w:color="000000"/>
               <w:left w:val="single" w:sz="4" w:space="0" w:color="000000"/>
@@ -3500,21 +4859,19 @@
             </w:tcMar>
           </w:tcPr>
           <w:p>
-            <w:pPr>
-              <w:spacing w:after="20"/>
-            </w:pPr>
-            <w:r>
-              <w:rPr>
-                <w:sz w:val="20"/>
-                <w:szCs w:val="20"/>
-              </w:rPr>
-              <w:t>Одна комета ленты: без id — первая, с id — по id, с next — следующая после id</w:t>
-            </w:r>
-          </w:p>
-        </w:tc>
-        <w:tc>
-          <w:tcPr>
-            <w:tcW w:w="2300" w:type="dxa"/>
+            <w:r>
+              <w:rPr>
+                <w:rFonts w:ascii="Consolas" w:eastAsia="Consolas" w:hAnsi="Consolas" w:cs="Consolas"/>
+                <w:sz w:val="18"/>
+                <w:szCs w:val="18"/>
+              </w:rPr>
+              <w:t>/api/comets/feed/{id}</w:t>
+            </w:r>
+          </w:p>
+        </w:tc>
+        <w:tc>
+          <w:tcPr>
+            <w:tcW w:w="2000" w:type="dxa"/>
             <w:tcBorders>
               <w:top w:val="single" w:sz="4" w:space="0" w:color="000000"/>
               <w:left w:val="single" w:sz="4" w:space="0" w:color="000000"/>
@@ -3529,90 +4886,18 @@
             </w:tcMar>
           </w:tcPr>
           <w:p>
-            <w:pPr>
-              <w:spacing w:after="20"/>
-              <w:rPr>
-                <w:lang w:val="en-US"/>
-              </w:rPr>
-            </w:pPr>
-            <w:r>
-              <w:rPr>
-                <w:rFonts w:ascii="Consolas" w:eastAsia="Consolas" w:hAnsi="Consolas" w:cs="Consolas"/>
-                <w:sz w:val="17"/>
-                <w:szCs w:val="17"/>
-                <w:lang w:val="en-US"/>
-              </w:rPr>
-              <w:t xml:space="preserve">id: integer (path, </w:t>
-            </w:r>
-            <w:r>
-              <w:rPr>
-                <w:rFonts w:ascii="Consolas" w:eastAsia="Consolas" w:hAnsi="Consolas" w:cs="Consolas"/>
-                <w:sz w:val="17"/>
-                <w:szCs w:val="17"/>
-              </w:rPr>
-              <w:t>необяз</w:t>
-            </w:r>
-            <w:r>
-              <w:rPr>
-                <w:rFonts w:ascii="Consolas" w:eastAsia="Consolas" w:hAnsi="Consolas" w:cs="Consolas"/>
-                <w:sz w:val="17"/>
-                <w:szCs w:val="17"/>
-                <w:lang w:val="en-US"/>
-              </w:rPr>
-              <w:t>.)</w:t>
-            </w:r>
-          </w:p>
-          <w:p>
-            <w:pPr>
-              <w:spacing w:after="20"/>
-              <w:rPr>
-                <w:lang w:val="en-US"/>
-              </w:rPr>
-            </w:pPr>
-            <w:r>
-              <w:rPr>
-                <w:rFonts w:ascii="Consolas" w:eastAsia="Consolas" w:hAnsi="Consolas" w:cs="Consolas"/>
-                <w:sz w:val="17"/>
-                <w:szCs w:val="17"/>
-                <w:lang w:val="en-US"/>
-              </w:rPr>
-              <w:t xml:space="preserve">next: boolean (query, </w:t>
-            </w:r>
-            <w:r>
-              <w:rPr>
-                <w:rFonts w:ascii="Consolas" w:eastAsia="Consolas" w:hAnsi="Consolas" w:cs="Consolas"/>
-                <w:sz w:val="17"/>
-                <w:szCs w:val="17"/>
-              </w:rPr>
-              <w:t>необяз</w:t>
-            </w:r>
-            <w:r>
-              <w:rPr>
-                <w:rFonts w:ascii="Consolas" w:eastAsia="Consolas" w:hAnsi="Consolas" w:cs="Consolas"/>
-                <w:sz w:val="17"/>
-                <w:szCs w:val="17"/>
-                <w:lang w:val="en-US"/>
-              </w:rPr>
-              <w:t>.)</w:t>
-            </w:r>
-          </w:p>
-          <w:p>
-            <w:pPr>
-              <w:spacing w:after="20"/>
-            </w:pPr>
-            <w:r>
-              <w:rPr>
-                <w:rFonts w:ascii="Consolas" w:eastAsia="Consolas" w:hAnsi="Consolas" w:cs="Consolas"/>
-                <w:sz w:val="17"/>
-                <w:szCs w:val="17"/>
-              </w:rPr>
-              <w:t>Authorization: string (header, необяз.)</w:t>
-            </w:r>
-          </w:p>
-        </w:tc>
-        <w:tc>
-          <w:tcPr>
-            <w:tcW w:w="2730" w:type="dxa"/>
+            <w:r>
+              <w:rPr>
+                <w:sz w:val="22"/>
+                <w:szCs w:val="22"/>
+              </w:rPr>
+              <w:t>Одна комета ленты: без id — первая, с id — по id, с next — следующая. Доступно всем</w:t>
+            </w:r>
+          </w:p>
+        </w:tc>
+        <w:tc>
+          <w:tcPr>
+            <w:tcW w:w="2150" w:type="dxa"/>
             <w:tcBorders>
               <w:top w:val="single" w:sz="4" w:space="0" w:color="000000"/>
               <w:left w:val="single" w:sz="4" w:space="0" w:color="000000"/>
@@ -3628,7 +4913,6 @@
           </w:tcPr>
           <w:p>
             <w:pPr>
-              <w:spacing w:after="20"/>
               <w:rPr>
                 <w:lang w:val="en-US"/>
               </w:rPr>
@@ -3636,35 +4920,33 @@
             <w:r>
               <w:rPr>
                 <w:rFonts w:ascii="Consolas" w:eastAsia="Consolas" w:hAnsi="Consolas" w:cs="Consolas"/>
-                <w:sz w:val="17"/>
-                <w:szCs w:val="17"/>
+                <w:sz w:val="18"/>
+                <w:szCs w:val="18"/>
                 <w:lang w:val="en-US"/>
               </w:rPr>
-              <w:t>200: Comet, likes_count: integer, is_liked: integer (0/1)</w:t>
+              <w:t>id: int (path)</w:t>
             </w:r>
           </w:p>
           <w:p>
             <w:pPr>
-              <w:spacing w:after="20"/>
+              <w:rPr>
+                <w:lang w:val="en-US"/>
+              </w:rPr>
             </w:pPr>
             <w:r>
               <w:rPr>
                 <w:rFonts w:ascii="Consolas" w:eastAsia="Consolas" w:hAnsi="Consolas" w:cs="Consolas"/>
-                <w:sz w:val="17"/>
-                <w:szCs w:val="17"/>
-              </w:rPr>
-              <w:t>404: Error</w:t>
-            </w:r>
-          </w:p>
-        </w:tc>
-      </w:tr>
-      <w:tr>
-        <w:trPr>
-          <w:cantSplit/>
-        </w:trPr>
-        <w:tc>
-          <w:tcPr>
-            <w:tcW w:w="380" w:type="dxa"/>
+                <w:sz w:val="18"/>
+                <w:szCs w:val="18"/>
+                <w:lang w:val="en-US"/>
+              </w:rPr>
+              <w:t>next: bool (query)</w:t>
+            </w:r>
+          </w:p>
+        </w:tc>
+        <w:tc>
+          <w:tcPr>
+            <w:tcW w:w="2180" w:type="dxa"/>
             <w:tcBorders>
               <w:top w:val="single" w:sz="4" w:space="0" w:color="000000"/>
               <w:left w:val="single" w:sz="4" w:space="0" w:color="000000"/>
@@ -3680,20 +4962,45 @@
           </w:tcPr>
           <w:p>
             <w:pPr>
-              <w:spacing w:after="20"/>
+              <w:rPr>
+                <w:lang w:val="en-US"/>
+              </w:rPr>
             </w:pPr>
             <w:r>
               <w:rPr>
-                <w:sz w:val="20"/>
-                <w:szCs w:val="20"/>
-              </w:rPr>
-              <w:t>3</w:t>
-            </w:r>
-          </w:p>
-        </w:tc>
-        <w:tc>
-          <w:tcPr>
-            <w:tcW w:w="820" w:type="dxa"/>
+                <w:rFonts w:ascii="Consolas" w:eastAsia="Consolas" w:hAnsi="Consolas" w:cs="Consolas"/>
+                <w:sz w:val="18"/>
+                <w:szCs w:val="18"/>
+                <w:lang w:val="en-US"/>
+              </w:rPr>
+              <w:t>Comet + likes_count: int,</w:t>
+            </w:r>
+          </w:p>
+          <w:p>
+            <w:pPr>
+              <w:rPr>
+                <w:lang w:val="en-US"/>
+              </w:rPr>
+            </w:pPr>
+            <w:r>
+              <w:rPr>
+                <w:rFonts w:ascii="Consolas" w:eastAsia="Consolas" w:hAnsi="Consolas" w:cs="Consolas"/>
+                <w:sz w:val="18"/>
+                <w:szCs w:val="18"/>
+                <w:lang w:val="en-US"/>
+              </w:rPr>
+              <w:t xml:space="preserve">  is_liked: int</w:t>
+            </w:r>
+          </w:p>
+        </w:tc>
+      </w:tr>
+      <w:tr>
+        <w:trPr>
+          <w:cantSplit/>
+        </w:trPr>
+        <w:tc>
+          <w:tcPr>
+            <w:tcW w:w="700" w:type="dxa"/>
             <w:tcBorders>
               <w:top w:val="single" w:sz="4" w:space="0" w:color="000000"/>
               <w:left w:val="single" w:sz="4" w:space="0" w:color="000000"/>
@@ -3708,21 +5015,18 @@
             </w:tcMar>
           </w:tcPr>
           <w:p>
-            <w:pPr>
-              <w:spacing w:after="20"/>
-            </w:pPr>
-            <w:r>
-              <w:rPr>
-                <w:sz w:val="20"/>
-                <w:szCs w:val="20"/>
-              </w:rPr>
-              <w:t>GET</w:t>
-            </w:r>
-          </w:p>
-        </w:tc>
-        <w:tc>
-          <w:tcPr>
-            <w:tcW w:w="1800" w:type="dxa"/>
+            <w:r>
+              <w:rPr>
+                <w:sz w:val="22"/>
+                <w:szCs w:val="22"/>
+              </w:rPr>
+              <w:t>4.1.3</w:t>
+            </w:r>
+          </w:p>
+        </w:tc>
+        <w:tc>
+          <w:tcPr>
+            <w:tcW w:w="850" w:type="dxa"/>
             <w:tcBorders>
               <w:top w:val="single" w:sz="4" w:space="0" w:color="000000"/>
               <w:left w:val="single" w:sz="4" w:space="0" w:color="000000"/>
@@ -3737,22 +5041,18 @@
             </w:tcMar>
           </w:tcPr>
           <w:p>
-            <w:pPr>
-              <w:spacing w:after="20"/>
-            </w:pPr>
-            <w:r>
-              <w:rPr>
-                <w:rFonts w:ascii="Consolas" w:eastAsia="Consolas" w:hAnsi="Consolas" w:cs="Consolas"/>
-                <w:sz w:val="17"/>
-                <w:szCs w:val="17"/>
-              </w:rPr>
-              <w:t>/api/comets/draft</w:t>
-            </w:r>
-          </w:p>
-        </w:tc>
-        <w:tc>
-          <w:tcPr>
-            <w:tcW w:w="1600" w:type="dxa"/>
+            <w:r>
+              <w:rPr>
+                <w:sz w:val="22"/>
+                <w:szCs w:val="22"/>
+              </w:rPr>
+              <w:t>GET</w:t>
+            </w:r>
+          </w:p>
+        </w:tc>
+        <w:tc>
+          <w:tcPr>
+            <w:tcW w:w="1750" w:type="dxa"/>
             <w:tcBorders>
               <w:top w:val="single" w:sz="4" w:space="0" w:color="000000"/>
               <w:left w:val="single" w:sz="4" w:space="0" w:color="000000"/>
@@ -3767,21 +5067,19 @@
             </w:tcMar>
           </w:tcPr>
           <w:p>
-            <w:pPr>
-              <w:spacing w:after="20"/>
-            </w:pPr>
-            <w:r>
-              <w:rPr>
-                <w:sz w:val="20"/>
-                <w:szCs w:val="20"/>
-              </w:rPr>
-              <w:t>Черновик текущего пользователя</w:t>
-            </w:r>
-          </w:p>
-        </w:tc>
-        <w:tc>
-          <w:tcPr>
-            <w:tcW w:w="2300" w:type="dxa"/>
+            <w:r>
+              <w:rPr>
+                <w:rFonts w:ascii="Consolas" w:eastAsia="Consolas" w:hAnsi="Consolas" w:cs="Consolas"/>
+                <w:sz w:val="18"/>
+                <w:szCs w:val="18"/>
+              </w:rPr>
+              <w:t>/api/comets/draft</w:t>
+            </w:r>
+          </w:p>
+        </w:tc>
+        <w:tc>
+          <w:tcPr>
+            <w:tcW w:w="2000" w:type="dxa"/>
             <w:tcBorders>
               <w:top w:val="single" w:sz="4" w:space="0" w:color="000000"/>
               <w:left w:val="single" w:sz="4" w:space="0" w:color="000000"/>
@@ -3796,26 +5094,18 @@
             </w:tcMar>
           </w:tcPr>
           <w:p>
-            <w:pPr>
-              <w:spacing w:after="20"/>
-              <w:rPr>
-                <w:lang w:val="en-US"/>
-              </w:rPr>
-            </w:pPr>
-            <w:r>
-              <w:rPr>
-                <w:rFonts w:ascii="Consolas" w:eastAsia="Consolas" w:hAnsi="Consolas" w:cs="Consolas"/>
-                <w:sz w:val="17"/>
-                <w:szCs w:val="17"/>
-                <w:lang w:val="en-US"/>
-              </w:rPr>
-              <w:t>Authorization: string (header, Bearer JWT)</w:t>
-            </w:r>
-          </w:p>
-        </w:tc>
-        <w:tc>
-          <w:tcPr>
-            <w:tcW w:w="2730" w:type="dxa"/>
+            <w:r>
+              <w:rPr>
+                <w:sz w:val="22"/>
+                <w:szCs w:val="22"/>
+              </w:rPr>
+              <w:t>Черновик текущего пользователя. Доступно создателю</w:t>
+            </w:r>
+          </w:p>
+        </w:tc>
+        <w:tc>
+          <w:tcPr>
+            <w:tcW w:w="2150" w:type="dxa"/>
             <w:tcBorders>
               <w:top w:val="single" w:sz="4" w:space="0" w:color="000000"/>
               <w:left w:val="single" w:sz="4" w:space="0" w:color="000000"/>
@@ -3830,40 +5120,19 @@
             </w:tcMar>
           </w:tcPr>
           <w:p>
-            <w:pPr>
-              <w:spacing w:after="20"/>
-            </w:pPr>
             <w:r>
               <w:rPr>
                 <w:rFonts w:ascii="Consolas" w:eastAsia="Consolas" w:hAnsi="Consolas" w:cs="Consolas"/>
-                <w:sz w:val="17"/>
-                <w:szCs w:val="17"/>
-              </w:rPr>
-              <w:t>200: Comet</w:t>
-            </w:r>
-          </w:p>
-          <w:p>
-            <w:pPr>
-              <w:spacing w:after="20"/>
-            </w:pPr>
-            <w:r>
-              <w:rPr>
-                <w:rFonts w:ascii="Consolas" w:eastAsia="Consolas" w:hAnsi="Consolas" w:cs="Consolas"/>
-                <w:sz w:val="17"/>
-                <w:szCs w:val="17"/>
-              </w:rPr>
-              <w:t>401, 404: Error</w:t>
-            </w:r>
-          </w:p>
-        </w:tc>
-      </w:tr>
-      <w:tr>
-        <w:trPr>
-          <w:cantSplit/>
-        </w:trPr>
-        <w:tc>
-          <w:tcPr>
-            <w:tcW w:w="380" w:type="dxa"/>
+                <w:sz w:val="18"/>
+                <w:szCs w:val="18"/>
+              </w:rPr>
+              <w:t>jwt: string</w:t>
+            </w:r>
+          </w:p>
+        </w:tc>
+        <w:tc>
+          <w:tcPr>
+            <w:tcW w:w="2180" w:type="dxa"/>
             <w:tcBorders>
               <w:top w:val="single" w:sz="4" w:space="0" w:color="000000"/>
               <w:left w:val="single" w:sz="4" w:space="0" w:color="000000"/>
@@ -3878,21 +5147,24 @@
             </w:tcMar>
           </w:tcPr>
           <w:p>
-            <w:pPr>
-              <w:spacing w:after="20"/>
-            </w:pPr>
-            <w:r>
-              <w:rPr>
-                <w:sz w:val="20"/>
-                <w:szCs w:val="20"/>
-              </w:rPr>
-              <w:t>4</w:t>
-            </w:r>
-          </w:p>
-        </w:tc>
-        <w:tc>
-          <w:tcPr>
-            <w:tcW w:w="820" w:type="dxa"/>
+            <w:r>
+              <w:rPr>
+                <w:rFonts w:ascii="Consolas" w:eastAsia="Consolas" w:hAnsi="Consolas" w:cs="Consolas"/>
+                <w:sz w:val="18"/>
+                <w:szCs w:val="18"/>
+              </w:rPr>
+              <w:t>Comet</w:t>
+            </w:r>
+          </w:p>
+        </w:tc>
+      </w:tr>
+      <w:tr>
+        <w:trPr>
+          <w:cantSplit/>
+        </w:trPr>
+        <w:tc>
+          <w:tcPr>
+            <w:tcW w:w="700" w:type="dxa"/>
             <w:tcBorders>
               <w:top w:val="single" w:sz="4" w:space="0" w:color="000000"/>
               <w:left w:val="single" w:sz="4" w:space="0" w:color="000000"/>
@@ -3907,21 +5179,18 @@
             </w:tcMar>
           </w:tcPr>
           <w:p>
-            <w:pPr>
-              <w:spacing w:after="20"/>
-            </w:pPr>
-            <w:r>
-              <w:rPr>
-                <w:sz w:val="20"/>
-                <w:szCs w:val="20"/>
-              </w:rPr>
-              <w:t>POST</w:t>
-            </w:r>
-          </w:p>
-        </w:tc>
-        <w:tc>
-          <w:tcPr>
-            <w:tcW w:w="1800" w:type="dxa"/>
+            <w:r>
+              <w:rPr>
+                <w:sz w:val="22"/>
+                <w:szCs w:val="22"/>
+              </w:rPr>
+              <w:t>4.1.4</w:t>
+            </w:r>
+          </w:p>
+        </w:tc>
+        <w:tc>
+          <w:tcPr>
+            <w:tcW w:w="850" w:type="dxa"/>
             <w:tcBorders>
               <w:top w:val="single" w:sz="4" w:space="0" w:color="000000"/>
               <w:left w:val="single" w:sz="4" w:space="0" w:color="000000"/>
@@ -3936,22 +5205,18 @@
             </w:tcMar>
           </w:tcPr>
           <w:p>
-            <w:pPr>
-              <w:spacing w:after="20"/>
-            </w:pPr>
-            <w:r>
-              <w:rPr>
-                <w:rFonts w:ascii="Consolas" w:eastAsia="Consolas" w:hAnsi="Consolas" w:cs="Consolas"/>
-                <w:sz w:val="17"/>
-                <w:szCs w:val="17"/>
-              </w:rPr>
-              <w:t>/api/comets</w:t>
-            </w:r>
-          </w:p>
-        </w:tc>
-        <w:tc>
-          <w:tcPr>
-            <w:tcW w:w="1600" w:type="dxa"/>
+            <w:r>
+              <w:rPr>
+                <w:sz w:val="22"/>
+                <w:szCs w:val="22"/>
+              </w:rPr>
+              <w:t>POST</w:t>
+            </w:r>
+          </w:p>
+        </w:tc>
+        <w:tc>
+          <w:tcPr>
+            <w:tcW w:w="1750" w:type="dxa"/>
             <w:tcBorders>
               <w:top w:val="single" w:sz="4" w:space="0" w:color="000000"/>
               <w:left w:val="single" w:sz="4" w:space="0" w:color="000000"/>
@@ -3966,21 +5231,19 @@
             </w:tcMar>
           </w:tcPr>
           <w:p>
-            <w:pPr>
-              <w:spacing w:after="20"/>
-            </w:pPr>
-            <w:r>
-              <w:rPr>
-                <w:sz w:val="20"/>
-                <w:szCs w:val="20"/>
-              </w:rPr>
-              <w:t>Добавление кометы-черновика, файлы — в Minio; создатель — из токена</w:t>
-            </w:r>
-          </w:p>
-        </w:tc>
-        <w:tc>
-          <w:tcPr>
-            <w:tcW w:w="2300" w:type="dxa"/>
+            <w:r>
+              <w:rPr>
+                <w:rFonts w:ascii="Consolas" w:eastAsia="Consolas" w:hAnsi="Consolas" w:cs="Consolas"/>
+                <w:sz w:val="18"/>
+                <w:szCs w:val="18"/>
+              </w:rPr>
+              <w:t>/api/comets</w:t>
+            </w:r>
+          </w:p>
+        </w:tc>
+        <w:tc>
+          <w:tcPr>
+            <w:tcW w:w="2000" w:type="dxa"/>
             <w:tcBorders>
               <w:top w:val="single" w:sz="4" w:space="0" w:color="000000"/>
               <w:left w:val="single" w:sz="4" w:space="0" w:color="000000"/>
@@ -3995,77 +5258,18 @@
             </w:tcMar>
           </w:tcPr>
           <w:p>
-            <w:pPr>
-              <w:spacing w:after="20"/>
-              <w:rPr>
-                <w:lang w:val="en-US"/>
-              </w:rPr>
-            </w:pPr>
-            <w:r>
-              <w:rPr>
-                <w:rFonts w:ascii="Consolas" w:eastAsia="Consolas" w:hAnsi="Consolas" w:cs="Consolas"/>
-                <w:sz w:val="17"/>
-                <w:szCs w:val="17"/>
-                <w:lang w:val="en-US"/>
-              </w:rPr>
-              <w:t>Authorization: string (header, Bearer JWT)</w:t>
-            </w:r>
-          </w:p>
-          <w:p>
-            <w:pPr>
-              <w:spacing w:after="20"/>
-              <w:rPr>
-                <w:lang w:val="en-US"/>
-              </w:rPr>
-            </w:pPr>
-            <w:r>
-              <w:rPr>
-                <w:rFonts w:ascii="Consolas" w:eastAsia="Consolas" w:hAnsi="Consolas" w:cs="Consolas"/>
-                <w:sz w:val="17"/>
-                <w:szCs w:val="17"/>
-                <w:lang w:val="en-US"/>
-              </w:rPr>
-              <w:t>comet_name: string (form-data)</w:t>
-            </w:r>
-          </w:p>
-          <w:p>
-            <w:pPr>
-              <w:spacing w:after="20"/>
-              <w:rPr>
-                <w:lang w:val="en-US"/>
-              </w:rPr>
-            </w:pPr>
-            <w:r>
-              <w:rPr>
-                <w:rFonts w:ascii="Consolas" w:eastAsia="Consolas" w:hAnsi="Consolas" w:cs="Consolas"/>
-                <w:sz w:val="17"/>
-                <w:szCs w:val="17"/>
-                <w:lang w:val="en-US"/>
-              </w:rPr>
-              <w:t>comet_photo: file (form-data)</w:t>
-            </w:r>
-          </w:p>
-          <w:p>
-            <w:pPr>
-              <w:spacing w:after="20"/>
-              <w:rPr>
-                <w:lang w:val="en-US"/>
-              </w:rPr>
-            </w:pPr>
-            <w:r>
-              <w:rPr>
-                <w:rFonts w:ascii="Consolas" w:eastAsia="Consolas" w:hAnsi="Consolas" w:cs="Consolas"/>
-                <w:sz w:val="17"/>
-                <w:szCs w:val="17"/>
-                <w:lang w:val="en-US"/>
-              </w:rPr>
-              <w:t>comet_video: file (form-data)</w:t>
-            </w:r>
-          </w:p>
-        </w:tc>
-        <w:tc>
-          <w:tcPr>
-            <w:tcW w:w="2730" w:type="dxa"/>
+            <w:r>
+              <w:rPr>
+                <w:sz w:val="22"/>
+                <w:szCs w:val="22"/>
+              </w:rPr>
+              <w:t>Добавление кометы-черновика с фото и видео. Доступно создателю</w:t>
+            </w:r>
+          </w:p>
+        </w:tc>
+        <w:tc>
+          <w:tcPr>
+            <w:tcW w:w="2150" w:type="dxa"/>
             <w:tcBorders>
               <w:top w:val="single" w:sz="4" w:space="0" w:color="000000"/>
               <w:left w:val="single" w:sz="4" w:space="0" w:color="000000"/>
@@ -4081,39 +5285,88 @@
           </w:tcPr>
           <w:p>
             <w:pPr>
-              <w:spacing w:after="20"/>
+              <w:rPr>
+                <w:lang w:val="en-US"/>
+              </w:rPr>
             </w:pPr>
             <w:r>
               <w:rPr>
                 <w:rFonts w:ascii="Consolas" w:eastAsia="Consolas" w:hAnsi="Consolas" w:cs="Consolas"/>
-                <w:sz w:val="17"/>
-                <w:szCs w:val="17"/>
-              </w:rPr>
-              <w:t>201: Comet</w:t>
+                <w:sz w:val="18"/>
+                <w:szCs w:val="18"/>
+                <w:lang w:val="en-US"/>
+              </w:rPr>
+              <w:t>jwt: string</w:t>
             </w:r>
           </w:p>
           <w:p>
             <w:pPr>
-              <w:spacing w:after="20"/>
+              <w:rPr>
+                <w:lang w:val="en-US"/>
+              </w:rPr>
             </w:pPr>
             <w:r>
               <w:rPr>
                 <w:rFonts w:ascii="Consolas" w:eastAsia="Consolas" w:hAnsi="Consolas" w:cs="Consolas"/>
-                <w:sz w:val="17"/>
-                <w:szCs w:val="17"/>
-              </w:rPr>
-              <w:t>400, 401, 409: Error</w:t>
-            </w:r>
-          </w:p>
-        </w:tc>
-      </w:tr>
-      <w:tr>
-        <w:trPr>
-          <w:cantSplit/>
-        </w:trPr>
-        <w:tc>
-          <w:tcPr>
-            <w:tcW w:w="380" w:type="dxa"/>
+                <w:sz w:val="18"/>
+                <w:szCs w:val="18"/>
+                <w:lang w:val="en-US"/>
+              </w:rPr>
+              <w:t>comet_name: string</w:t>
+            </w:r>
+          </w:p>
+          <w:p>
+            <w:pPr>
+              <w:rPr>
+                <w:lang w:val="en-US"/>
+              </w:rPr>
+            </w:pPr>
+            <w:r>
+              <w:rPr>
+                <w:rFonts w:ascii="Consolas" w:eastAsia="Consolas" w:hAnsi="Consolas" w:cs="Consolas"/>
+                <w:sz w:val="18"/>
+                <w:szCs w:val="18"/>
+                <w:lang w:val="en-US"/>
+              </w:rPr>
+              <w:t>comet_photo: file</w:t>
+            </w:r>
+          </w:p>
+          <w:p>
+            <w:pPr>
+              <w:rPr>
+                <w:lang w:val="en-US"/>
+              </w:rPr>
+            </w:pPr>
+            <w:r>
+              <w:rPr>
+                <w:rFonts w:ascii="Consolas" w:eastAsia="Consolas" w:hAnsi="Consolas" w:cs="Consolas"/>
+                <w:sz w:val="18"/>
+                <w:szCs w:val="18"/>
+                <w:lang w:val="en-US"/>
+              </w:rPr>
+              <w:t>comet_video: file</w:t>
+            </w:r>
+          </w:p>
+          <w:p>
+            <w:pPr>
+              <w:rPr>
+                <w:lang w:val="en-US"/>
+              </w:rPr>
+            </w:pPr>
+            <w:r>
+              <w:rPr>
+                <w:rFonts w:ascii="Consolas" w:eastAsia="Consolas" w:hAnsi="Consolas" w:cs="Consolas"/>
+                <w:sz w:val="18"/>
+                <w:szCs w:val="18"/>
+                <w:lang w:val="en-US"/>
+              </w:rPr>
+              <w:t>(multipart/form-data)</w:t>
+            </w:r>
+          </w:p>
+        </w:tc>
+        <w:tc>
+          <w:tcPr>
+            <w:tcW w:w="2180" w:type="dxa"/>
             <w:tcBorders>
               <w:top w:val="single" w:sz="4" w:space="0" w:color="000000"/>
               <w:left w:val="single" w:sz="4" w:space="0" w:color="000000"/>
@@ -4128,21 +5381,24 @@
             </w:tcMar>
           </w:tcPr>
           <w:p>
-            <w:pPr>
-              <w:spacing w:after="20"/>
-            </w:pPr>
-            <w:r>
-              <w:rPr>
-                <w:sz w:val="20"/>
-                <w:szCs w:val="20"/>
-              </w:rPr>
-              <w:t>5</w:t>
-            </w:r>
-          </w:p>
-        </w:tc>
-        <w:tc>
-          <w:tcPr>
-            <w:tcW w:w="820" w:type="dxa"/>
+            <w:r>
+              <w:rPr>
+                <w:rFonts w:ascii="Consolas" w:eastAsia="Consolas" w:hAnsi="Consolas" w:cs="Consolas"/>
+                <w:sz w:val="18"/>
+                <w:szCs w:val="18"/>
+              </w:rPr>
+              <w:t>Comet</w:t>
+            </w:r>
+          </w:p>
+        </w:tc>
+      </w:tr>
+      <w:tr>
+        <w:trPr>
+          <w:cantSplit/>
+        </w:trPr>
+        <w:tc>
+          <w:tcPr>
+            <w:tcW w:w="700" w:type="dxa"/>
             <w:tcBorders>
               <w:top w:val="single" w:sz="4" w:space="0" w:color="000000"/>
               <w:left w:val="single" w:sz="4" w:space="0" w:color="000000"/>
@@ -4157,21 +5413,18 @@
             </w:tcMar>
           </w:tcPr>
           <w:p>
-            <w:pPr>
-              <w:spacing w:after="20"/>
-            </w:pPr>
-            <w:r>
-              <w:rPr>
-                <w:sz w:val="20"/>
-                <w:szCs w:val="20"/>
-              </w:rPr>
-              <w:t>PUT</w:t>
-            </w:r>
-          </w:p>
-        </w:tc>
-        <w:tc>
-          <w:tcPr>
-            <w:tcW w:w="1800" w:type="dxa"/>
+            <w:r>
+              <w:rPr>
+                <w:sz w:val="22"/>
+                <w:szCs w:val="22"/>
+              </w:rPr>
+              <w:t>4.1.5</w:t>
+            </w:r>
+          </w:p>
+        </w:tc>
+        <w:tc>
+          <w:tcPr>
+            <w:tcW w:w="850" w:type="dxa"/>
             <w:tcBorders>
               <w:top w:val="single" w:sz="4" w:space="0" w:color="000000"/>
               <w:left w:val="single" w:sz="4" w:space="0" w:color="000000"/>
@@ -4186,22 +5439,18 @@
             </w:tcMar>
           </w:tcPr>
           <w:p>
-            <w:pPr>
-              <w:spacing w:after="20"/>
-            </w:pPr>
-            <w:r>
-              <w:rPr>
-                <w:rFonts w:ascii="Consolas" w:eastAsia="Consolas" w:hAnsi="Consolas" w:cs="Consolas"/>
-                <w:sz w:val="17"/>
-                <w:szCs w:val="17"/>
-              </w:rPr>
-              <w:t>/api/comets/{id}/publish</w:t>
-            </w:r>
-          </w:p>
-        </w:tc>
-        <w:tc>
-          <w:tcPr>
-            <w:tcW w:w="1600" w:type="dxa"/>
+            <w:r>
+              <w:rPr>
+                <w:sz w:val="22"/>
+                <w:szCs w:val="22"/>
+              </w:rPr>
+              <w:t>PUT</w:t>
+            </w:r>
+          </w:p>
+        </w:tc>
+        <w:tc>
+          <w:tcPr>
+            <w:tcW w:w="1750" w:type="dxa"/>
             <w:tcBorders>
               <w:top w:val="single" w:sz="4" w:space="0" w:color="000000"/>
               <w:left w:val="single" w:sz="4" w:space="0" w:color="000000"/>
@@ -4216,21 +5465,19 @@
             </w:tcMar>
           </w:tcPr>
           <w:p>
-            <w:pPr>
-              <w:spacing w:after="20"/>
-            </w:pPr>
-            <w:r>
-              <w:rPr>
-                <w:sz w:val="20"/>
-                <w:szCs w:val="20"/>
-              </w:rPr>
-              <w:t>Публикация своего черновика</w:t>
-            </w:r>
-          </w:p>
-        </w:tc>
-        <w:tc>
-          <w:tcPr>
-            <w:tcW w:w="2300" w:type="dxa"/>
+            <w:r>
+              <w:rPr>
+                <w:rFonts w:ascii="Consolas" w:eastAsia="Consolas" w:hAnsi="Consolas" w:cs="Consolas"/>
+                <w:sz w:val="18"/>
+                <w:szCs w:val="18"/>
+              </w:rPr>
+              <w:t>/api/comets/{id}/publish</w:t>
+            </w:r>
+          </w:p>
+        </w:tc>
+        <w:tc>
+          <w:tcPr>
+            <w:tcW w:w="2000" w:type="dxa"/>
             <w:tcBorders>
               <w:top w:val="single" w:sz="4" w:space="0" w:color="000000"/>
               <w:left w:val="single" w:sz="4" w:space="0" w:color="000000"/>
@@ -4245,94 +5492,18 @@
             </w:tcMar>
           </w:tcPr>
           <w:p>
-            <w:pPr>
-              <w:spacing w:after="20"/>
-              <w:rPr>
-                <w:lang w:val="en-US"/>
-              </w:rPr>
-            </w:pPr>
-            <w:r>
-              <w:rPr>
-                <w:rFonts w:ascii="Consolas" w:eastAsia="Consolas" w:hAnsi="Consolas" w:cs="Consolas"/>
-                <w:sz w:val="17"/>
-                <w:szCs w:val="17"/>
-                <w:lang w:val="en-US"/>
-              </w:rPr>
-              <w:t>Authorization: string (header, Bearer JWT)</w:t>
-            </w:r>
-          </w:p>
-          <w:p>
-            <w:pPr>
-              <w:spacing w:after="20"/>
-              <w:rPr>
-                <w:lang w:val="en-US"/>
-              </w:rPr>
-            </w:pPr>
-            <w:r>
-              <w:rPr>
-                <w:rFonts w:ascii="Consolas" w:eastAsia="Consolas" w:hAnsi="Consolas" w:cs="Consolas"/>
-                <w:sz w:val="17"/>
-                <w:szCs w:val="17"/>
-                <w:lang w:val="en-US"/>
-              </w:rPr>
-              <w:t>id: integer (path)</w:t>
-            </w:r>
-          </w:p>
-          <w:p>
-            <w:pPr>
-              <w:spacing w:after="20"/>
-              <w:rPr>
-                <w:lang w:val="en-US"/>
-              </w:rPr>
-            </w:pPr>
-            <w:r>
-              <w:rPr>
-                <w:rFonts w:ascii="Consolas" w:eastAsia="Consolas" w:hAnsi="Consolas" w:cs="Consolas"/>
-                <w:sz w:val="17"/>
-                <w:szCs w:val="17"/>
-                <w:lang w:val="en-US"/>
-              </w:rPr>
-              <w:t>comet_description: string (JSON)</w:t>
-            </w:r>
-          </w:p>
-          <w:p>
-            <w:pPr>
-              <w:spacing w:after="20"/>
-              <w:rPr>
-                <w:lang w:val="en-US"/>
-              </w:rPr>
-            </w:pPr>
-            <w:r>
-              <w:rPr>
-                <w:rFonts w:ascii="Consolas" w:eastAsia="Consolas" w:hAnsi="Consolas" w:cs="Consolas"/>
-                <w:sz w:val="17"/>
-                <w:szCs w:val="17"/>
-                <w:lang w:val="en-US"/>
-              </w:rPr>
-              <w:t>orbital_period: number (JSON)</w:t>
-            </w:r>
-          </w:p>
-          <w:p>
-            <w:pPr>
-              <w:spacing w:after="20"/>
-              <w:rPr>
-                <w:lang w:val="en-US"/>
-              </w:rPr>
-            </w:pPr>
-            <w:r>
-              <w:rPr>
-                <w:rFonts w:ascii="Consolas" w:eastAsia="Consolas" w:hAnsi="Consolas" w:cs="Consolas"/>
-                <w:sz w:val="17"/>
-                <w:szCs w:val="17"/>
-                <w:lang w:val="en-US"/>
-              </w:rPr>
-              <w:t>orbit_eccentricity: number (JSON)</w:t>
-            </w:r>
-          </w:p>
-        </w:tc>
-        <w:tc>
-          <w:tcPr>
-            <w:tcW w:w="2730" w:type="dxa"/>
+            <w:r>
+              <w:rPr>
+                <w:sz w:val="22"/>
+                <w:szCs w:val="22"/>
+              </w:rPr>
+              <w:t>Публикация своего черновика. Доступно создателю</w:t>
+            </w:r>
+          </w:p>
+        </w:tc>
+        <w:tc>
+          <w:tcPr>
+            <w:tcW w:w="2150" w:type="dxa"/>
             <w:tcBorders>
               <w:top w:val="single" w:sz="4" w:space="0" w:color="000000"/>
               <w:left w:val="single" w:sz="4" w:space="0" w:color="000000"/>
@@ -4348,39 +5519,91 @@
           </w:tcPr>
           <w:p>
             <w:pPr>
-              <w:spacing w:after="20"/>
+              <w:rPr>
+                <w:lang w:val="en-US"/>
+              </w:rPr>
             </w:pPr>
             <w:r>
               <w:rPr>
                 <w:rFonts w:ascii="Consolas" w:eastAsia="Consolas" w:hAnsi="Consolas" w:cs="Consolas"/>
-                <w:sz w:val="17"/>
-                <w:szCs w:val="17"/>
-              </w:rPr>
-              <w:t>200: Comet</w:t>
+                <w:sz w:val="18"/>
+                <w:szCs w:val="18"/>
+                <w:lang w:val="en-US"/>
+              </w:rPr>
+              <w:t>jwt: string</w:t>
             </w:r>
           </w:p>
           <w:p>
             <w:pPr>
-              <w:spacing w:after="20"/>
+              <w:rPr>
+                <w:lang w:val="en-US"/>
+              </w:rPr>
             </w:pPr>
             <w:r>
               <w:rPr>
                 <w:rFonts w:ascii="Consolas" w:eastAsia="Consolas" w:hAnsi="Consolas" w:cs="Consolas"/>
-                <w:sz w:val="17"/>
-                <w:szCs w:val="17"/>
-              </w:rPr>
-              <w:t>400, 401, 403, 404, 409: Error</w:t>
-            </w:r>
-          </w:p>
-        </w:tc>
-      </w:tr>
-      <w:tr>
-        <w:trPr>
-          <w:cantSplit/>
-        </w:trPr>
-        <w:tc>
-          <w:tcPr>
-            <w:tcW w:w="380" w:type="dxa"/>
+                <w:sz w:val="18"/>
+                <w:szCs w:val="18"/>
+                <w:lang w:val="en-US"/>
+              </w:rPr>
+              <w:t>id: int (path)</w:t>
+            </w:r>
+          </w:p>
+          <w:p>
+            <w:pPr>
+              <w:rPr>
+                <w:lang w:val="en-US"/>
+              </w:rPr>
+            </w:pPr>
+            <w:r>
+              <w:rPr>
+                <w:rFonts w:ascii="Consolas" w:eastAsia="Consolas" w:hAnsi="Consolas" w:cs="Consolas"/>
+                <w:sz w:val="18"/>
+                <w:szCs w:val="18"/>
+                <w:lang w:val="en-US"/>
+              </w:rPr>
+              <w:t>{ comet_description: string,</w:t>
+            </w:r>
+          </w:p>
+          <w:p>
+            <w:pPr>
+              <w:rPr>
+                <w:lang w:val="en-US"/>
+              </w:rPr>
+            </w:pPr>
+            <w:r>
+              <w:rPr>
+                <w:rFonts w:ascii="Consolas" w:eastAsia="Consolas" w:hAnsi="Consolas" w:cs="Consolas"/>
+                <w:sz w:val="18"/>
+                <w:szCs w:val="18"/>
+                <w:lang w:val="en-US"/>
+              </w:rPr>
+              <w:t xml:space="preserve">  orbital_period: float,</w:t>
+            </w:r>
+          </w:p>
+          <w:p>
+            <w:r>
+              <w:rPr>
+                <w:rFonts w:ascii="Consolas" w:eastAsia="Consolas" w:hAnsi="Consolas" w:cs="Consolas"/>
+                <w:sz w:val="18"/>
+                <w:szCs w:val="18"/>
+                <w:lang w:val="en-US"/>
+              </w:rPr>
+              <w:t xml:space="preserve">  </w:t>
+            </w:r>
+            <w:r>
+              <w:rPr>
+                <w:rFonts w:ascii="Consolas" w:eastAsia="Consolas" w:hAnsi="Consolas" w:cs="Consolas"/>
+                <w:sz w:val="18"/>
+                <w:szCs w:val="18"/>
+              </w:rPr>
+              <w:t>orbit_eccentricity: float }</w:t>
+            </w:r>
+          </w:p>
+        </w:tc>
+        <w:tc>
+          <w:tcPr>
+            <w:tcW w:w="2180" w:type="dxa"/>
             <w:tcBorders>
               <w:top w:val="single" w:sz="4" w:space="0" w:color="000000"/>
               <w:left w:val="single" w:sz="4" w:space="0" w:color="000000"/>
@@ -4395,21 +5618,24 @@
             </w:tcMar>
           </w:tcPr>
           <w:p>
-            <w:pPr>
-              <w:spacing w:after="20"/>
-            </w:pPr>
-            <w:r>
-              <w:rPr>
-                <w:sz w:val="20"/>
-                <w:szCs w:val="20"/>
-              </w:rPr>
-              <w:t>6</w:t>
-            </w:r>
-          </w:p>
-        </w:tc>
-        <w:tc>
-          <w:tcPr>
-            <w:tcW w:w="820" w:type="dxa"/>
+            <w:r>
+              <w:rPr>
+                <w:rFonts w:ascii="Consolas" w:eastAsia="Consolas" w:hAnsi="Consolas" w:cs="Consolas"/>
+                <w:sz w:val="18"/>
+                <w:szCs w:val="18"/>
+              </w:rPr>
+              <w:t>Comet</w:t>
+            </w:r>
+          </w:p>
+        </w:tc>
+      </w:tr>
+      <w:tr>
+        <w:trPr>
+          <w:cantSplit/>
+        </w:trPr>
+        <w:tc>
+          <w:tcPr>
+            <w:tcW w:w="700" w:type="dxa"/>
             <w:tcBorders>
               <w:top w:val="single" w:sz="4" w:space="0" w:color="000000"/>
               <w:left w:val="single" w:sz="4" w:space="0" w:color="000000"/>
@@ -4424,21 +5650,18 @@
             </w:tcMar>
           </w:tcPr>
           <w:p>
-            <w:pPr>
-              <w:spacing w:after="20"/>
-            </w:pPr>
-            <w:r>
-              <w:rPr>
-                <w:sz w:val="20"/>
-                <w:szCs w:val="20"/>
-              </w:rPr>
-              <w:t>DELETE</w:t>
-            </w:r>
-          </w:p>
-        </w:tc>
-        <w:tc>
-          <w:tcPr>
-            <w:tcW w:w="1800" w:type="dxa"/>
+            <w:r>
+              <w:rPr>
+                <w:sz w:val="22"/>
+                <w:szCs w:val="22"/>
+              </w:rPr>
+              <w:t>4.1.6</w:t>
+            </w:r>
+          </w:p>
+        </w:tc>
+        <w:tc>
+          <w:tcPr>
+            <w:tcW w:w="850" w:type="dxa"/>
             <w:tcBorders>
               <w:top w:val="single" w:sz="4" w:space="0" w:color="000000"/>
               <w:left w:val="single" w:sz="4" w:space="0" w:color="000000"/>
@@ -4453,22 +5676,18 @@
             </w:tcMar>
           </w:tcPr>
           <w:p>
-            <w:pPr>
-              <w:spacing w:after="20"/>
-            </w:pPr>
-            <w:r>
-              <w:rPr>
-                <w:rFonts w:ascii="Consolas" w:eastAsia="Consolas" w:hAnsi="Consolas" w:cs="Consolas"/>
-                <w:sz w:val="17"/>
-                <w:szCs w:val="17"/>
-              </w:rPr>
-              <w:t>/api/comets/{id}</w:t>
-            </w:r>
-          </w:p>
-        </w:tc>
-        <w:tc>
-          <w:tcPr>
-            <w:tcW w:w="1600" w:type="dxa"/>
+            <w:r>
+              <w:rPr>
+                <w:sz w:val="22"/>
+                <w:szCs w:val="22"/>
+              </w:rPr>
+              <w:t>DELETE</w:t>
+            </w:r>
+          </w:p>
+        </w:tc>
+        <w:tc>
+          <w:tcPr>
+            <w:tcW w:w="1750" w:type="dxa"/>
             <w:tcBorders>
               <w:top w:val="single" w:sz="4" w:space="0" w:color="000000"/>
               <w:left w:val="single" w:sz="4" w:space="0" w:color="000000"/>
@@ -4483,21 +5702,19 @@
             </w:tcMar>
           </w:tcPr>
           <w:p>
-            <w:pPr>
-              <w:spacing w:after="20"/>
-            </w:pPr>
-            <w:r>
-              <w:rPr>
-                <w:sz w:val="20"/>
-                <w:szCs w:val="20"/>
-              </w:rPr>
-              <w:t>Логическое удаление своей кометы</w:t>
-            </w:r>
-          </w:p>
-        </w:tc>
-        <w:tc>
-          <w:tcPr>
-            <w:tcW w:w="2300" w:type="dxa"/>
+            <w:r>
+              <w:rPr>
+                <w:rFonts w:ascii="Consolas" w:eastAsia="Consolas" w:hAnsi="Consolas" w:cs="Consolas"/>
+                <w:sz w:val="18"/>
+                <w:szCs w:val="18"/>
+              </w:rPr>
+              <w:t>/api/comets/{id}</w:t>
+            </w:r>
+          </w:p>
+        </w:tc>
+        <w:tc>
+          <w:tcPr>
+            <w:tcW w:w="2000" w:type="dxa"/>
             <w:tcBorders>
               <w:top w:val="single" w:sz="4" w:space="0" w:color="000000"/>
               <w:left w:val="single" w:sz="4" w:space="0" w:color="000000"/>
@@ -4512,39 +5729,18 @@
             </w:tcMar>
           </w:tcPr>
           <w:p>
-            <w:pPr>
-              <w:spacing w:after="20"/>
-              <w:rPr>
-                <w:lang w:val="en-US"/>
-              </w:rPr>
-            </w:pPr>
-            <w:r>
-              <w:rPr>
-                <w:rFonts w:ascii="Consolas" w:eastAsia="Consolas" w:hAnsi="Consolas" w:cs="Consolas"/>
-                <w:sz w:val="17"/>
-                <w:szCs w:val="17"/>
-                <w:lang w:val="en-US"/>
-              </w:rPr>
-              <w:t>Authorization: string (header, Bearer JWT)</w:t>
-            </w:r>
-          </w:p>
-          <w:p>
-            <w:pPr>
-              <w:spacing w:after="20"/>
-            </w:pPr>
-            <w:r>
-              <w:rPr>
-                <w:rFonts w:ascii="Consolas" w:eastAsia="Consolas" w:hAnsi="Consolas" w:cs="Consolas"/>
-                <w:sz w:val="17"/>
-                <w:szCs w:val="17"/>
-              </w:rPr>
-              <w:t>id: integer (path)</w:t>
-            </w:r>
-          </w:p>
-        </w:tc>
-        <w:tc>
-          <w:tcPr>
-            <w:tcW w:w="2730" w:type="dxa"/>
+            <w:r>
+              <w:rPr>
+                <w:sz w:val="22"/>
+                <w:szCs w:val="22"/>
+              </w:rPr>
+              <w:t>Логическое удаление своей кометы. Доступно создателю</w:t>
+            </w:r>
+          </w:p>
+        </w:tc>
+        <w:tc>
+          <w:tcPr>
+            <w:tcW w:w="2150" w:type="dxa"/>
             <w:tcBorders>
               <w:top w:val="single" w:sz="4" w:space="0" w:color="000000"/>
               <w:left w:val="single" w:sz="4" w:space="0" w:color="000000"/>
@@ -4560,7 +5756,6 @@
           </w:tcPr>
           <w:p>
             <w:pPr>
-              <w:spacing w:after="20"/>
               <w:rPr>
                 <w:lang w:val="en-US"/>
               </w:rPr>
@@ -4568,16 +5763,15 @@
             <w:r>
               <w:rPr>
                 <w:rFonts w:ascii="Consolas" w:eastAsia="Consolas" w:hAnsi="Consolas" w:cs="Consolas"/>
-                <w:sz w:val="17"/>
-                <w:szCs w:val="17"/>
+                <w:sz w:val="18"/>
+                <w:szCs w:val="18"/>
                 <w:lang w:val="en-US"/>
               </w:rPr>
-              <w:t>200: id: integer, comet_status: string</w:t>
+              <w:t>jwt: string</w:t>
             </w:r>
           </w:p>
           <w:p>
             <w:pPr>
-              <w:spacing w:after="20"/>
               <w:rPr>
                 <w:lang w:val="en-US"/>
               </w:rPr>
@@ -4585,22 +5779,17 @@
             <w:r>
               <w:rPr>
                 <w:rFonts w:ascii="Consolas" w:eastAsia="Consolas" w:hAnsi="Consolas" w:cs="Consolas"/>
-                <w:sz w:val="17"/>
-                <w:szCs w:val="17"/>
+                <w:sz w:val="18"/>
+                <w:szCs w:val="18"/>
                 <w:lang w:val="en-US"/>
               </w:rPr>
-              <w:t>401, 403, 404: Error</w:t>
-            </w:r>
-          </w:p>
-        </w:tc>
-      </w:tr>
-      <w:tr>
-        <w:trPr>
-          <w:cantSplit/>
-        </w:trPr>
-        <w:tc>
-          <w:tcPr>
-            <w:tcW w:w="380" w:type="dxa"/>
+              <w:t>id: int (path)</w:t>
+            </w:r>
+          </w:p>
+        </w:tc>
+        <w:tc>
+          <w:tcPr>
+            <w:tcW w:w="2180" w:type="dxa"/>
             <w:tcBorders>
               <w:top w:val="single" w:sz="4" w:space="0" w:color="000000"/>
               <w:left w:val="single" w:sz="4" w:space="0" w:color="000000"/>
@@ -4616,20 +5805,45 @@
           </w:tcPr>
           <w:p>
             <w:pPr>
-              <w:spacing w:after="20"/>
+              <w:rPr>
+                <w:lang w:val="en-US"/>
+              </w:rPr>
             </w:pPr>
             <w:r>
               <w:rPr>
-                <w:sz w:val="20"/>
-                <w:szCs w:val="20"/>
-              </w:rPr>
-              <w:t>7</w:t>
-            </w:r>
-          </w:p>
-        </w:tc>
-        <w:tc>
-          <w:tcPr>
-            <w:tcW w:w="820" w:type="dxa"/>
+                <w:rFonts w:ascii="Consolas" w:eastAsia="Consolas" w:hAnsi="Consolas" w:cs="Consolas"/>
+                <w:sz w:val="18"/>
+                <w:szCs w:val="18"/>
+                <w:lang w:val="en-US"/>
+              </w:rPr>
+              <w:t>{ id: int,</w:t>
+            </w:r>
+          </w:p>
+          <w:p>
+            <w:pPr>
+              <w:rPr>
+                <w:lang w:val="en-US"/>
+              </w:rPr>
+            </w:pPr>
+            <w:r>
+              <w:rPr>
+                <w:rFonts w:ascii="Consolas" w:eastAsia="Consolas" w:hAnsi="Consolas" w:cs="Consolas"/>
+                <w:sz w:val="18"/>
+                <w:szCs w:val="18"/>
+                <w:lang w:val="en-US"/>
+              </w:rPr>
+              <w:t xml:space="preserve">  comet_status: string }</w:t>
+            </w:r>
+          </w:p>
+        </w:tc>
+      </w:tr>
+      <w:tr>
+        <w:trPr>
+          <w:cantSplit/>
+        </w:trPr>
+        <w:tc>
+          <w:tcPr>
+            <w:tcW w:w="700" w:type="dxa"/>
             <w:tcBorders>
               <w:top w:val="single" w:sz="4" w:space="0" w:color="000000"/>
               <w:left w:val="single" w:sz="4" w:space="0" w:color="000000"/>
@@ -4644,21 +5858,18 @@
             </w:tcMar>
           </w:tcPr>
           <w:p>
-            <w:pPr>
-              <w:spacing w:after="20"/>
-            </w:pPr>
-            <w:r>
-              <w:rPr>
-                <w:sz w:val="20"/>
-                <w:szCs w:val="20"/>
-              </w:rPr>
-              <w:t>POST</w:t>
-            </w:r>
-          </w:p>
-        </w:tc>
-        <w:tc>
-          <w:tcPr>
-            <w:tcW w:w="1800" w:type="dxa"/>
+            <w:r>
+              <w:rPr>
+                <w:sz w:val="22"/>
+                <w:szCs w:val="22"/>
+              </w:rPr>
+              <w:t>4.1.7</w:t>
+            </w:r>
+          </w:p>
+        </w:tc>
+        <w:tc>
+          <w:tcPr>
+            <w:tcW w:w="850" w:type="dxa"/>
             <w:tcBorders>
               <w:top w:val="single" w:sz="4" w:space="0" w:color="000000"/>
               <w:left w:val="single" w:sz="4" w:space="0" w:color="000000"/>
@@ -4673,22 +5884,18 @@
             </w:tcMar>
           </w:tcPr>
           <w:p>
-            <w:pPr>
-              <w:spacing w:after="20"/>
-            </w:pPr>
-            <w:r>
-              <w:rPr>
-                <w:rFonts w:ascii="Consolas" w:eastAsia="Consolas" w:hAnsi="Consolas" w:cs="Consolas"/>
-                <w:sz w:val="17"/>
-                <w:szCs w:val="17"/>
-              </w:rPr>
-              <w:t>/api/comets/{id}/like</w:t>
-            </w:r>
-          </w:p>
-        </w:tc>
-        <w:tc>
-          <w:tcPr>
-            <w:tcW w:w="1600" w:type="dxa"/>
+            <w:r>
+              <w:rPr>
+                <w:sz w:val="22"/>
+                <w:szCs w:val="22"/>
+              </w:rPr>
+              <w:t>POST</w:t>
+            </w:r>
+          </w:p>
+        </w:tc>
+        <w:tc>
+          <w:tcPr>
+            <w:tcW w:w="1750" w:type="dxa"/>
             <w:tcBorders>
               <w:top w:val="single" w:sz="4" w:space="0" w:color="000000"/>
               <w:left w:val="single" w:sz="4" w:space="0" w:color="000000"/>
@@ -4703,21 +5910,19 @@
             </w:tcMar>
           </w:tcPr>
           <w:p>
-            <w:pPr>
-              <w:spacing w:after="20"/>
-            </w:pPr>
-            <w:r>
-              <w:rPr>
-                <w:sz w:val="20"/>
-                <w:szCs w:val="20"/>
-              </w:rPr>
-              <w:t>Лайк от текущего пользователя: 1 — поставить, 0 — отменить</w:t>
-            </w:r>
-          </w:p>
-        </w:tc>
-        <w:tc>
-          <w:tcPr>
-            <w:tcW w:w="2300" w:type="dxa"/>
+            <w:r>
+              <w:rPr>
+                <w:rFonts w:ascii="Consolas" w:eastAsia="Consolas" w:hAnsi="Consolas" w:cs="Consolas"/>
+                <w:sz w:val="18"/>
+                <w:szCs w:val="18"/>
+              </w:rPr>
+              <w:t>/api/comets/{id}/like</w:t>
+            </w:r>
+          </w:p>
+        </w:tc>
+        <w:tc>
+          <w:tcPr>
+            <w:tcW w:w="2000" w:type="dxa"/>
             <w:tcBorders>
               <w:top w:val="single" w:sz="4" w:space="0" w:color="000000"/>
               <w:left w:val="single" w:sz="4" w:space="0" w:color="000000"/>
@@ -4732,60 +5937,18 @@
             </w:tcMar>
           </w:tcPr>
           <w:p>
-            <w:pPr>
-              <w:spacing w:after="20"/>
-              <w:rPr>
-                <w:lang w:val="en-US"/>
-              </w:rPr>
-            </w:pPr>
-            <w:r>
-              <w:rPr>
-                <w:rFonts w:ascii="Consolas" w:eastAsia="Consolas" w:hAnsi="Consolas" w:cs="Consolas"/>
-                <w:sz w:val="17"/>
-                <w:szCs w:val="17"/>
-                <w:lang w:val="en-US"/>
-              </w:rPr>
-              <w:t>Authorization: string (header, Bearer JWT)</w:t>
-            </w:r>
-          </w:p>
-          <w:p>
-            <w:pPr>
-              <w:spacing w:after="20"/>
-              <w:rPr>
-                <w:lang w:val="en-US"/>
-              </w:rPr>
-            </w:pPr>
-            <w:r>
-              <w:rPr>
-                <w:rFonts w:ascii="Consolas" w:eastAsia="Consolas" w:hAnsi="Consolas" w:cs="Consolas"/>
-                <w:sz w:val="17"/>
-                <w:szCs w:val="17"/>
-                <w:lang w:val="en-US"/>
-              </w:rPr>
-              <w:t>id: integer (path)</w:t>
-            </w:r>
-          </w:p>
-          <w:p>
-            <w:pPr>
-              <w:spacing w:after="20"/>
-              <w:rPr>
-                <w:lang w:val="en-US"/>
-              </w:rPr>
-            </w:pPr>
-            <w:r>
-              <w:rPr>
-                <w:rFonts w:ascii="Consolas" w:eastAsia="Consolas" w:hAnsi="Consolas" w:cs="Consolas"/>
-                <w:sz w:val="17"/>
-                <w:szCs w:val="17"/>
-                <w:lang w:val="en-US"/>
-              </w:rPr>
-              <w:t>like: integer (JSON, 0/1)</w:t>
-            </w:r>
-          </w:p>
-        </w:tc>
-        <w:tc>
-          <w:tcPr>
-            <w:tcW w:w="2730" w:type="dxa"/>
+            <w:r>
+              <w:rPr>
+                <w:sz w:val="22"/>
+                <w:szCs w:val="22"/>
+              </w:rPr>
+              <w:t>Лайк: 1 — поставить, 0 — отменить. Доступно создателю</w:t>
+            </w:r>
+          </w:p>
+        </w:tc>
+        <w:tc>
+          <w:tcPr>
+            <w:tcW w:w="2150" w:type="dxa"/>
             <w:tcBorders>
               <w:top w:val="single" w:sz="4" w:space="0" w:color="000000"/>
               <w:left w:val="single" w:sz="4" w:space="0" w:color="000000"/>
@@ -4801,7 +5964,6 @@
           </w:tcPr>
           <w:p>
             <w:pPr>
-              <w:spacing w:after="20"/>
               <w:rPr>
                 <w:lang w:val="en-US"/>
               </w:rPr>
@@ -4809,70 +5971,43 @@
             <w:r>
               <w:rPr>
                 <w:rFonts w:ascii="Consolas" w:eastAsia="Consolas" w:hAnsi="Consolas" w:cs="Consolas"/>
-                <w:sz w:val="17"/>
-                <w:szCs w:val="17"/>
+                <w:sz w:val="18"/>
+                <w:szCs w:val="18"/>
                 <w:lang w:val="en-US"/>
               </w:rPr>
-              <w:t>200: comet_id: integer, like: integer, likes_count: integer</w:t>
+              <w:t>jwt: string</w:t>
             </w:r>
           </w:p>
           <w:p>
             <w:pPr>
-              <w:spacing w:after="20"/>
+              <w:rPr>
+                <w:lang w:val="en-US"/>
+              </w:rPr>
             </w:pPr>
             <w:r>
               <w:rPr>
                 <w:rFonts w:ascii="Consolas" w:eastAsia="Consolas" w:hAnsi="Consolas" w:cs="Consolas"/>
-                <w:sz w:val="17"/>
-                <w:szCs w:val="17"/>
-              </w:rPr>
-              <w:t>400, 401, 404: Error</w:t>
-            </w:r>
-          </w:p>
-        </w:tc>
-      </w:tr>
-      <w:tr>
-        <w:tc>
-          <w:tcPr>
-            <w:tcW w:w="9630" w:type="dxa"/>
-            <w:gridSpan w:val="6"/>
-            <w:tcBorders>
-              <w:top w:val="single" w:sz="4" w:space="0" w:color="000000"/>
-              <w:left w:val="single" w:sz="4" w:space="0" w:color="000000"/>
-              <w:bottom w:val="single" w:sz="4" w:space="0" w:color="000000"/>
-              <w:right w:val="single" w:sz="4" w:space="0" w:color="000000"/>
-            </w:tcBorders>
-            <w:shd w:val="clear" w:color="auto" w:fill="F2F2F2"/>
-            <w:tcMar>
-              <w:top w:w="40" w:type="dxa"/>
-              <w:left w:w="70" w:type="dxa"/>
-              <w:bottom w:w="40" w:type="dxa"/>
-              <w:right w:w="70" w:type="dxa"/>
-            </w:tcMar>
-          </w:tcPr>
-          <w:p>
-            <w:pPr>
-              <w:spacing w:after="20"/>
-            </w:pPr>
-            <w:r>
-              <w:rPr>
-                <w:b/>
-                <w:bCs/>
-                <w:sz w:val="20"/>
-                <w:szCs w:val="20"/>
-              </w:rPr>
-              <w:t>Домен пользователей</w:t>
-            </w:r>
-          </w:p>
-        </w:tc>
-      </w:tr>
-      <w:tr>
-        <w:trPr>
-          <w:cantSplit/>
-        </w:trPr>
-        <w:tc>
-          <w:tcPr>
-            <w:tcW w:w="380" w:type="dxa"/>
+                <w:sz w:val="18"/>
+                <w:szCs w:val="18"/>
+                <w:lang w:val="en-US"/>
+              </w:rPr>
+              <w:t>id: int (path)</w:t>
+            </w:r>
+          </w:p>
+          <w:p>
+            <w:r>
+              <w:rPr>
+                <w:rFonts w:ascii="Consolas" w:eastAsia="Consolas" w:hAnsi="Consolas" w:cs="Consolas"/>
+                <w:sz w:val="18"/>
+                <w:szCs w:val="18"/>
+              </w:rPr>
+              <w:t>{ like: int }</w:t>
+            </w:r>
+          </w:p>
+        </w:tc>
+        <w:tc>
+          <w:tcPr>
+            <w:tcW w:w="2180" w:type="dxa"/>
             <w:tcBorders>
               <w:top w:val="single" w:sz="4" w:space="0" w:color="000000"/>
               <w:left w:val="single" w:sz="4" w:space="0" w:color="000000"/>
@@ -4888,20 +6023,46 @@
           </w:tcPr>
           <w:p>
             <w:pPr>
-              <w:spacing w:after="20"/>
+              <w:rPr>
+                <w:lang w:val="en-US"/>
+              </w:rPr>
             </w:pPr>
             <w:r>
               <w:rPr>
-                <w:sz w:val="20"/>
-                <w:szCs w:val="20"/>
-              </w:rPr>
-              <w:t>8</w:t>
-            </w:r>
-          </w:p>
-        </w:tc>
-        <w:tc>
-          <w:tcPr>
-            <w:tcW w:w="820" w:type="dxa"/>
+                <w:rFonts w:ascii="Consolas" w:eastAsia="Consolas" w:hAnsi="Consolas" w:cs="Consolas"/>
+                <w:sz w:val="18"/>
+                <w:szCs w:val="18"/>
+                <w:lang w:val="en-US"/>
+              </w:rPr>
+              <w:t>{ comet_id: int, like: int,</w:t>
+            </w:r>
+          </w:p>
+          <w:p>
+            <w:r>
+              <w:rPr>
+                <w:rFonts w:ascii="Consolas" w:eastAsia="Consolas" w:hAnsi="Consolas" w:cs="Consolas"/>
+                <w:sz w:val="18"/>
+                <w:szCs w:val="18"/>
+                <w:lang w:val="en-US"/>
+              </w:rPr>
+              <w:t xml:space="preserve">  </w:t>
+            </w:r>
+            <w:r>
+              <w:rPr>
+                <w:rFonts w:ascii="Consolas" w:eastAsia="Consolas" w:hAnsi="Consolas" w:cs="Consolas"/>
+                <w:sz w:val="18"/>
+                <w:szCs w:val="18"/>
+              </w:rPr>
+              <w:t>likes_count: int }</w:t>
+            </w:r>
+          </w:p>
+        </w:tc>
+      </w:tr>
+      <w:tr>
+        <w:tc>
+          <w:tcPr>
+            <w:tcW w:w="9630" w:type="dxa"/>
+            <w:gridSpan w:val="6"/>
             <w:tcBorders>
               <w:top w:val="single" w:sz="4" w:space="0" w:color="000000"/>
               <w:left w:val="single" w:sz="4" w:space="0" w:color="000000"/>
@@ -4916,21 +6077,25 @@
             </w:tcMar>
           </w:tcPr>
           <w:p>
-            <w:pPr>
-              <w:spacing w:after="20"/>
-            </w:pPr>
-            <w:r>
-              <w:rPr>
-                <w:sz w:val="20"/>
-                <w:szCs w:val="20"/>
-              </w:rPr>
-              <w:t>POST</w:t>
-            </w:r>
-          </w:p>
-        </w:tc>
-        <w:tc>
-          <w:tcPr>
-            <w:tcW w:w="1800" w:type="dxa"/>
+            <w:r>
+              <w:rPr>
+                <w:b/>
+                <w:bCs/>
+                <w:sz w:val="22"/>
+                <w:szCs w:val="22"/>
+              </w:rPr>
+              <w:t>Домен users</w:t>
+            </w:r>
+          </w:p>
+        </w:tc>
+      </w:tr>
+      <w:tr>
+        <w:trPr>
+          <w:cantSplit/>
+        </w:trPr>
+        <w:tc>
+          <w:tcPr>
+            <w:tcW w:w="700" w:type="dxa"/>
             <w:tcBorders>
               <w:top w:val="single" w:sz="4" w:space="0" w:color="000000"/>
               <w:left w:val="single" w:sz="4" w:space="0" w:color="000000"/>
@@ -4945,22 +6110,18 @@
             </w:tcMar>
           </w:tcPr>
           <w:p>
-            <w:pPr>
-              <w:spacing w:after="20"/>
-            </w:pPr>
-            <w:r>
-              <w:rPr>
-                <w:rFonts w:ascii="Consolas" w:eastAsia="Consolas" w:hAnsi="Consolas" w:cs="Consolas"/>
-                <w:sz w:val="17"/>
-                <w:szCs w:val="17"/>
-              </w:rPr>
-              <w:t>/api/users/register</w:t>
-            </w:r>
-          </w:p>
-        </w:tc>
-        <w:tc>
-          <w:tcPr>
-            <w:tcW w:w="1600" w:type="dxa"/>
+            <w:r>
+              <w:rPr>
+                <w:sz w:val="22"/>
+                <w:szCs w:val="22"/>
+              </w:rPr>
+              <w:t>4.1.8</w:t>
+            </w:r>
+          </w:p>
+        </w:tc>
+        <w:tc>
+          <w:tcPr>
+            <w:tcW w:w="850" w:type="dxa"/>
             <w:tcBorders>
               <w:top w:val="single" w:sz="4" w:space="0" w:color="000000"/>
               <w:left w:val="single" w:sz="4" w:space="0" w:color="000000"/>
@@ -4975,21 +6136,18 @@
             </w:tcMar>
           </w:tcPr>
           <w:p>
-            <w:pPr>
-              <w:spacing w:after="20"/>
-            </w:pPr>
-            <w:r>
-              <w:rPr>
-                <w:sz w:val="20"/>
-                <w:szCs w:val="20"/>
-              </w:rPr>
-              <w:t>Регистрация пользователя</w:t>
-            </w:r>
-          </w:p>
-        </w:tc>
-        <w:tc>
-          <w:tcPr>
-            <w:tcW w:w="2300" w:type="dxa"/>
+            <w:r>
+              <w:rPr>
+                <w:sz w:val="22"/>
+                <w:szCs w:val="22"/>
+              </w:rPr>
+              <w:t>POST</w:t>
+            </w:r>
+          </w:p>
+        </w:tc>
+        <w:tc>
+          <w:tcPr>
+            <w:tcW w:w="1750" w:type="dxa"/>
             <w:tcBorders>
               <w:top w:val="single" w:sz="4" w:space="0" w:color="000000"/>
               <w:left w:val="single" w:sz="4" w:space="0" w:color="000000"/>
@@ -5004,56 +6162,19 @@
             </w:tcMar>
           </w:tcPr>
           <w:p>
-            <w:pPr>
-              <w:spacing w:after="20"/>
-              <w:rPr>
-                <w:lang w:val="en-US"/>
-              </w:rPr>
-            </w:pPr>
             <w:r>
               <w:rPr>
                 <w:rFonts w:ascii="Consolas" w:eastAsia="Consolas" w:hAnsi="Consolas" w:cs="Consolas"/>
-                <w:sz w:val="17"/>
-                <w:szCs w:val="17"/>
-                <w:lang w:val="en-US"/>
-              </w:rPr>
-              <w:t>login: string (JSON)</w:t>
-            </w:r>
-          </w:p>
-          <w:p>
-            <w:pPr>
-              <w:spacing w:after="20"/>
-              <w:rPr>
-                <w:lang w:val="en-US"/>
-              </w:rPr>
-            </w:pPr>
-            <w:r>
-              <w:rPr>
-                <w:rFonts w:ascii="Consolas" w:eastAsia="Consolas" w:hAnsi="Consolas" w:cs="Consolas"/>
-                <w:sz w:val="17"/>
-                <w:szCs w:val="17"/>
-                <w:lang w:val="en-US"/>
-              </w:rPr>
-              <w:t>full_name: string (JSON)</w:t>
-            </w:r>
-          </w:p>
-          <w:p>
-            <w:pPr>
-              <w:spacing w:after="20"/>
-            </w:pPr>
-            <w:r>
-              <w:rPr>
-                <w:rFonts w:ascii="Consolas" w:eastAsia="Consolas" w:hAnsi="Consolas" w:cs="Consolas"/>
-                <w:sz w:val="17"/>
-                <w:szCs w:val="17"/>
-              </w:rPr>
-              <w:t>password: string (JSON)</w:t>
-            </w:r>
-          </w:p>
-        </w:tc>
-        <w:tc>
-          <w:tcPr>
-            <w:tcW w:w="2730" w:type="dxa"/>
+                <w:sz w:val="18"/>
+                <w:szCs w:val="18"/>
+              </w:rPr>
+              <w:t>/api/users/register</w:t>
+            </w:r>
+          </w:p>
+        </w:tc>
+        <w:tc>
+          <w:tcPr>
+            <w:tcW w:w="2000" w:type="dxa"/>
             <w:tcBorders>
               <w:top w:val="single" w:sz="4" w:space="0" w:color="000000"/>
               <w:left w:val="single" w:sz="4" w:space="0" w:color="000000"/>
@@ -5068,44 +6189,18 @@
             </w:tcMar>
           </w:tcPr>
           <w:p>
-            <w:pPr>
-              <w:spacing w:after="20"/>
-              <w:rPr>
-                <w:lang w:val="en-US"/>
-              </w:rPr>
-            </w:pPr>
-            <w:r>
-              <w:rPr>
-                <w:rFonts w:ascii="Consolas" w:eastAsia="Consolas" w:hAnsi="Consolas" w:cs="Consolas"/>
-                <w:sz w:val="17"/>
-                <w:szCs w:val="17"/>
-                <w:lang w:val="en-US"/>
-              </w:rPr>
-              <w:t>201: id: integer, login: string, full_name: string</w:t>
-            </w:r>
-          </w:p>
-          <w:p>
-            <w:pPr>
-              <w:spacing w:after="20"/>
-            </w:pPr>
-            <w:r>
-              <w:rPr>
-                <w:rFonts w:ascii="Consolas" w:eastAsia="Consolas" w:hAnsi="Consolas" w:cs="Consolas"/>
-                <w:sz w:val="17"/>
-                <w:szCs w:val="17"/>
-              </w:rPr>
-              <w:t>400, 409: Error</w:t>
-            </w:r>
-          </w:p>
-        </w:tc>
-      </w:tr>
-      <w:tr>
-        <w:trPr>
-          <w:cantSplit/>
-        </w:trPr>
-        <w:tc>
-          <w:tcPr>
-            <w:tcW w:w="380" w:type="dxa"/>
+            <w:r>
+              <w:rPr>
+                <w:sz w:val="22"/>
+                <w:szCs w:val="22"/>
+              </w:rPr>
+              <w:t>Регистрация. Доступно всем</w:t>
+            </w:r>
+          </w:p>
+        </w:tc>
+        <w:tc>
+          <w:tcPr>
+            <w:tcW w:w="2150" w:type="dxa"/>
             <w:tcBorders>
               <w:top w:val="single" w:sz="4" w:space="0" w:color="000000"/>
               <w:left w:val="single" w:sz="4" w:space="0" w:color="000000"/>
@@ -5121,21 +6216,59 @@
           </w:tcPr>
           <w:p>
             <w:pPr>
-              <w:spacing w:after="20"/>
+              <w:rPr>
+                <w:lang w:val="en-US"/>
+              </w:rPr>
             </w:pPr>
             <w:r>
               <w:rPr>
-                <w:sz w:val="20"/>
-                <w:szCs w:val="20"/>
-              </w:rPr>
-              <w:lastRenderedPageBreak/>
-              <w:t>9</w:t>
-            </w:r>
-          </w:p>
-        </w:tc>
-        <w:tc>
-          <w:tcPr>
-            <w:tcW w:w="820" w:type="dxa"/>
+                <w:rFonts w:ascii="Consolas" w:eastAsia="Consolas" w:hAnsi="Consolas" w:cs="Consolas"/>
+                <w:sz w:val="18"/>
+                <w:szCs w:val="18"/>
+                <w:lang w:val="en-US"/>
+              </w:rPr>
+              <w:t>{ login: string,</w:t>
+            </w:r>
+          </w:p>
+          <w:p>
+            <w:pPr>
+              <w:rPr>
+                <w:lang w:val="en-US"/>
+              </w:rPr>
+            </w:pPr>
+            <w:r>
+              <w:rPr>
+                <w:rFonts w:ascii="Consolas" w:eastAsia="Consolas" w:hAnsi="Consolas" w:cs="Consolas"/>
+                <w:sz w:val="18"/>
+                <w:szCs w:val="18"/>
+                <w:lang w:val="en-US"/>
+              </w:rPr>
+              <w:t xml:space="preserve">  full_name: string,</w:t>
+            </w:r>
+          </w:p>
+          <w:p>
+            <w:r>
+              <w:rPr>
+                <w:rFonts w:ascii="Consolas" w:eastAsia="Consolas" w:hAnsi="Consolas" w:cs="Consolas"/>
+                <w:sz w:val="18"/>
+                <w:szCs w:val="18"/>
+                <w:lang w:val="en-US"/>
+              </w:rPr>
+              <w:t xml:space="preserve">  </w:t>
+            </w:r>
+            <w:r>
+              <w:rPr>
+                <w:rFonts w:ascii="Consolas" w:eastAsia="Consolas" w:hAnsi="Consolas" w:cs="Consolas"/>
+                <w:sz w:val="18"/>
+                <w:szCs w:val="18"/>
+              </w:rPr>
+              <w:t>password: string }</w:t>
+            </w:r>
+          </w:p>
+        </w:tc>
+        <w:tc>
+          <w:tcPr>
+            <w:tcW w:w="2180" w:type="dxa"/>
             <w:tcBorders>
               <w:top w:val="single" w:sz="4" w:space="0" w:color="000000"/>
               <w:left w:val="single" w:sz="4" w:space="0" w:color="000000"/>
@@ -5151,20 +6284,45 @@
           </w:tcPr>
           <w:p>
             <w:pPr>
-              <w:spacing w:after="20"/>
+              <w:rPr>
+                <w:lang w:val="en-US"/>
+              </w:rPr>
             </w:pPr>
             <w:r>
               <w:rPr>
-                <w:sz w:val="20"/>
-                <w:szCs w:val="20"/>
-              </w:rPr>
-              <w:t>POST</w:t>
-            </w:r>
-          </w:p>
-        </w:tc>
-        <w:tc>
-          <w:tcPr>
-            <w:tcW w:w="1800" w:type="dxa"/>
+                <w:rFonts w:ascii="Consolas" w:eastAsia="Consolas" w:hAnsi="Consolas" w:cs="Consolas"/>
+                <w:sz w:val="18"/>
+                <w:szCs w:val="18"/>
+                <w:lang w:val="en-US"/>
+              </w:rPr>
+              <w:t>{ id: int, login: string,</w:t>
+            </w:r>
+          </w:p>
+          <w:p>
+            <w:pPr>
+              <w:rPr>
+                <w:lang w:val="en-US"/>
+              </w:rPr>
+            </w:pPr>
+            <w:r>
+              <w:rPr>
+                <w:rFonts w:ascii="Consolas" w:eastAsia="Consolas" w:hAnsi="Consolas" w:cs="Consolas"/>
+                <w:sz w:val="18"/>
+                <w:szCs w:val="18"/>
+                <w:lang w:val="en-US"/>
+              </w:rPr>
+              <w:t xml:space="preserve">  full_name: string }</w:t>
+            </w:r>
+          </w:p>
+        </w:tc>
+      </w:tr>
+      <w:tr>
+        <w:trPr>
+          <w:cantSplit/>
+        </w:trPr>
+        <w:tc>
+          <w:tcPr>
+            <w:tcW w:w="700" w:type="dxa"/>
             <w:tcBorders>
               <w:top w:val="single" w:sz="4" w:space="0" w:color="000000"/>
               <w:left w:val="single" w:sz="4" w:space="0" w:color="000000"/>
@@ -5179,22 +6337,19 @@
             </w:tcMar>
           </w:tcPr>
           <w:p>
-            <w:pPr>
-              <w:spacing w:after="20"/>
-            </w:pPr>
-            <w:r>
-              <w:rPr>
-                <w:rFonts w:ascii="Consolas" w:eastAsia="Consolas" w:hAnsi="Consolas" w:cs="Consolas"/>
-                <w:sz w:val="17"/>
-                <w:szCs w:val="17"/>
-              </w:rPr>
-              <w:t>/api/users/login</w:t>
-            </w:r>
-          </w:p>
-        </w:tc>
-        <w:tc>
-          <w:tcPr>
-            <w:tcW w:w="1600" w:type="dxa"/>
+            <w:r>
+              <w:rPr>
+                <w:sz w:val="22"/>
+                <w:szCs w:val="22"/>
+              </w:rPr>
+              <w:lastRenderedPageBreak/>
+              <w:t>4.1.9</w:t>
+            </w:r>
+          </w:p>
+        </w:tc>
+        <w:tc>
+          <w:tcPr>
+            <w:tcW w:w="850" w:type="dxa"/>
             <w:tcBorders>
               <w:top w:val="single" w:sz="4" w:space="0" w:color="000000"/>
               <w:left w:val="single" w:sz="4" w:space="0" w:color="000000"/>
@@ -5209,21 +6364,18 @@
             </w:tcMar>
           </w:tcPr>
           <w:p>
-            <w:pPr>
-              <w:spacing w:after="20"/>
-            </w:pPr>
-            <w:r>
-              <w:rPr>
-                <w:sz w:val="20"/>
-                <w:szCs w:val="20"/>
-              </w:rPr>
-              <w:t>Аутентификация, выдача JWT</w:t>
-            </w:r>
-          </w:p>
-        </w:tc>
-        <w:tc>
-          <w:tcPr>
-            <w:tcW w:w="2300" w:type="dxa"/>
+            <w:r>
+              <w:rPr>
+                <w:sz w:val="22"/>
+                <w:szCs w:val="22"/>
+              </w:rPr>
+              <w:t>POST</w:t>
+            </w:r>
+          </w:p>
+        </w:tc>
+        <w:tc>
+          <w:tcPr>
+            <w:tcW w:w="1750" w:type="dxa"/>
             <w:tcBorders>
               <w:top w:val="single" w:sz="4" w:space="0" w:color="000000"/>
               <w:left w:val="single" w:sz="4" w:space="0" w:color="000000"/>
@@ -5238,43 +6390,19 @@
             </w:tcMar>
           </w:tcPr>
           <w:p>
-            <w:pPr>
-              <w:spacing w:after="20"/>
-              <w:rPr>
-                <w:lang w:val="en-US"/>
-              </w:rPr>
-            </w:pPr>
             <w:r>
               <w:rPr>
                 <w:rFonts w:ascii="Consolas" w:eastAsia="Consolas" w:hAnsi="Consolas" w:cs="Consolas"/>
-                <w:sz w:val="17"/>
-                <w:szCs w:val="17"/>
-                <w:lang w:val="en-US"/>
-              </w:rPr>
-              <w:t>login: string (JSON)</w:t>
-            </w:r>
-          </w:p>
-          <w:p>
-            <w:pPr>
-              <w:spacing w:after="20"/>
-              <w:rPr>
-                <w:lang w:val="en-US"/>
-              </w:rPr>
-            </w:pPr>
-            <w:r>
-              <w:rPr>
-                <w:rFonts w:ascii="Consolas" w:eastAsia="Consolas" w:hAnsi="Consolas" w:cs="Consolas"/>
-                <w:sz w:val="17"/>
-                <w:szCs w:val="17"/>
-                <w:lang w:val="en-US"/>
-              </w:rPr>
-              <w:t>password: string (JSON)</w:t>
-            </w:r>
-          </w:p>
-        </w:tc>
-        <w:tc>
-          <w:tcPr>
-            <w:tcW w:w="2730" w:type="dxa"/>
+                <w:sz w:val="18"/>
+                <w:szCs w:val="18"/>
+              </w:rPr>
+              <w:t>/api/users/login</w:t>
+            </w:r>
+          </w:p>
+        </w:tc>
+        <w:tc>
+          <w:tcPr>
+            <w:tcW w:w="2000" w:type="dxa"/>
             <w:tcBorders>
               <w:top w:val="single" w:sz="4" w:space="0" w:color="000000"/>
               <w:left w:val="single" w:sz="4" w:space="0" w:color="000000"/>
@@ -5289,44 +6417,18 @@
             </w:tcMar>
           </w:tcPr>
           <w:p>
-            <w:pPr>
-              <w:spacing w:after="20"/>
-              <w:rPr>
-                <w:lang w:val="en-US"/>
-              </w:rPr>
-            </w:pPr>
-            <w:r>
-              <w:rPr>
-                <w:rFonts w:ascii="Consolas" w:eastAsia="Consolas" w:hAnsi="Consolas" w:cs="Consolas"/>
-                <w:sz w:val="17"/>
-                <w:szCs w:val="17"/>
-                <w:lang w:val="en-US"/>
-              </w:rPr>
-              <w:t>200: access_token: string, token_type: string, expires_in: integer</w:t>
-            </w:r>
-          </w:p>
-          <w:p>
-            <w:pPr>
-              <w:spacing w:after="20"/>
-            </w:pPr>
-            <w:r>
-              <w:rPr>
-                <w:rFonts w:ascii="Consolas" w:eastAsia="Consolas" w:hAnsi="Consolas" w:cs="Consolas"/>
-                <w:sz w:val="17"/>
-                <w:szCs w:val="17"/>
-              </w:rPr>
-              <w:t>400, 401: Error</w:t>
-            </w:r>
-          </w:p>
-        </w:tc>
-      </w:tr>
-      <w:tr>
-        <w:trPr>
-          <w:cantSplit/>
-        </w:trPr>
-        <w:tc>
-          <w:tcPr>
-            <w:tcW w:w="380" w:type="dxa"/>
+            <w:r>
+              <w:rPr>
+                <w:sz w:val="22"/>
+                <w:szCs w:val="22"/>
+              </w:rPr>
+              <w:t>Аутентификация, выдача JWT. Доступно всем</w:t>
+            </w:r>
+          </w:p>
+        </w:tc>
+        <w:tc>
+          <w:tcPr>
+            <w:tcW w:w="2150" w:type="dxa"/>
             <w:tcBorders>
               <w:top w:val="single" w:sz="4" w:space="0" w:color="000000"/>
               <w:left w:val="single" w:sz="4" w:space="0" w:color="000000"/>
@@ -5341,21 +6443,29 @@
             </w:tcMar>
           </w:tcPr>
           <w:p>
-            <w:pPr>
-              <w:spacing w:after="20"/>
-            </w:pPr>
-            <w:r>
-              <w:rPr>
-                <w:sz w:val="20"/>
-                <w:szCs w:val="20"/>
-              </w:rPr>
-              <w:t>10</w:t>
-            </w:r>
-          </w:p>
-        </w:tc>
-        <w:tc>
-          <w:tcPr>
-            <w:tcW w:w="820" w:type="dxa"/>
+            <w:r>
+              <w:rPr>
+                <w:rFonts w:ascii="Consolas" w:eastAsia="Consolas" w:hAnsi="Consolas" w:cs="Consolas"/>
+                <w:sz w:val="18"/>
+                <w:szCs w:val="18"/>
+              </w:rPr>
+              <w:t>{ login: string,</w:t>
+            </w:r>
+          </w:p>
+          <w:p>
+            <w:r>
+              <w:rPr>
+                <w:rFonts w:ascii="Consolas" w:eastAsia="Consolas" w:hAnsi="Consolas" w:cs="Consolas"/>
+                <w:sz w:val="18"/>
+                <w:szCs w:val="18"/>
+              </w:rPr>
+              <w:t xml:space="preserve">  password: string }</w:t>
+            </w:r>
+          </w:p>
+        </w:tc>
+        <w:tc>
+          <w:tcPr>
+            <w:tcW w:w="2180" w:type="dxa"/>
             <w:tcBorders>
               <w:top w:val="single" w:sz="4" w:space="0" w:color="000000"/>
               <w:left w:val="single" w:sz="4" w:space="0" w:color="000000"/>
@@ -5371,20 +6481,64 @@
           </w:tcPr>
           <w:p>
             <w:pPr>
-              <w:spacing w:after="20"/>
+              <w:rPr>
+                <w:lang w:val="en-US"/>
+              </w:rPr>
             </w:pPr>
             <w:r>
               <w:rPr>
-                <w:sz w:val="20"/>
-                <w:szCs w:val="20"/>
-              </w:rPr>
-              <w:t>POST</w:t>
-            </w:r>
-          </w:p>
-        </w:tc>
-        <w:tc>
-          <w:tcPr>
-            <w:tcW w:w="1800" w:type="dxa"/>
+                <w:rFonts w:ascii="Consolas" w:eastAsia="Consolas" w:hAnsi="Consolas" w:cs="Consolas"/>
+                <w:sz w:val="18"/>
+                <w:szCs w:val="18"/>
+                <w:lang w:val="en-US"/>
+              </w:rPr>
+              <w:t>{ access_token: string,</w:t>
+            </w:r>
+          </w:p>
+          <w:p>
+            <w:pPr>
+              <w:rPr>
+                <w:lang w:val="en-US"/>
+              </w:rPr>
+            </w:pPr>
+            <w:r>
+              <w:rPr>
+                <w:rFonts w:ascii="Consolas" w:eastAsia="Consolas" w:hAnsi="Consolas" w:cs="Consolas"/>
+                <w:sz w:val="18"/>
+                <w:szCs w:val="18"/>
+                <w:lang w:val="en-US"/>
+              </w:rPr>
+              <w:t xml:space="preserve">  token_type: string,</w:t>
+            </w:r>
+          </w:p>
+          <w:p>
+            <w:r>
+              <w:rPr>
+                <w:rFonts w:ascii="Consolas" w:eastAsia="Consolas" w:hAnsi="Consolas" w:cs="Consolas"/>
+                <w:sz w:val="18"/>
+                <w:szCs w:val="18"/>
+                <w:lang w:val="en-US"/>
+              </w:rPr>
+              <w:t xml:space="preserve">  </w:t>
+            </w:r>
+            <w:r>
+              <w:rPr>
+                <w:rFonts w:ascii="Consolas" w:eastAsia="Consolas" w:hAnsi="Consolas" w:cs="Consolas"/>
+                <w:sz w:val="18"/>
+                <w:szCs w:val="18"/>
+              </w:rPr>
+              <w:t>expires_in: int }</w:t>
+            </w:r>
+          </w:p>
+        </w:tc>
+      </w:tr>
+      <w:tr>
+        <w:trPr>
+          <w:cantSplit/>
+        </w:trPr>
+        <w:tc>
+          <w:tcPr>
+            <w:tcW w:w="700" w:type="dxa"/>
             <w:tcBorders>
               <w:top w:val="single" w:sz="4" w:space="0" w:color="000000"/>
               <w:left w:val="single" w:sz="4" w:space="0" w:color="000000"/>
@@ -5399,22 +6553,18 @@
             </w:tcMar>
           </w:tcPr>
           <w:p>
-            <w:pPr>
-              <w:spacing w:after="20"/>
-            </w:pPr>
-            <w:r>
-              <w:rPr>
-                <w:rFonts w:ascii="Consolas" w:eastAsia="Consolas" w:hAnsi="Consolas" w:cs="Consolas"/>
-                <w:sz w:val="17"/>
-                <w:szCs w:val="17"/>
-              </w:rPr>
-              <w:t>/api/users/logout</w:t>
-            </w:r>
-          </w:p>
-        </w:tc>
-        <w:tc>
-          <w:tcPr>
-            <w:tcW w:w="1600" w:type="dxa"/>
+            <w:r>
+              <w:rPr>
+                <w:sz w:val="22"/>
+                <w:szCs w:val="22"/>
+              </w:rPr>
+              <w:t>4.1.10</w:t>
+            </w:r>
+          </w:p>
+        </w:tc>
+        <w:tc>
+          <w:tcPr>
+            <w:tcW w:w="850" w:type="dxa"/>
             <w:tcBorders>
               <w:top w:val="single" w:sz="4" w:space="0" w:color="000000"/>
               <w:left w:val="single" w:sz="4" w:space="0" w:color="000000"/>
@@ -5429,21 +6579,18 @@
             </w:tcMar>
           </w:tcPr>
           <w:p>
-            <w:pPr>
-              <w:spacing w:after="20"/>
-            </w:pPr>
-            <w:r>
-              <w:rPr>
-                <w:sz w:val="20"/>
-                <w:szCs w:val="20"/>
-              </w:rPr>
-              <w:t>Деавторизация: токен заносится в чёрный список Redis</w:t>
-            </w:r>
-          </w:p>
-        </w:tc>
-        <w:tc>
-          <w:tcPr>
-            <w:tcW w:w="2300" w:type="dxa"/>
+            <w:r>
+              <w:rPr>
+                <w:sz w:val="22"/>
+                <w:szCs w:val="22"/>
+              </w:rPr>
+              <w:t>POST</w:t>
+            </w:r>
+          </w:p>
+        </w:tc>
+        <w:tc>
+          <w:tcPr>
+            <w:tcW w:w="1750" w:type="dxa"/>
             <w:tcBorders>
               <w:top w:val="single" w:sz="4" w:space="0" w:color="000000"/>
               <w:left w:val="single" w:sz="4" w:space="0" w:color="000000"/>
@@ -5458,26 +6605,19 @@
             </w:tcMar>
           </w:tcPr>
           <w:p>
-            <w:pPr>
-              <w:spacing w:after="20"/>
-              <w:rPr>
-                <w:lang w:val="en-US"/>
-              </w:rPr>
-            </w:pPr>
             <w:r>
               <w:rPr>
                 <w:rFonts w:ascii="Consolas" w:eastAsia="Consolas" w:hAnsi="Consolas" w:cs="Consolas"/>
-                <w:sz w:val="17"/>
-                <w:szCs w:val="17"/>
-                <w:lang w:val="en-US"/>
-              </w:rPr>
-              <w:t>Authorization: string (header, Bearer JWT)</w:t>
-            </w:r>
-          </w:p>
-        </w:tc>
-        <w:tc>
-          <w:tcPr>
-            <w:tcW w:w="2730" w:type="dxa"/>
+                <w:sz w:val="18"/>
+                <w:szCs w:val="18"/>
+              </w:rPr>
+              <w:t>/api/users/logout</w:t>
+            </w:r>
+          </w:p>
+        </w:tc>
+        <w:tc>
+          <w:tcPr>
+            <w:tcW w:w="2000" w:type="dxa"/>
             <w:tcBorders>
               <w:top w:val="single" w:sz="4" w:space="0" w:color="000000"/>
               <w:left w:val="single" w:sz="4" w:space="0" w:color="000000"/>
@@ -5492,101 +6632,18 @@
             </w:tcMar>
           </w:tcPr>
           <w:p>
-            <w:pPr>
-              <w:spacing w:after="20"/>
-              <w:rPr>
-                <w:lang w:val="en-US"/>
-              </w:rPr>
-            </w:pPr>
-            <w:r>
-              <w:rPr>
-                <w:rFonts w:ascii="Consolas" w:eastAsia="Consolas" w:hAnsi="Consolas" w:cs="Consolas"/>
-                <w:sz w:val="17"/>
-                <w:szCs w:val="17"/>
-                <w:lang w:val="en-US"/>
-              </w:rPr>
-              <w:t>200: status: string, message: string</w:t>
-            </w:r>
-          </w:p>
-          <w:p>
-            <w:pPr>
-              <w:spacing w:after="20"/>
-              <w:rPr>
-                <w:lang w:val="en-US"/>
-              </w:rPr>
-            </w:pPr>
-            <w:r>
-              <w:rPr>
-                <w:rFonts w:ascii="Consolas" w:eastAsia="Consolas" w:hAnsi="Consolas" w:cs="Consolas"/>
-                <w:sz w:val="17"/>
-                <w:szCs w:val="17"/>
-                <w:lang w:val="en-US"/>
-              </w:rPr>
-              <w:t>401: Error</w:t>
-            </w:r>
-          </w:p>
-        </w:tc>
-      </w:tr>
-    </w:tbl>
-    <w:p>
-      <w:pPr>
-        <w:spacing w:before="200"/>
-        <w:rPr>
-          <w:lang w:val="en-US"/>
-        </w:rPr>
-      </w:pPr>
-    </w:p>
-    <w:p>
-      <w:pPr>
-        <w:spacing w:after="100"/>
-        <w:ind w:firstLine="567"/>
-        <w:jc w:val="both"/>
-      </w:pPr>
-      <w:r>
-        <w:rPr>
-          <w:b/>
-          <w:bCs/>
-        </w:rPr>
-        <w:t>Comet</w:t>
-      </w:r>
-      <w:r>
-        <w:t xml:space="preserve"> — объект кометы в ответах методов, его поля приведены в таблице Б.2.</w:t>
-      </w:r>
-    </w:p>
-    <w:p>
-      <w:pPr>
-        <w:keepNext/>
-        <w:spacing w:after="80"/>
-      </w:pPr>
-      <w:r>
-        <w:t>Таблица Б.2 – Поля объекта Comet</w:t>
-      </w:r>
-    </w:p>
-    <w:tbl>
-      <w:tblPr>
-        <w:tblW w:w="9632" w:type="dxa"/>
-        <w:tblBorders>
-          <w:top w:val="single" w:sz="4" w:space="0" w:color="auto"/>
-          <w:left w:val="single" w:sz="4" w:space="0" w:color="auto"/>
-          <w:bottom w:val="single" w:sz="4" w:space="0" w:color="auto"/>
-          <w:right w:val="single" w:sz="4" w:space="0" w:color="auto"/>
-          <w:insideH w:val="single" w:sz="4" w:space="0" w:color="auto"/>
-          <w:insideV w:val="single" w:sz="4" w:space="0" w:color="auto"/>
-        </w:tblBorders>
-        <w:tblLook w:val="04A0" w:firstRow="1" w:lastRow="0" w:firstColumn="1" w:lastColumn="0" w:noHBand="0" w:noVBand="1"/>
-      </w:tblPr>
-      <w:tblGrid>
-        <w:gridCol w:w="2600"/>
-        <w:gridCol w:w="2600"/>
-        <w:gridCol w:w="4432"/>
-      </w:tblGrid>
-      <w:tr>
-        <w:trPr>
-          <w:tblHeader/>
-        </w:trPr>
-        <w:tc>
-          <w:tcPr>
-            <w:tcW w:w="2600" w:type="dxa"/>
+            <w:r>
+              <w:rPr>
+                <w:sz w:val="22"/>
+                <w:szCs w:val="22"/>
+              </w:rPr>
+              <w:t>Деавторизация: токен в чёрный список Redis. Доступно создателю</w:t>
+            </w:r>
+          </w:p>
+        </w:tc>
+        <w:tc>
+          <w:tcPr>
+            <w:tcW w:w="2150" w:type="dxa"/>
             <w:tcBorders>
               <w:top w:val="single" w:sz="4" w:space="0" w:color="000000"/>
               <w:left w:val="single" w:sz="4" w:space="0" w:color="000000"/>
@@ -5601,23 +6658,19 @@
             </w:tcMar>
           </w:tcPr>
           <w:p>
-            <w:pPr>
-              <w:spacing w:after="20"/>
-            </w:pPr>
-            <w:r>
-              <w:rPr>
-                <w:b/>
-                <w:bCs/>
-                <w:sz w:val="20"/>
-                <w:szCs w:val="20"/>
-              </w:rPr>
-              <w:t>Поле</w:t>
-            </w:r>
-          </w:p>
-        </w:tc>
-        <w:tc>
-          <w:tcPr>
-            <w:tcW w:w="2600" w:type="dxa"/>
+            <w:r>
+              <w:rPr>
+                <w:rFonts w:ascii="Consolas" w:eastAsia="Consolas" w:hAnsi="Consolas" w:cs="Consolas"/>
+                <w:sz w:val="18"/>
+                <w:szCs w:val="18"/>
+              </w:rPr>
+              <w:t>jwt: string</w:t>
+            </w:r>
+          </w:p>
+        </w:tc>
+        <w:tc>
+          <w:tcPr>
+            <w:tcW w:w="2180" w:type="dxa"/>
             <w:tcBorders>
               <w:top w:val="single" w:sz="4" w:space="0" w:color="000000"/>
               <w:left w:val="single" w:sz="4" w:space="0" w:color="000000"/>
@@ -5632,23 +6685,57 @@
             </w:tcMar>
           </w:tcPr>
           <w:p>
-            <w:pPr>
-              <w:spacing w:after="20"/>
-            </w:pPr>
-            <w:r>
-              <w:rPr>
-                <w:b/>
-                <w:bCs/>
-                <w:sz w:val="20"/>
-                <w:szCs w:val="20"/>
-              </w:rPr>
-              <w:t>Тип</w:t>
-            </w:r>
-          </w:p>
-        </w:tc>
-        <w:tc>
-          <w:tcPr>
-            <w:tcW w:w="4432" w:type="dxa"/>
+            <w:r>
+              <w:rPr>
+                <w:rFonts w:ascii="Consolas" w:eastAsia="Consolas" w:hAnsi="Consolas" w:cs="Consolas"/>
+                <w:sz w:val="18"/>
+                <w:szCs w:val="18"/>
+              </w:rPr>
+              <w:t>{ status: string,</w:t>
+            </w:r>
+          </w:p>
+          <w:p>
+            <w:r>
+              <w:rPr>
+                <w:rFonts w:ascii="Consolas" w:eastAsia="Consolas" w:hAnsi="Consolas" w:cs="Consolas"/>
+                <w:sz w:val="18"/>
+                <w:szCs w:val="18"/>
+              </w:rPr>
+              <w:t xml:space="preserve">  message: string }</w:t>
+            </w:r>
+          </w:p>
+        </w:tc>
+      </w:tr>
+    </w:tbl>
+    <w:p>
+      <w:pPr>
+        <w:keepNext/>
+        <w:spacing w:before="200" w:line="360" w:lineRule="auto"/>
+      </w:pPr>
+      <w:r>
+        <w:t>Таблица Б.2 – Объект Comet в ответах методов</w:t>
+      </w:r>
+    </w:p>
+    <w:tbl>
+      <w:tblPr>
+        <w:tblW w:w="9630" w:type="dxa"/>
+        <w:tblBorders>
+          <w:top w:val="single" w:sz="4" w:space="0" w:color="auto"/>
+          <w:left w:val="single" w:sz="4" w:space="0" w:color="auto"/>
+          <w:bottom w:val="single" w:sz="4" w:space="0" w:color="auto"/>
+          <w:right w:val="single" w:sz="4" w:space="0" w:color="auto"/>
+          <w:insideH w:val="single" w:sz="4" w:space="0" w:color="auto"/>
+          <w:insideV w:val="single" w:sz="4" w:space="0" w:color="auto"/>
+        </w:tblBorders>
+        <w:tblLook w:val="04A0" w:firstRow="1" w:lastRow="0" w:firstColumn="1" w:lastColumn="0" w:noHBand="0" w:noVBand="1"/>
+      </w:tblPr>
+      <w:tblGrid>
+        <w:gridCol w:w="9630"/>
+      </w:tblGrid>
+      <w:tr>
+        <w:tc>
+          <w:tcPr>
+            <w:tcW w:w="9630" w:type="dxa"/>
             <w:tcBorders>
               <w:top w:val="single" w:sz="4" w:space="0" w:color="000000"/>
               <w:left w:val="single" w:sz="4" w:space="0" w:color="000000"/>
@@ -5664,1108 +6751,146 @@
           </w:tcPr>
           <w:p>
             <w:pPr>
-              <w:spacing w:after="20"/>
+              <w:rPr>
+                <w:lang w:val="en-US"/>
+              </w:rPr>
             </w:pPr>
             <w:r>
               <w:rPr>
-                <w:b/>
-                <w:bCs/>
-                <w:sz w:val="20"/>
-                <w:szCs w:val="20"/>
-              </w:rPr>
-              <w:t>Описание</w:t>
-            </w:r>
-          </w:p>
-        </w:tc>
-      </w:tr>
-      <w:tr>
-        <w:tc>
-          <w:tcPr>
-            <w:tcW w:w="2600" w:type="dxa"/>
-            <w:tcBorders>
-              <w:top w:val="single" w:sz="4" w:space="0" w:color="000000"/>
-              <w:left w:val="single" w:sz="4" w:space="0" w:color="000000"/>
-              <w:bottom w:val="single" w:sz="4" w:space="0" w:color="000000"/>
-              <w:right w:val="single" w:sz="4" w:space="0" w:color="000000"/>
-            </w:tcBorders>
-            <w:tcMar>
-              <w:top w:w="40" w:type="dxa"/>
-              <w:left w:w="70" w:type="dxa"/>
-              <w:bottom w:w="40" w:type="dxa"/>
-              <w:right w:w="70" w:type="dxa"/>
-            </w:tcMar>
-          </w:tcPr>
+                <w:rFonts w:ascii="Consolas" w:eastAsia="Consolas" w:hAnsi="Consolas" w:cs="Consolas"/>
+                <w:sz w:val="18"/>
+                <w:szCs w:val="18"/>
+                <w:lang w:val="en-US"/>
+              </w:rPr>
+              <w:t>{ id: int, comet_name: string,</w:t>
+            </w:r>
+          </w:p>
           <w:p>
             <w:pPr>
-              <w:spacing w:after="20"/>
+              <w:rPr>
+                <w:lang w:val="en-US"/>
+              </w:rPr>
             </w:pPr>
             <w:r>
               <w:rPr>
                 <w:rFonts w:ascii="Consolas" w:eastAsia="Consolas" w:hAnsi="Consolas" w:cs="Consolas"/>
-                <w:sz w:val="17"/>
-                <w:szCs w:val="17"/>
-              </w:rPr>
-              <w:t>id</w:t>
-            </w:r>
-          </w:p>
-        </w:tc>
-        <w:tc>
-          <w:tcPr>
-            <w:tcW w:w="2600" w:type="dxa"/>
-            <w:tcBorders>
-              <w:top w:val="single" w:sz="4" w:space="0" w:color="000000"/>
-              <w:left w:val="single" w:sz="4" w:space="0" w:color="000000"/>
-              <w:bottom w:val="single" w:sz="4" w:space="0" w:color="000000"/>
-              <w:right w:val="single" w:sz="4" w:space="0" w:color="000000"/>
-            </w:tcBorders>
-            <w:tcMar>
-              <w:top w:w="40" w:type="dxa"/>
-              <w:left w:w="70" w:type="dxa"/>
-              <w:bottom w:w="40" w:type="dxa"/>
-              <w:right w:w="70" w:type="dxa"/>
-            </w:tcMar>
-          </w:tcPr>
+                <w:sz w:val="18"/>
+                <w:szCs w:val="18"/>
+                <w:lang w:val="en-US"/>
+              </w:rPr>
+              <w:t xml:space="preserve">  comet_description: string,</w:t>
+            </w:r>
+          </w:p>
           <w:p>
             <w:pPr>
-              <w:spacing w:after="20"/>
+              <w:rPr>
+                <w:lang w:val="en-US"/>
+              </w:rPr>
             </w:pPr>
             <w:r>
               <w:rPr>
                 <w:rFonts w:ascii="Consolas" w:eastAsia="Consolas" w:hAnsi="Consolas" w:cs="Consolas"/>
-                <w:sz w:val="17"/>
-                <w:szCs w:val="17"/>
-              </w:rPr>
-              <w:t>integer</w:t>
-            </w:r>
-          </w:p>
-        </w:tc>
-        <w:tc>
-          <w:tcPr>
-            <w:tcW w:w="4432" w:type="dxa"/>
-            <w:tcBorders>
-              <w:top w:val="single" w:sz="4" w:space="0" w:color="000000"/>
-              <w:left w:val="single" w:sz="4" w:space="0" w:color="000000"/>
-              <w:bottom w:val="single" w:sz="4" w:space="0" w:color="000000"/>
-              <w:right w:val="single" w:sz="4" w:space="0" w:color="000000"/>
-            </w:tcBorders>
-            <w:tcMar>
-              <w:top w:w="40" w:type="dxa"/>
-              <w:left w:w="70" w:type="dxa"/>
-              <w:bottom w:w="40" w:type="dxa"/>
-              <w:right w:w="70" w:type="dxa"/>
-            </w:tcMar>
-          </w:tcPr>
+                <w:sz w:val="18"/>
+                <w:szCs w:val="18"/>
+                <w:lang w:val="en-US"/>
+              </w:rPr>
+              <w:t xml:space="preserve">  comet_status: string,</w:t>
+            </w:r>
+          </w:p>
           <w:p>
             <w:pPr>
-              <w:spacing w:after="20"/>
+              <w:rPr>
+                <w:lang w:val="en-US"/>
+              </w:rPr>
             </w:pPr>
             <w:r>
               <w:rPr>
-                <w:sz w:val="20"/>
-                <w:szCs w:val="20"/>
-              </w:rPr>
-              <w:t>идентификатор кометы</w:t>
-            </w:r>
-          </w:p>
-        </w:tc>
-      </w:tr>
-      <w:tr>
-        <w:tc>
-          <w:tcPr>
-            <w:tcW w:w="2600" w:type="dxa"/>
-            <w:tcBorders>
-              <w:top w:val="single" w:sz="4" w:space="0" w:color="000000"/>
-              <w:left w:val="single" w:sz="4" w:space="0" w:color="000000"/>
-              <w:bottom w:val="single" w:sz="4" w:space="0" w:color="000000"/>
-              <w:right w:val="single" w:sz="4" w:space="0" w:color="000000"/>
-            </w:tcBorders>
-            <w:tcMar>
-              <w:top w:w="40" w:type="dxa"/>
-              <w:left w:w="70" w:type="dxa"/>
-              <w:bottom w:w="40" w:type="dxa"/>
-              <w:right w:w="70" w:type="dxa"/>
-            </w:tcMar>
-          </w:tcPr>
+                <w:rFonts w:ascii="Consolas" w:eastAsia="Consolas" w:hAnsi="Consolas" w:cs="Consolas"/>
+                <w:sz w:val="18"/>
+                <w:szCs w:val="18"/>
+                <w:lang w:val="en-US"/>
+              </w:rPr>
+              <w:t xml:space="preserve">  comet_photo_url: string,</w:t>
+            </w:r>
+          </w:p>
           <w:p>
             <w:pPr>
-              <w:spacing w:after="20"/>
+              <w:rPr>
+                <w:lang w:val="en-US"/>
+              </w:rPr>
             </w:pPr>
             <w:r>
               <w:rPr>
                 <w:rFonts w:ascii="Consolas" w:eastAsia="Consolas" w:hAnsi="Consolas" w:cs="Consolas"/>
-                <w:sz w:val="17"/>
-                <w:szCs w:val="17"/>
-              </w:rPr>
-              <w:t>comet_name</w:t>
-            </w:r>
-          </w:p>
-        </w:tc>
-        <w:tc>
-          <w:tcPr>
-            <w:tcW w:w="2600" w:type="dxa"/>
-            <w:tcBorders>
-              <w:top w:val="single" w:sz="4" w:space="0" w:color="000000"/>
-              <w:left w:val="single" w:sz="4" w:space="0" w:color="000000"/>
-              <w:bottom w:val="single" w:sz="4" w:space="0" w:color="000000"/>
-              <w:right w:val="single" w:sz="4" w:space="0" w:color="000000"/>
-            </w:tcBorders>
-            <w:tcMar>
-              <w:top w:w="40" w:type="dxa"/>
-              <w:left w:w="70" w:type="dxa"/>
-              <w:bottom w:w="40" w:type="dxa"/>
-              <w:right w:w="70" w:type="dxa"/>
-            </w:tcMar>
-          </w:tcPr>
+                <w:sz w:val="18"/>
+                <w:szCs w:val="18"/>
+                <w:lang w:val="en-US"/>
+              </w:rPr>
+              <w:t xml:space="preserve">  comet_video_url: string,</w:t>
+            </w:r>
+          </w:p>
           <w:p>
             <w:pPr>
-              <w:spacing w:after="20"/>
+              <w:rPr>
+                <w:lang w:val="en-US"/>
+              </w:rPr>
             </w:pPr>
             <w:r>
               <w:rPr>
                 <w:rFonts w:ascii="Consolas" w:eastAsia="Consolas" w:hAnsi="Consolas" w:cs="Consolas"/>
-                <w:sz w:val="17"/>
-                <w:szCs w:val="17"/>
-              </w:rPr>
-              <w:t>string</w:t>
-            </w:r>
-          </w:p>
-        </w:tc>
-        <w:tc>
-          <w:tcPr>
-            <w:tcW w:w="4432" w:type="dxa"/>
-            <w:tcBorders>
-              <w:top w:val="single" w:sz="4" w:space="0" w:color="000000"/>
-              <w:left w:val="single" w:sz="4" w:space="0" w:color="000000"/>
-              <w:bottom w:val="single" w:sz="4" w:space="0" w:color="000000"/>
-              <w:right w:val="single" w:sz="4" w:space="0" w:color="000000"/>
-            </w:tcBorders>
-            <w:tcMar>
-              <w:top w:w="40" w:type="dxa"/>
-              <w:left w:w="70" w:type="dxa"/>
-              <w:bottom w:w="40" w:type="dxa"/>
-              <w:right w:w="70" w:type="dxa"/>
-            </w:tcMar>
-          </w:tcPr>
+                <w:sz w:val="18"/>
+                <w:szCs w:val="18"/>
+                <w:lang w:val="en-US"/>
+              </w:rPr>
+              <w:t xml:space="preserve">  orbital_period: float,</w:t>
+            </w:r>
+          </w:p>
           <w:p>
             <w:pPr>
-              <w:spacing w:after="20"/>
+              <w:rPr>
+                <w:lang w:val="en-US"/>
+              </w:rPr>
             </w:pPr>
             <w:r>
               <w:rPr>
-                <w:sz w:val="20"/>
-                <w:szCs w:val="20"/>
-              </w:rPr>
-              <w:t>наименование</w:t>
-            </w:r>
-          </w:p>
-        </w:tc>
-      </w:tr>
-      <w:tr>
-        <w:tc>
-          <w:tcPr>
-            <w:tcW w:w="2600" w:type="dxa"/>
-            <w:tcBorders>
-              <w:top w:val="single" w:sz="4" w:space="0" w:color="000000"/>
-              <w:left w:val="single" w:sz="4" w:space="0" w:color="000000"/>
-              <w:bottom w:val="single" w:sz="4" w:space="0" w:color="000000"/>
-              <w:right w:val="single" w:sz="4" w:space="0" w:color="000000"/>
-            </w:tcBorders>
-            <w:tcMar>
-              <w:top w:w="40" w:type="dxa"/>
-              <w:left w:w="70" w:type="dxa"/>
-              <w:bottom w:w="40" w:type="dxa"/>
-              <w:right w:w="70" w:type="dxa"/>
-            </w:tcMar>
-          </w:tcPr>
+                <w:rFonts w:ascii="Consolas" w:eastAsia="Consolas" w:hAnsi="Consolas" w:cs="Consolas"/>
+                <w:sz w:val="18"/>
+                <w:szCs w:val="18"/>
+                <w:lang w:val="en-US"/>
+              </w:rPr>
+              <w:t xml:space="preserve">  orbit_eccentricity: float,</w:t>
+            </w:r>
+          </w:p>
           <w:p>
             <w:pPr>
-              <w:spacing w:after="20"/>
+              <w:rPr>
+                <w:lang w:val="en-US"/>
+              </w:rPr>
             </w:pPr>
             <w:r>
               <w:rPr>
                 <w:rFonts w:ascii="Consolas" w:eastAsia="Consolas" w:hAnsi="Consolas" w:cs="Consolas"/>
-                <w:sz w:val="17"/>
-                <w:szCs w:val="17"/>
-              </w:rPr>
-              <w:t>comet_description</w:t>
-            </w:r>
-          </w:p>
-        </w:tc>
-        <w:tc>
-          <w:tcPr>
-            <w:tcW w:w="2600" w:type="dxa"/>
-            <w:tcBorders>
-              <w:top w:val="single" w:sz="4" w:space="0" w:color="000000"/>
-              <w:left w:val="single" w:sz="4" w:space="0" w:color="000000"/>
-              <w:bottom w:val="single" w:sz="4" w:space="0" w:color="000000"/>
-              <w:right w:val="single" w:sz="4" w:space="0" w:color="000000"/>
-            </w:tcBorders>
-            <w:tcMar>
-              <w:top w:w="40" w:type="dxa"/>
-              <w:left w:w="70" w:type="dxa"/>
-              <w:bottom w:w="40" w:type="dxa"/>
-              <w:right w:w="70" w:type="dxa"/>
-            </w:tcMar>
-          </w:tcPr>
+                <w:sz w:val="18"/>
+                <w:szCs w:val="18"/>
+                <w:lang w:val="en-US"/>
+              </w:rPr>
+              <w:t xml:space="preserve">  created_at: string,</w:t>
+            </w:r>
+          </w:p>
           <w:p>
             <w:pPr>
-              <w:spacing w:after="20"/>
+              <w:rPr>
+                <w:lang w:val="en-US"/>
+              </w:rPr>
             </w:pPr>
             <w:r>
               <w:rPr>
                 <w:rFonts w:ascii="Consolas" w:eastAsia="Consolas" w:hAnsi="Consolas" w:cs="Consolas"/>
-                <w:sz w:val="17"/>
-                <w:szCs w:val="17"/>
-              </w:rPr>
-              <w:t>string</w:t>
-            </w:r>
-          </w:p>
-        </w:tc>
-        <w:tc>
-          <w:tcPr>
-            <w:tcW w:w="4432" w:type="dxa"/>
-            <w:tcBorders>
-              <w:top w:val="single" w:sz="4" w:space="0" w:color="000000"/>
-              <w:left w:val="single" w:sz="4" w:space="0" w:color="000000"/>
-              <w:bottom w:val="single" w:sz="4" w:space="0" w:color="000000"/>
-              <w:right w:val="single" w:sz="4" w:space="0" w:color="000000"/>
-            </w:tcBorders>
-            <w:tcMar>
-              <w:top w:w="40" w:type="dxa"/>
-              <w:left w:w="70" w:type="dxa"/>
-              <w:bottom w:w="40" w:type="dxa"/>
-              <w:right w:w="70" w:type="dxa"/>
-            </w:tcMar>
-          </w:tcPr>
-          <w:p>
-            <w:pPr>
-              <w:spacing w:after="20"/>
-            </w:pPr>
-            <w:r>
-              <w:rPr>
-                <w:sz w:val="20"/>
-                <w:szCs w:val="20"/>
-              </w:rPr>
-              <w:t>краткое описание</w:t>
-            </w:r>
-          </w:p>
-        </w:tc>
-      </w:tr>
-      <w:tr>
-        <w:tc>
-          <w:tcPr>
-            <w:tcW w:w="2600" w:type="dxa"/>
-            <w:tcBorders>
-              <w:top w:val="single" w:sz="4" w:space="0" w:color="000000"/>
-              <w:left w:val="single" w:sz="4" w:space="0" w:color="000000"/>
-              <w:bottom w:val="single" w:sz="4" w:space="0" w:color="000000"/>
-              <w:right w:val="single" w:sz="4" w:space="0" w:color="000000"/>
-            </w:tcBorders>
-            <w:tcMar>
-              <w:top w:w="40" w:type="dxa"/>
-              <w:left w:w="70" w:type="dxa"/>
-              <w:bottom w:w="40" w:type="dxa"/>
-              <w:right w:w="70" w:type="dxa"/>
-            </w:tcMar>
-          </w:tcPr>
-          <w:p>
-            <w:pPr>
-              <w:spacing w:after="20"/>
-            </w:pPr>
-            <w:r>
-              <w:rPr>
-                <w:rFonts w:ascii="Consolas" w:eastAsia="Consolas" w:hAnsi="Consolas" w:cs="Consolas"/>
-                <w:sz w:val="17"/>
-                <w:szCs w:val="17"/>
-              </w:rPr>
-              <w:t>comet_status</w:t>
-            </w:r>
-          </w:p>
-        </w:tc>
-        <w:tc>
-          <w:tcPr>
-            <w:tcW w:w="2600" w:type="dxa"/>
-            <w:tcBorders>
-              <w:top w:val="single" w:sz="4" w:space="0" w:color="000000"/>
-              <w:left w:val="single" w:sz="4" w:space="0" w:color="000000"/>
-              <w:bottom w:val="single" w:sz="4" w:space="0" w:color="000000"/>
-              <w:right w:val="single" w:sz="4" w:space="0" w:color="000000"/>
-            </w:tcBorders>
-            <w:tcMar>
-              <w:top w:w="40" w:type="dxa"/>
-              <w:left w:w="70" w:type="dxa"/>
-              <w:bottom w:w="40" w:type="dxa"/>
-              <w:right w:w="70" w:type="dxa"/>
-            </w:tcMar>
-          </w:tcPr>
-          <w:p>
-            <w:pPr>
-              <w:spacing w:after="20"/>
-            </w:pPr>
-            <w:r>
-              <w:rPr>
-                <w:rFonts w:ascii="Consolas" w:eastAsia="Consolas" w:hAnsi="Consolas" w:cs="Consolas"/>
-                <w:sz w:val="17"/>
-                <w:szCs w:val="17"/>
-              </w:rPr>
-              <w:t>string</w:t>
-            </w:r>
-          </w:p>
-        </w:tc>
-        <w:tc>
-          <w:tcPr>
-            <w:tcW w:w="4432" w:type="dxa"/>
-            <w:tcBorders>
-              <w:top w:val="single" w:sz="4" w:space="0" w:color="000000"/>
-              <w:left w:val="single" w:sz="4" w:space="0" w:color="000000"/>
-              <w:bottom w:val="single" w:sz="4" w:space="0" w:color="000000"/>
-              <w:right w:val="single" w:sz="4" w:space="0" w:color="000000"/>
-            </w:tcBorders>
-            <w:tcMar>
-              <w:top w:w="40" w:type="dxa"/>
-              <w:left w:w="70" w:type="dxa"/>
-              <w:bottom w:w="40" w:type="dxa"/>
-              <w:right w:w="70" w:type="dxa"/>
-            </w:tcMar>
-          </w:tcPr>
-          <w:p>
-            <w:pPr>
-              <w:spacing w:after="20"/>
-            </w:pPr>
-            <w:r>
-              <w:rPr>
-                <w:sz w:val="20"/>
-                <w:szCs w:val="20"/>
-              </w:rPr>
-              <w:t>статус: draft, published, deleted</w:t>
-            </w:r>
-          </w:p>
-        </w:tc>
-      </w:tr>
-      <w:tr>
-        <w:tc>
-          <w:tcPr>
-            <w:tcW w:w="2600" w:type="dxa"/>
-            <w:tcBorders>
-              <w:top w:val="single" w:sz="4" w:space="0" w:color="000000"/>
-              <w:left w:val="single" w:sz="4" w:space="0" w:color="000000"/>
-              <w:bottom w:val="single" w:sz="4" w:space="0" w:color="000000"/>
-              <w:right w:val="single" w:sz="4" w:space="0" w:color="000000"/>
-            </w:tcBorders>
-            <w:tcMar>
-              <w:top w:w="40" w:type="dxa"/>
-              <w:left w:w="70" w:type="dxa"/>
-              <w:bottom w:w="40" w:type="dxa"/>
-              <w:right w:w="70" w:type="dxa"/>
-            </w:tcMar>
-          </w:tcPr>
-          <w:p>
-            <w:pPr>
-              <w:spacing w:after="20"/>
-            </w:pPr>
-            <w:r>
-              <w:rPr>
-                <w:rFonts w:ascii="Consolas" w:eastAsia="Consolas" w:hAnsi="Consolas" w:cs="Consolas"/>
-                <w:sz w:val="17"/>
-                <w:szCs w:val="17"/>
-              </w:rPr>
-              <w:t>comet_photo</w:t>
-            </w:r>
-          </w:p>
-        </w:tc>
-        <w:tc>
-          <w:tcPr>
-            <w:tcW w:w="2600" w:type="dxa"/>
-            <w:tcBorders>
-              <w:top w:val="single" w:sz="4" w:space="0" w:color="000000"/>
-              <w:left w:val="single" w:sz="4" w:space="0" w:color="000000"/>
-              <w:bottom w:val="single" w:sz="4" w:space="0" w:color="000000"/>
-              <w:right w:val="single" w:sz="4" w:space="0" w:color="000000"/>
-            </w:tcBorders>
-            <w:tcMar>
-              <w:top w:w="40" w:type="dxa"/>
-              <w:left w:w="70" w:type="dxa"/>
-              <w:bottom w:w="40" w:type="dxa"/>
-              <w:right w:w="70" w:type="dxa"/>
-            </w:tcMar>
-          </w:tcPr>
-          <w:p>
-            <w:pPr>
-              <w:spacing w:after="20"/>
-            </w:pPr>
-            <w:r>
-              <w:rPr>
-                <w:rFonts w:ascii="Consolas" w:eastAsia="Consolas" w:hAnsi="Consolas" w:cs="Consolas"/>
-                <w:sz w:val="17"/>
-                <w:szCs w:val="17"/>
-              </w:rPr>
-              <w:t>string</w:t>
-            </w:r>
-          </w:p>
-        </w:tc>
-        <w:tc>
-          <w:tcPr>
-            <w:tcW w:w="4432" w:type="dxa"/>
-            <w:tcBorders>
-              <w:top w:val="single" w:sz="4" w:space="0" w:color="000000"/>
-              <w:left w:val="single" w:sz="4" w:space="0" w:color="000000"/>
-              <w:bottom w:val="single" w:sz="4" w:space="0" w:color="000000"/>
-              <w:right w:val="single" w:sz="4" w:space="0" w:color="000000"/>
-            </w:tcBorders>
-            <w:tcMar>
-              <w:top w:w="40" w:type="dxa"/>
-              <w:left w:w="70" w:type="dxa"/>
-              <w:bottom w:w="40" w:type="dxa"/>
-              <w:right w:w="70" w:type="dxa"/>
-            </w:tcMar>
-          </w:tcPr>
-          <w:p>
-            <w:pPr>
-              <w:spacing w:after="20"/>
-            </w:pPr>
-            <w:r>
-              <w:rPr>
-                <w:sz w:val="20"/>
-                <w:szCs w:val="20"/>
-              </w:rPr>
-              <w:t>имя файла изображения в Minio</w:t>
-            </w:r>
-          </w:p>
-        </w:tc>
-      </w:tr>
-      <w:tr>
-        <w:tc>
-          <w:tcPr>
-            <w:tcW w:w="2600" w:type="dxa"/>
-            <w:tcBorders>
-              <w:top w:val="single" w:sz="4" w:space="0" w:color="000000"/>
-              <w:left w:val="single" w:sz="4" w:space="0" w:color="000000"/>
-              <w:bottom w:val="single" w:sz="4" w:space="0" w:color="000000"/>
-              <w:right w:val="single" w:sz="4" w:space="0" w:color="000000"/>
-            </w:tcBorders>
-            <w:tcMar>
-              <w:top w:w="40" w:type="dxa"/>
-              <w:left w:w="70" w:type="dxa"/>
-              <w:bottom w:w="40" w:type="dxa"/>
-              <w:right w:w="70" w:type="dxa"/>
-            </w:tcMar>
-          </w:tcPr>
-          <w:p>
-            <w:pPr>
-              <w:spacing w:after="20"/>
-            </w:pPr>
-            <w:r>
-              <w:rPr>
-                <w:rFonts w:ascii="Consolas" w:eastAsia="Consolas" w:hAnsi="Consolas" w:cs="Consolas"/>
-                <w:sz w:val="17"/>
-                <w:szCs w:val="17"/>
-              </w:rPr>
-              <w:t>comet_photo_url</w:t>
-            </w:r>
-          </w:p>
-        </w:tc>
-        <w:tc>
-          <w:tcPr>
-            <w:tcW w:w="2600" w:type="dxa"/>
-            <w:tcBorders>
-              <w:top w:val="single" w:sz="4" w:space="0" w:color="000000"/>
-              <w:left w:val="single" w:sz="4" w:space="0" w:color="000000"/>
-              <w:bottom w:val="single" w:sz="4" w:space="0" w:color="000000"/>
-              <w:right w:val="single" w:sz="4" w:space="0" w:color="000000"/>
-            </w:tcBorders>
-            <w:tcMar>
-              <w:top w:w="40" w:type="dxa"/>
-              <w:left w:w="70" w:type="dxa"/>
-              <w:bottom w:w="40" w:type="dxa"/>
-              <w:right w:w="70" w:type="dxa"/>
-            </w:tcMar>
-          </w:tcPr>
-          <w:p>
-            <w:pPr>
-              <w:spacing w:after="20"/>
-            </w:pPr>
-            <w:r>
-              <w:rPr>
-                <w:rFonts w:ascii="Consolas" w:eastAsia="Consolas" w:hAnsi="Consolas" w:cs="Consolas"/>
-                <w:sz w:val="17"/>
-                <w:szCs w:val="17"/>
-              </w:rPr>
-              <w:t>string</w:t>
-            </w:r>
-          </w:p>
-        </w:tc>
-        <w:tc>
-          <w:tcPr>
-            <w:tcW w:w="4432" w:type="dxa"/>
-            <w:tcBorders>
-              <w:top w:val="single" w:sz="4" w:space="0" w:color="000000"/>
-              <w:left w:val="single" w:sz="4" w:space="0" w:color="000000"/>
-              <w:bottom w:val="single" w:sz="4" w:space="0" w:color="000000"/>
-              <w:right w:val="single" w:sz="4" w:space="0" w:color="000000"/>
-            </w:tcBorders>
-            <w:tcMar>
-              <w:top w:w="40" w:type="dxa"/>
-              <w:left w:w="70" w:type="dxa"/>
-              <w:bottom w:w="40" w:type="dxa"/>
-              <w:right w:w="70" w:type="dxa"/>
-            </w:tcMar>
-          </w:tcPr>
-          <w:p>
-            <w:pPr>
-              <w:spacing w:after="20"/>
-            </w:pPr>
-            <w:r>
-              <w:rPr>
-                <w:sz w:val="20"/>
-                <w:szCs w:val="20"/>
-              </w:rPr>
-              <w:t>url изображения</w:t>
-            </w:r>
-          </w:p>
-        </w:tc>
-      </w:tr>
-      <w:tr>
-        <w:tc>
-          <w:tcPr>
-            <w:tcW w:w="2600" w:type="dxa"/>
-            <w:tcBorders>
-              <w:top w:val="single" w:sz="4" w:space="0" w:color="000000"/>
-              <w:left w:val="single" w:sz="4" w:space="0" w:color="000000"/>
-              <w:bottom w:val="single" w:sz="4" w:space="0" w:color="000000"/>
-              <w:right w:val="single" w:sz="4" w:space="0" w:color="000000"/>
-            </w:tcBorders>
-            <w:tcMar>
-              <w:top w:w="40" w:type="dxa"/>
-              <w:left w:w="70" w:type="dxa"/>
-              <w:bottom w:w="40" w:type="dxa"/>
-              <w:right w:w="70" w:type="dxa"/>
-            </w:tcMar>
-          </w:tcPr>
-          <w:p>
-            <w:pPr>
-              <w:spacing w:after="20"/>
-            </w:pPr>
-            <w:r>
-              <w:rPr>
-                <w:rFonts w:ascii="Consolas" w:eastAsia="Consolas" w:hAnsi="Consolas" w:cs="Consolas"/>
-                <w:sz w:val="17"/>
-                <w:szCs w:val="17"/>
-              </w:rPr>
-              <w:t>comet_video</w:t>
-            </w:r>
-          </w:p>
-        </w:tc>
-        <w:tc>
-          <w:tcPr>
-            <w:tcW w:w="2600" w:type="dxa"/>
-            <w:tcBorders>
-              <w:top w:val="single" w:sz="4" w:space="0" w:color="000000"/>
-              <w:left w:val="single" w:sz="4" w:space="0" w:color="000000"/>
-              <w:bottom w:val="single" w:sz="4" w:space="0" w:color="000000"/>
-              <w:right w:val="single" w:sz="4" w:space="0" w:color="000000"/>
-            </w:tcBorders>
-            <w:tcMar>
-              <w:top w:w="40" w:type="dxa"/>
-              <w:left w:w="70" w:type="dxa"/>
-              <w:bottom w:w="40" w:type="dxa"/>
-              <w:right w:w="70" w:type="dxa"/>
-            </w:tcMar>
-          </w:tcPr>
-          <w:p>
-            <w:pPr>
-              <w:spacing w:after="20"/>
-            </w:pPr>
-            <w:r>
-              <w:rPr>
-                <w:rFonts w:ascii="Consolas" w:eastAsia="Consolas" w:hAnsi="Consolas" w:cs="Consolas"/>
-                <w:sz w:val="17"/>
-                <w:szCs w:val="17"/>
-              </w:rPr>
-              <w:t>string</w:t>
-            </w:r>
-          </w:p>
-        </w:tc>
-        <w:tc>
-          <w:tcPr>
-            <w:tcW w:w="4432" w:type="dxa"/>
-            <w:tcBorders>
-              <w:top w:val="single" w:sz="4" w:space="0" w:color="000000"/>
-              <w:left w:val="single" w:sz="4" w:space="0" w:color="000000"/>
-              <w:bottom w:val="single" w:sz="4" w:space="0" w:color="000000"/>
-              <w:right w:val="single" w:sz="4" w:space="0" w:color="000000"/>
-            </w:tcBorders>
-            <w:tcMar>
-              <w:top w:w="40" w:type="dxa"/>
-              <w:left w:w="70" w:type="dxa"/>
-              <w:bottom w:w="40" w:type="dxa"/>
-              <w:right w:w="70" w:type="dxa"/>
-            </w:tcMar>
-          </w:tcPr>
-          <w:p>
-            <w:pPr>
-              <w:spacing w:after="20"/>
-            </w:pPr>
-            <w:r>
-              <w:rPr>
-                <w:sz w:val="20"/>
-                <w:szCs w:val="20"/>
-              </w:rPr>
-              <w:t>имя файла видео в Minio</w:t>
-            </w:r>
-          </w:p>
-        </w:tc>
-      </w:tr>
-      <w:tr>
-        <w:tc>
-          <w:tcPr>
-            <w:tcW w:w="2600" w:type="dxa"/>
-            <w:tcBorders>
-              <w:top w:val="single" w:sz="4" w:space="0" w:color="000000"/>
-              <w:left w:val="single" w:sz="4" w:space="0" w:color="000000"/>
-              <w:bottom w:val="single" w:sz="4" w:space="0" w:color="000000"/>
-              <w:right w:val="single" w:sz="4" w:space="0" w:color="000000"/>
-            </w:tcBorders>
-            <w:tcMar>
-              <w:top w:w="40" w:type="dxa"/>
-              <w:left w:w="70" w:type="dxa"/>
-              <w:bottom w:w="40" w:type="dxa"/>
-              <w:right w:w="70" w:type="dxa"/>
-            </w:tcMar>
-          </w:tcPr>
-          <w:p>
-            <w:pPr>
-              <w:spacing w:after="20"/>
-            </w:pPr>
-            <w:r>
-              <w:rPr>
-                <w:rFonts w:ascii="Consolas" w:eastAsia="Consolas" w:hAnsi="Consolas" w:cs="Consolas"/>
-                <w:sz w:val="17"/>
-                <w:szCs w:val="17"/>
-              </w:rPr>
-              <w:t>comet_video_url</w:t>
-            </w:r>
-          </w:p>
-        </w:tc>
-        <w:tc>
-          <w:tcPr>
-            <w:tcW w:w="2600" w:type="dxa"/>
-            <w:tcBorders>
-              <w:top w:val="single" w:sz="4" w:space="0" w:color="000000"/>
-              <w:left w:val="single" w:sz="4" w:space="0" w:color="000000"/>
-              <w:bottom w:val="single" w:sz="4" w:space="0" w:color="000000"/>
-              <w:right w:val="single" w:sz="4" w:space="0" w:color="000000"/>
-            </w:tcBorders>
-            <w:tcMar>
-              <w:top w:w="40" w:type="dxa"/>
-              <w:left w:w="70" w:type="dxa"/>
-              <w:bottom w:w="40" w:type="dxa"/>
-              <w:right w:w="70" w:type="dxa"/>
-            </w:tcMar>
-          </w:tcPr>
-          <w:p>
-            <w:pPr>
-              <w:spacing w:after="20"/>
-            </w:pPr>
-            <w:r>
-              <w:rPr>
-                <w:rFonts w:ascii="Consolas" w:eastAsia="Consolas" w:hAnsi="Consolas" w:cs="Consolas"/>
-                <w:sz w:val="17"/>
-                <w:szCs w:val="17"/>
-              </w:rPr>
-              <w:t>string</w:t>
-            </w:r>
-          </w:p>
-        </w:tc>
-        <w:tc>
-          <w:tcPr>
-            <w:tcW w:w="4432" w:type="dxa"/>
-            <w:tcBorders>
-              <w:top w:val="single" w:sz="4" w:space="0" w:color="000000"/>
-              <w:left w:val="single" w:sz="4" w:space="0" w:color="000000"/>
-              <w:bottom w:val="single" w:sz="4" w:space="0" w:color="000000"/>
-              <w:right w:val="single" w:sz="4" w:space="0" w:color="000000"/>
-            </w:tcBorders>
-            <w:tcMar>
-              <w:top w:w="40" w:type="dxa"/>
-              <w:left w:w="70" w:type="dxa"/>
-              <w:bottom w:w="40" w:type="dxa"/>
-              <w:right w:w="70" w:type="dxa"/>
-            </w:tcMar>
-          </w:tcPr>
-          <w:p>
-            <w:pPr>
-              <w:spacing w:after="20"/>
-            </w:pPr>
-            <w:r>
-              <w:rPr>
-                <w:sz w:val="20"/>
-                <w:szCs w:val="20"/>
-              </w:rPr>
-              <w:t>url видео</w:t>
-            </w:r>
-          </w:p>
-        </w:tc>
-      </w:tr>
-      <w:tr>
-        <w:tc>
-          <w:tcPr>
-            <w:tcW w:w="2600" w:type="dxa"/>
-            <w:tcBorders>
-              <w:top w:val="single" w:sz="4" w:space="0" w:color="000000"/>
-              <w:left w:val="single" w:sz="4" w:space="0" w:color="000000"/>
-              <w:bottom w:val="single" w:sz="4" w:space="0" w:color="000000"/>
-              <w:right w:val="single" w:sz="4" w:space="0" w:color="000000"/>
-            </w:tcBorders>
-            <w:tcMar>
-              <w:top w:w="40" w:type="dxa"/>
-              <w:left w:w="70" w:type="dxa"/>
-              <w:bottom w:w="40" w:type="dxa"/>
-              <w:right w:w="70" w:type="dxa"/>
-            </w:tcMar>
-          </w:tcPr>
-          <w:p>
-            <w:pPr>
-              <w:spacing w:after="20"/>
-            </w:pPr>
-            <w:r>
-              <w:rPr>
-                <w:rFonts w:ascii="Consolas" w:eastAsia="Consolas" w:hAnsi="Consolas" w:cs="Consolas"/>
-                <w:sz w:val="17"/>
-                <w:szCs w:val="17"/>
-              </w:rPr>
-              <w:t>orbital_period</w:t>
-            </w:r>
-          </w:p>
-        </w:tc>
-        <w:tc>
-          <w:tcPr>
-            <w:tcW w:w="2600" w:type="dxa"/>
-            <w:tcBorders>
-              <w:top w:val="single" w:sz="4" w:space="0" w:color="000000"/>
-              <w:left w:val="single" w:sz="4" w:space="0" w:color="000000"/>
-              <w:bottom w:val="single" w:sz="4" w:space="0" w:color="000000"/>
-              <w:right w:val="single" w:sz="4" w:space="0" w:color="000000"/>
-            </w:tcBorders>
-            <w:tcMar>
-              <w:top w:w="40" w:type="dxa"/>
-              <w:left w:w="70" w:type="dxa"/>
-              <w:bottom w:w="40" w:type="dxa"/>
-              <w:right w:w="70" w:type="dxa"/>
-            </w:tcMar>
-          </w:tcPr>
-          <w:p>
-            <w:pPr>
-              <w:spacing w:after="20"/>
-            </w:pPr>
-            <w:r>
-              <w:rPr>
-                <w:rFonts w:ascii="Consolas" w:eastAsia="Consolas" w:hAnsi="Consolas" w:cs="Consolas"/>
-                <w:sz w:val="17"/>
-                <w:szCs w:val="17"/>
-              </w:rPr>
-              <w:t>number | null</w:t>
-            </w:r>
-          </w:p>
-        </w:tc>
-        <w:tc>
-          <w:tcPr>
-            <w:tcW w:w="4432" w:type="dxa"/>
-            <w:tcBorders>
-              <w:top w:val="single" w:sz="4" w:space="0" w:color="000000"/>
-              <w:left w:val="single" w:sz="4" w:space="0" w:color="000000"/>
-              <w:bottom w:val="single" w:sz="4" w:space="0" w:color="000000"/>
-              <w:right w:val="single" w:sz="4" w:space="0" w:color="000000"/>
-            </w:tcBorders>
-            <w:tcMar>
-              <w:top w:w="40" w:type="dxa"/>
-              <w:left w:w="70" w:type="dxa"/>
-              <w:bottom w:w="40" w:type="dxa"/>
-              <w:right w:w="70" w:type="dxa"/>
-            </w:tcMar>
-          </w:tcPr>
-          <w:p>
-            <w:pPr>
-              <w:spacing w:after="20"/>
-            </w:pPr>
-            <w:r>
-              <w:rPr>
-                <w:sz w:val="20"/>
-                <w:szCs w:val="20"/>
-              </w:rPr>
-              <w:t>период обращения, лет</w:t>
-            </w:r>
-          </w:p>
-        </w:tc>
-      </w:tr>
-      <w:tr>
-        <w:tc>
-          <w:tcPr>
-            <w:tcW w:w="2600" w:type="dxa"/>
-            <w:tcBorders>
-              <w:top w:val="single" w:sz="4" w:space="0" w:color="000000"/>
-              <w:left w:val="single" w:sz="4" w:space="0" w:color="000000"/>
-              <w:bottom w:val="single" w:sz="4" w:space="0" w:color="000000"/>
-              <w:right w:val="single" w:sz="4" w:space="0" w:color="000000"/>
-            </w:tcBorders>
-            <w:tcMar>
-              <w:top w:w="40" w:type="dxa"/>
-              <w:left w:w="70" w:type="dxa"/>
-              <w:bottom w:w="40" w:type="dxa"/>
-              <w:right w:w="70" w:type="dxa"/>
-            </w:tcMar>
-          </w:tcPr>
-          <w:p>
-            <w:pPr>
-              <w:spacing w:after="20"/>
-            </w:pPr>
-            <w:r>
-              <w:rPr>
-                <w:rFonts w:ascii="Consolas" w:eastAsia="Consolas" w:hAnsi="Consolas" w:cs="Consolas"/>
-                <w:sz w:val="17"/>
-                <w:szCs w:val="17"/>
-              </w:rPr>
-              <w:t>orbit_eccentricity</w:t>
-            </w:r>
-          </w:p>
-        </w:tc>
-        <w:tc>
-          <w:tcPr>
-            <w:tcW w:w="2600" w:type="dxa"/>
-            <w:tcBorders>
-              <w:top w:val="single" w:sz="4" w:space="0" w:color="000000"/>
-              <w:left w:val="single" w:sz="4" w:space="0" w:color="000000"/>
-              <w:bottom w:val="single" w:sz="4" w:space="0" w:color="000000"/>
-              <w:right w:val="single" w:sz="4" w:space="0" w:color="000000"/>
-            </w:tcBorders>
-            <w:tcMar>
-              <w:top w:w="40" w:type="dxa"/>
-              <w:left w:w="70" w:type="dxa"/>
-              <w:bottom w:w="40" w:type="dxa"/>
-              <w:right w:w="70" w:type="dxa"/>
-            </w:tcMar>
-          </w:tcPr>
-          <w:p>
-            <w:pPr>
-              <w:spacing w:after="20"/>
-            </w:pPr>
-            <w:r>
-              <w:rPr>
-                <w:rFonts w:ascii="Consolas" w:eastAsia="Consolas" w:hAnsi="Consolas" w:cs="Consolas"/>
-                <w:sz w:val="17"/>
-                <w:szCs w:val="17"/>
-              </w:rPr>
-              <w:t>number | null</w:t>
-            </w:r>
-          </w:p>
-        </w:tc>
-        <w:tc>
-          <w:tcPr>
-            <w:tcW w:w="4432" w:type="dxa"/>
-            <w:tcBorders>
-              <w:top w:val="single" w:sz="4" w:space="0" w:color="000000"/>
-              <w:left w:val="single" w:sz="4" w:space="0" w:color="000000"/>
-              <w:bottom w:val="single" w:sz="4" w:space="0" w:color="000000"/>
-              <w:right w:val="single" w:sz="4" w:space="0" w:color="000000"/>
-            </w:tcBorders>
-            <w:tcMar>
-              <w:top w:w="40" w:type="dxa"/>
-              <w:left w:w="70" w:type="dxa"/>
-              <w:bottom w:w="40" w:type="dxa"/>
-              <w:right w:w="70" w:type="dxa"/>
-            </w:tcMar>
-          </w:tcPr>
-          <w:p>
-            <w:pPr>
-              <w:spacing w:after="20"/>
-            </w:pPr>
-            <w:r>
-              <w:rPr>
-                <w:sz w:val="20"/>
-                <w:szCs w:val="20"/>
-              </w:rPr>
-              <w:t>эксцентриситет орбиты</w:t>
-            </w:r>
-          </w:p>
-        </w:tc>
-      </w:tr>
-      <w:tr>
-        <w:tc>
-          <w:tcPr>
-            <w:tcW w:w="2600" w:type="dxa"/>
-            <w:tcBorders>
-              <w:top w:val="single" w:sz="4" w:space="0" w:color="000000"/>
-              <w:left w:val="single" w:sz="4" w:space="0" w:color="000000"/>
-              <w:bottom w:val="single" w:sz="4" w:space="0" w:color="000000"/>
-              <w:right w:val="single" w:sz="4" w:space="0" w:color="000000"/>
-            </w:tcBorders>
-            <w:tcMar>
-              <w:top w:w="40" w:type="dxa"/>
-              <w:left w:w="70" w:type="dxa"/>
-              <w:bottom w:w="40" w:type="dxa"/>
-              <w:right w:w="70" w:type="dxa"/>
-            </w:tcMar>
-          </w:tcPr>
-          <w:p>
-            <w:pPr>
-              <w:spacing w:after="20"/>
-            </w:pPr>
-            <w:r>
-              <w:rPr>
-                <w:rFonts w:ascii="Consolas" w:eastAsia="Consolas" w:hAnsi="Consolas" w:cs="Consolas"/>
-                <w:sz w:val="17"/>
-                <w:szCs w:val="17"/>
-              </w:rPr>
-              <w:t>created_at</w:t>
-            </w:r>
-          </w:p>
-        </w:tc>
-        <w:tc>
-          <w:tcPr>
-            <w:tcW w:w="2600" w:type="dxa"/>
-            <w:tcBorders>
-              <w:top w:val="single" w:sz="4" w:space="0" w:color="000000"/>
-              <w:left w:val="single" w:sz="4" w:space="0" w:color="000000"/>
-              <w:bottom w:val="single" w:sz="4" w:space="0" w:color="000000"/>
-              <w:right w:val="single" w:sz="4" w:space="0" w:color="000000"/>
-            </w:tcBorders>
-            <w:tcMar>
-              <w:top w:w="40" w:type="dxa"/>
-              <w:left w:w="70" w:type="dxa"/>
-              <w:bottom w:w="40" w:type="dxa"/>
-              <w:right w:w="70" w:type="dxa"/>
-            </w:tcMar>
-          </w:tcPr>
-          <w:p>
-            <w:pPr>
-              <w:spacing w:after="20"/>
-            </w:pPr>
-            <w:r>
-              <w:rPr>
-                <w:rFonts w:ascii="Consolas" w:eastAsia="Consolas" w:hAnsi="Consolas" w:cs="Consolas"/>
-                <w:sz w:val="17"/>
-                <w:szCs w:val="17"/>
-              </w:rPr>
-              <w:t>string (date-time)</w:t>
-            </w:r>
-          </w:p>
-        </w:tc>
-        <w:tc>
-          <w:tcPr>
-            <w:tcW w:w="4432" w:type="dxa"/>
-            <w:tcBorders>
-              <w:top w:val="single" w:sz="4" w:space="0" w:color="000000"/>
-              <w:left w:val="single" w:sz="4" w:space="0" w:color="000000"/>
-              <w:bottom w:val="single" w:sz="4" w:space="0" w:color="000000"/>
-              <w:right w:val="single" w:sz="4" w:space="0" w:color="000000"/>
-            </w:tcBorders>
-            <w:tcMar>
-              <w:top w:w="40" w:type="dxa"/>
-              <w:left w:w="70" w:type="dxa"/>
-              <w:bottom w:w="40" w:type="dxa"/>
-              <w:right w:w="70" w:type="dxa"/>
-            </w:tcMar>
-          </w:tcPr>
-          <w:p>
-            <w:pPr>
-              <w:spacing w:after="20"/>
-            </w:pPr>
-            <w:r>
-              <w:rPr>
-                <w:sz w:val="20"/>
-                <w:szCs w:val="20"/>
-              </w:rPr>
-              <w:t>дата создания</w:t>
-            </w:r>
-          </w:p>
-        </w:tc>
-      </w:tr>
-      <w:tr>
-        <w:tc>
-          <w:tcPr>
-            <w:tcW w:w="2600" w:type="dxa"/>
-            <w:tcBorders>
-              <w:top w:val="single" w:sz="4" w:space="0" w:color="000000"/>
-              <w:left w:val="single" w:sz="4" w:space="0" w:color="000000"/>
-              <w:bottom w:val="single" w:sz="4" w:space="0" w:color="000000"/>
-              <w:right w:val="single" w:sz="4" w:space="0" w:color="000000"/>
-            </w:tcBorders>
-            <w:tcMar>
-              <w:top w:w="40" w:type="dxa"/>
-              <w:left w:w="70" w:type="dxa"/>
-              <w:bottom w:w="40" w:type="dxa"/>
-              <w:right w:w="70" w:type="dxa"/>
-            </w:tcMar>
-          </w:tcPr>
-          <w:p>
-            <w:pPr>
-              <w:spacing w:after="20"/>
-            </w:pPr>
-            <w:r>
-              <w:rPr>
-                <w:rFonts w:ascii="Consolas" w:eastAsia="Consolas" w:hAnsi="Consolas" w:cs="Consolas"/>
-                <w:sz w:val="17"/>
-                <w:szCs w:val="17"/>
-              </w:rPr>
-              <w:t>formed_at</w:t>
-            </w:r>
-          </w:p>
-        </w:tc>
-        <w:tc>
-          <w:tcPr>
-            <w:tcW w:w="2600" w:type="dxa"/>
-            <w:tcBorders>
-              <w:top w:val="single" w:sz="4" w:space="0" w:color="000000"/>
-              <w:left w:val="single" w:sz="4" w:space="0" w:color="000000"/>
-              <w:bottom w:val="single" w:sz="4" w:space="0" w:color="000000"/>
-              <w:right w:val="single" w:sz="4" w:space="0" w:color="000000"/>
-            </w:tcBorders>
-            <w:tcMar>
-              <w:top w:w="40" w:type="dxa"/>
-              <w:left w:w="70" w:type="dxa"/>
-              <w:bottom w:w="40" w:type="dxa"/>
-              <w:right w:w="70" w:type="dxa"/>
-            </w:tcMar>
-          </w:tcPr>
-          <w:p>
-            <w:pPr>
-              <w:spacing w:after="20"/>
-            </w:pPr>
-            <w:r>
-              <w:rPr>
-                <w:rFonts w:ascii="Consolas" w:eastAsia="Consolas" w:hAnsi="Consolas" w:cs="Consolas"/>
-                <w:sz w:val="17"/>
-                <w:szCs w:val="17"/>
-              </w:rPr>
-              <w:t>string (date-time) | null</w:t>
-            </w:r>
-          </w:p>
-        </w:tc>
-        <w:tc>
-          <w:tcPr>
-            <w:tcW w:w="4432" w:type="dxa"/>
-            <w:tcBorders>
-              <w:top w:val="single" w:sz="4" w:space="0" w:color="000000"/>
-              <w:left w:val="single" w:sz="4" w:space="0" w:color="000000"/>
-              <w:bottom w:val="single" w:sz="4" w:space="0" w:color="000000"/>
-              <w:right w:val="single" w:sz="4" w:space="0" w:color="000000"/>
-            </w:tcBorders>
-            <w:tcMar>
-              <w:top w:w="40" w:type="dxa"/>
-              <w:left w:w="70" w:type="dxa"/>
-              <w:bottom w:w="40" w:type="dxa"/>
-              <w:right w:w="70" w:type="dxa"/>
-            </w:tcMar>
-          </w:tcPr>
-          <w:p>
-            <w:pPr>
-              <w:spacing w:after="20"/>
-            </w:pPr>
-            <w:r>
-              <w:rPr>
-                <w:sz w:val="20"/>
-                <w:szCs w:val="20"/>
-              </w:rPr>
-              <w:t>дата формирования (публикации)</w:t>
+                <w:sz w:val="18"/>
+                <w:szCs w:val="18"/>
+                <w:lang w:val="en-US"/>
+              </w:rPr>
+              <w:t xml:space="preserve">  formed_at: string }</w:t>
             </w:r>
           </w:p>
         </w:tc>
@@ -6773,97 +6898,44 @@
     </w:tbl>
     <w:p>
       <w:pPr>
-        <w:spacing w:before="200"/>
-      </w:pPr>
-    </w:p>
-    <w:p>
-      <w:pPr>
-        <w:spacing w:after="100"/>
-        <w:ind w:firstLine="567"/>
-        <w:jc w:val="both"/>
-      </w:pPr>
-      <w:r>
-        <w:rPr>
-          <w:b/>
-          <w:bCs/>
+        <w:spacing w:line="360" w:lineRule="auto"/>
+        <w:ind w:firstLine="709"/>
+        <w:jc w:val="both"/>
+        <w:rPr>
           <w:lang w:val="en-US"/>
         </w:rPr>
-        <w:t>Error</w:t>
-      </w:r>
-      <w:r>
-        <w:rPr>
-          <w:lang w:val="en-US"/>
-        </w:rPr>
-        <w:t xml:space="preserve"> — </w:t>
-      </w:r>
-      <w:r>
-        <w:t>ответ</w:t>
-      </w:r>
-      <w:r>
-        <w:rPr>
-          <w:lang w:val="en-US"/>
-        </w:rPr>
-        <w:t xml:space="preserve"> </w:t>
-      </w:r>
-      <w:r>
-        <w:t>с</w:t>
-      </w:r>
-      <w:r>
-        <w:rPr>
-          <w:lang w:val="en-US"/>
-        </w:rPr>
-        <w:t xml:space="preserve"> </w:t>
-      </w:r>
-      <w:r>
-        <w:t>ошибкой</w:t>
-      </w:r>
-      <w:r>
-        <w:rPr>
-          <w:lang w:val="en-US"/>
-        </w:rPr>
-        <w:t xml:space="preserve">: </w:t>
+      </w:pPr>
+    </w:p>
+    <w:p>
+      <w:pPr>
+        <w:spacing w:line="360" w:lineRule="auto"/>
+        <w:ind w:firstLine="709"/>
+        <w:jc w:val="both"/>
+      </w:pPr>
+      <w:r>
+        <w:t xml:space="preserve">Методы с входным параметром jwt требуют заголовок </w:t>
       </w:r>
       <w:r>
         <w:rPr>
           <w:rFonts w:ascii="Consolas" w:eastAsia="Consolas" w:hAnsi="Consolas" w:cs="Consolas"/>
           <w:sz w:val="24"/>
           <w:szCs w:val="24"/>
-          <w:lang w:val="en-US"/>
-        </w:rPr>
-        <w:t>status: string</w:t>
-      </w:r>
-      <w:r>
-        <w:rPr>
-          <w:lang w:val="en-US"/>
-        </w:rPr>
-        <w:t xml:space="preserve"> (</w:t>
-      </w:r>
-      <w:r>
-        <w:t>всегда</w:t>
-      </w:r>
-      <w:r>
-        <w:rPr>
-          <w:lang w:val="en-US"/>
-        </w:rPr>
-        <w:t xml:space="preserve"> «fail»), </w:t>
+        </w:rPr>
+        <w:t>Authorization: Bearer &lt;JWT&gt;</w:t>
+      </w:r>
+      <w:r>
+        <w:t xml:space="preserve">; без него ответ 401. Ошибки возвращаются в виде </w:t>
       </w:r>
       <w:r>
         <w:rPr>
           <w:rFonts w:ascii="Consolas" w:eastAsia="Consolas" w:hAnsi="Consolas" w:cs="Consolas"/>
           <w:sz w:val="24"/>
           <w:szCs w:val="24"/>
-          <w:lang w:val="en-US"/>
-        </w:rPr>
-        <w:t>message: string</w:t>
-      </w:r>
-      <w:r>
-        <w:rPr>
-          <w:lang w:val="en-US"/>
-        </w:rPr>
-        <w:t xml:space="preserve">. </w:t>
-      </w:r>
-      <w:r>
-        <w:t>Коды: 400 — неверные данные, 401 — нет токена или он недействителен, 403 — комета другого пользователя, 404 — запись не найдена, 409 — конфликт (черновик уже есть, недопустимая смена статуса, логин занят).</w:t>
+        </w:rPr>
+        <w:t>{ status: string, message: string }</w:t>
+      </w:r>
+      <w:r>
+        <w:t xml:space="preserve"> с кодами 400, 401, 403, 404, 409.</w:t>
       </w:r>
     </w:p>
     <w:sectPr>
@@ -6880,7 +6952,7 @@
 </file>
 
 <file path=word/endnotes.xml><?xml version="1.0" encoding="utf-8"?>
-<w:endnotes xmlns:wpc="http://schemas.microsoft.com/office/word/2010/wordprocessingCanvas" xmlns:cx="http://schemas.microsoft.com/office/drawing/2014/chartex" xmlns:cx1="http://schemas.microsoft.com/office/drawing/2015/9/8/chartex" xmlns:cx2="http://schemas.microsoft.com/office/drawing/2015/10/21/chartex" xmlns:cx3="http://schemas.microsoft.com/office/drawing/2016/5/9/chartex" xmlns:cx4="http://schemas.microsoft.com/office/drawing/2016/5/10/chartex" xmlns:cx5="http://schemas.microsoft.com/office/drawing/2016/5/11/chartex" xmlns:cx6="http://schemas.microsoft.com/office/drawing/2016/5/12/chartex" xmlns:cx7="http://schemas.microsoft.com/office/drawing/2016/5/13/chartex" xmlns:cx8="http://schemas.microsoft.com/office/drawing/2016/5/14/chartex" xmlns:mc="http://schemas.openxmlformats.org/markup-compatibility/2006" xmlns:aink="http://schemas.microsoft.com/office/drawing/2016/ink" xmlns:am3d="http://schemas.microsoft.com/office/drawing/2017/model3d" xmlns:o="urn:schemas-microsoft-com:office:office" xmlns:oel="http://schemas.microsoft.com/office/2019/extlst" xmlns:r="http://schemas.openxmlformats.org/officeDocument/2006/relationships" xmlns:m="http://schemas.openxmlformats.org/officeDocument/2006/math" xmlns:v="urn:schemas-microsoft-com:vml" xmlns:wp14="http://schemas.microsoft.com/office/word/2010/wordprocessingDrawing" xmlns:wp="http://schemas.openxmlformats.org/drawingml/2006/wordprocessingDrawing" xmlns:w10="urn:schemas-microsoft-com:office:word" xmlns:w="http://schemas.openxmlformats.org/wordprocessingml/2006/main" xmlns:w14="http://schemas.microsoft.com/office/word/2010/wordml" xmlns:w15="http://schemas.microsoft.com/office/word/2012/wordml" xmlns:w16cex="http://schemas.microsoft.com/office/word/2018/wordml/cex" xmlns:w16cid="http://schemas.microsoft.com/office/word/2016/wordml/cid" xmlns:w16="http://schemas.microsoft.com/office/word/2018/wordml" xmlns:w16du="http://schemas.microsoft.com/office/word/2023/wordml/word16du" xmlns:w16sdtdh="http://schemas.microsoft.com/office/word/2020/wordml/sdtdatahash" xmlns:w16sdtfl="http://schemas.microsoft.com/office/word/2024/wordml/sdtformatlock" xmlns:w16se="http://schemas.microsoft.com/office/word/2015/wordml/symex" xmlns:wpg="http://schemas.microsoft.com/office/word/2010/wordprocessingGroup" xmlns:wpi="http://schemas.microsoft.com/office/word/2010/wordprocessingInk" xmlns:wne="http://schemas.microsoft.com/office/word/2006/wordml" xmlns:wps="http://schemas.microsoft.com/office/word/2010/wordprocessingShape" mc:Ignorable="w14 w15 w16se w16cid w16 w16cex w16sdtdh w16sdtfl w16du wp14">
+<w:endnotes xmlns:wpc="http://schemas.microsoft.com/office/word/2010/wordprocessingCanvas" xmlns:cx="http://schemas.microsoft.com/office/drawing/2014/chartex" xmlns:cx1="http://schemas.microsoft.com/office/drawing/2015/9/8/chartex" xmlns:cx2="http://schemas.microsoft.com/office/drawing/2015/10/21/chartex" xmlns:cx3="http://schemas.microsoft.com/office/drawing/2016/5/9/chartex" xmlns:cx4="http://schemas.microsoft.com/office/drawing/2016/5/10/chartex" xmlns:cx5="http://schemas.microsoft.com/office/drawing/2016/5/11/chartex" xmlns:cx6="http://schemas.microsoft.com/office/drawing/2016/5/12/chartex" xmlns:cx7="http://schemas.microsoft.com/office/drawing/2016/5/13/chartex" xmlns:cx8="http://schemas.microsoft.com/office/drawing/2016/5/14/chartex" xmlns:mc="http://schemas.openxmlformats.org/markup-compatibility/2006" xmlns:aink="http://schemas.microsoft.com/office/drawing/2016/ink" xmlns:am3d="http://schemas.microsoft.com/office/drawing/2017/model3d" xmlns:o="urn:schemas-microsoft-com:office:office" xmlns:oel="http://schemas.microsoft.com/office/2019/extlst" xmlns:r="http://schemas.openxmlformats.org/officeDocument/2006/relationships" xmlns:m="http://schemas.openxmlformats.org/officeDocument/2006/math" xmlns:v="urn:schemas-microsoft-com:vml" xmlns:wp14="http://schemas.microsoft.com/office/word/2010/wordprocessingDrawing" xmlns:wp="http://schemas.openxmlformats.org/drawingml/2006/wordprocessingDrawing" xmlns:w10="urn:schemas-microsoft-com:office:word" xmlns:w="http://schemas.openxmlformats.org/wordprocessingml/2006/main" xmlns:w14="http://schemas.microsoft.com/office/word/2010/wordml" xmlns:w15="http://schemas.microsoft.com/office/word/2012/wordml" xmlns:w16cex="http://schemas.microsoft.com/office/word/2018/wordml/cex" xmlns:w16cid="http://schemas.microsoft.com/office/word/2016/wordml/cid" xmlns:w16="http://schemas.microsoft.com/office/word/2018/wordml" xmlns:w16sdtdh="http://schemas.microsoft.com/office/word/2020/wordml/sdtdatahash" xmlns:w16se="http://schemas.microsoft.com/office/word/2015/wordml/symex" xmlns:wpg="http://schemas.microsoft.com/office/word/2010/wordprocessingGroup" xmlns:wpi="http://schemas.microsoft.com/office/word/2010/wordprocessingInk" xmlns:wne="http://schemas.microsoft.com/office/word/2006/wordml" xmlns:wps="http://schemas.microsoft.com/office/word/2010/wordprocessingShape" mc:Ignorable="w14 w15 w16se w16cid w16 w16cex w16sdtdh wp14">
   <w:endnote w:type="separator" w:id="-1">
     <w:p>
       <w:r>
@@ -6899,7 +6971,7 @@
 </file>
 
 <file path=word/footer1.xml><?xml version="1.0" encoding="utf-8"?>
-<w:ftr xmlns:wpc="http://schemas.microsoft.com/office/word/2010/wordprocessingCanvas" xmlns:cx="http://schemas.microsoft.com/office/drawing/2014/chartex" xmlns:cx1="http://schemas.microsoft.com/office/drawing/2015/9/8/chartex" xmlns:cx2="http://schemas.microsoft.com/office/drawing/2015/10/21/chartex" xmlns:cx3="http://schemas.microsoft.com/office/drawing/2016/5/9/chartex" xmlns:cx4="http://schemas.microsoft.com/office/drawing/2016/5/10/chartex" xmlns:cx5="http://schemas.microsoft.com/office/drawing/2016/5/11/chartex" xmlns:cx6="http://schemas.microsoft.com/office/drawing/2016/5/12/chartex" xmlns:cx7="http://schemas.microsoft.com/office/drawing/2016/5/13/chartex" xmlns:cx8="http://schemas.microsoft.com/office/drawing/2016/5/14/chartex" xmlns:mc="http://schemas.openxmlformats.org/markup-compatibility/2006" xmlns:aink="http://schemas.microsoft.com/office/drawing/2016/ink" xmlns:am3d="http://schemas.microsoft.com/office/drawing/2017/model3d" xmlns:o="urn:schemas-microsoft-com:office:office" xmlns:oel="http://schemas.microsoft.com/office/2019/extlst" xmlns:r="http://schemas.openxmlformats.org/officeDocument/2006/relationships" xmlns:m="http://schemas.openxmlformats.org/officeDocument/2006/math" xmlns:v="urn:schemas-microsoft-com:vml" xmlns:wp14="http://schemas.microsoft.com/office/word/2010/wordprocessingDrawing" xmlns:wp="http://schemas.openxmlformats.org/drawingml/2006/wordprocessingDrawing" xmlns:w10="urn:schemas-microsoft-com:office:word" xmlns:w="http://schemas.openxmlformats.org/wordprocessingml/2006/main" xmlns:w14="http://schemas.microsoft.com/office/word/2010/wordml" xmlns:w15="http://schemas.microsoft.com/office/word/2012/wordml" xmlns:w16cex="http://schemas.microsoft.com/office/word/2018/wordml/cex" xmlns:w16cid="http://schemas.microsoft.com/office/word/2016/wordml/cid" xmlns:w16="http://schemas.microsoft.com/office/word/2018/wordml" xmlns:w16du="http://schemas.microsoft.com/office/word/2023/wordml/word16du" xmlns:w16sdtdh="http://schemas.microsoft.com/office/word/2020/wordml/sdtdatahash" xmlns:w16sdtfl="http://schemas.microsoft.com/office/word/2024/wordml/sdtformatlock" xmlns:w16se="http://schemas.microsoft.com/office/word/2015/wordml/symex" xmlns:wpg="http://schemas.microsoft.com/office/word/2010/wordprocessingGroup" xmlns:wpi="http://schemas.microsoft.com/office/word/2010/wordprocessingInk" xmlns:wne="http://schemas.microsoft.com/office/word/2006/wordml" xmlns:wps="http://schemas.microsoft.com/office/word/2010/wordprocessingShape" mc:Ignorable="w14 w15 w16se w16cid w16 w16cex w16sdtdh w16sdtfl w16du wp14">
+<w:ftr xmlns:wpc="http://schemas.microsoft.com/office/word/2010/wordprocessingCanvas" xmlns:cx="http://schemas.microsoft.com/office/drawing/2014/chartex" xmlns:cx1="http://schemas.microsoft.com/office/drawing/2015/9/8/chartex" xmlns:cx2="http://schemas.microsoft.com/office/drawing/2015/10/21/chartex" xmlns:cx3="http://schemas.microsoft.com/office/drawing/2016/5/9/chartex" xmlns:cx4="http://schemas.microsoft.com/office/drawing/2016/5/10/chartex" xmlns:cx5="http://schemas.microsoft.com/office/drawing/2016/5/11/chartex" xmlns:cx6="http://schemas.microsoft.com/office/drawing/2016/5/12/chartex" xmlns:cx7="http://schemas.microsoft.com/office/drawing/2016/5/13/chartex" xmlns:cx8="http://schemas.microsoft.com/office/drawing/2016/5/14/chartex" xmlns:mc="http://schemas.openxmlformats.org/markup-compatibility/2006" xmlns:aink="http://schemas.microsoft.com/office/drawing/2016/ink" xmlns:am3d="http://schemas.microsoft.com/office/drawing/2017/model3d" xmlns:o="urn:schemas-microsoft-com:office:office" xmlns:oel="http://schemas.microsoft.com/office/2019/extlst" xmlns:r="http://schemas.openxmlformats.org/officeDocument/2006/relationships" xmlns:m="http://schemas.openxmlformats.org/officeDocument/2006/math" xmlns:v="urn:schemas-microsoft-com:vml" xmlns:wp14="http://schemas.microsoft.com/office/word/2010/wordprocessingDrawing" xmlns:wp="http://schemas.openxmlformats.org/drawingml/2006/wordprocessingDrawing" xmlns:w10="urn:schemas-microsoft-com:office:word" xmlns:w="http://schemas.openxmlformats.org/wordprocessingml/2006/main" xmlns:w14="http://schemas.microsoft.com/office/word/2010/wordml" xmlns:w15="http://schemas.microsoft.com/office/word/2012/wordml" xmlns:w16cex="http://schemas.microsoft.com/office/word/2018/wordml/cex" xmlns:w16cid="http://schemas.microsoft.com/office/word/2016/wordml/cid" xmlns:w16="http://schemas.microsoft.com/office/word/2018/wordml" xmlns:w16sdtdh="http://schemas.microsoft.com/office/word/2020/wordml/sdtdatahash" xmlns:w16se="http://schemas.microsoft.com/office/word/2015/wordml/symex" xmlns:wpg="http://schemas.microsoft.com/office/word/2010/wordprocessingGroup" xmlns:wpi="http://schemas.microsoft.com/office/word/2010/wordprocessingInk" xmlns:wne="http://schemas.microsoft.com/office/word/2006/wordml" xmlns:wps="http://schemas.microsoft.com/office/word/2010/wordprocessingShape" mc:Ignorable="w14 w15 w16se w16cid w16 w16cex w16sdtdh wp14">
   <w:p>
     <w:pPr>
       <w:jc w:val="center"/>
@@ -6927,13 +6999,13 @@
 </file>
 
 <file path=word/footer2.xml><?xml version="1.0" encoding="utf-8"?>
-<w:ftr xmlns:wpc="http://schemas.microsoft.com/office/word/2010/wordprocessingCanvas" xmlns:cx="http://schemas.microsoft.com/office/drawing/2014/chartex" xmlns:cx1="http://schemas.microsoft.com/office/drawing/2015/9/8/chartex" xmlns:cx2="http://schemas.microsoft.com/office/drawing/2015/10/21/chartex" xmlns:cx3="http://schemas.microsoft.com/office/drawing/2016/5/9/chartex" xmlns:cx4="http://schemas.microsoft.com/office/drawing/2016/5/10/chartex" xmlns:cx5="http://schemas.microsoft.com/office/drawing/2016/5/11/chartex" xmlns:cx6="http://schemas.microsoft.com/office/drawing/2016/5/12/chartex" xmlns:cx7="http://schemas.microsoft.com/office/drawing/2016/5/13/chartex" xmlns:cx8="http://schemas.microsoft.com/office/drawing/2016/5/14/chartex" xmlns:mc="http://schemas.openxmlformats.org/markup-compatibility/2006" xmlns:aink="http://schemas.microsoft.com/office/drawing/2016/ink" xmlns:am3d="http://schemas.microsoft.com/office/drawing/2017/model3d" xmlns:o="urn:schemas-microsoft-com:office:office" xmlns:oel="http://schemas.microsoft.com/office/2019/extlst" xmlns:r="http://schemas.openxmlformats.org/officeDocument/2006/relationships" xmlns:m="http://schemas.openxmlformats.org/officeDocument/2006/math" xmlns:v="urn:schemas-microsoft-com:vml" xmlns:wp14="http://schemas.microsoft.com/office/word/2010/wordprocessingDrawing" xmlns:wp="http://schemas.openxmlformats.org/drawingml/2006/wordprocessingDrawing" xmlns:w10="urn:schemas-microsoft-com:office:word" xmlns:w="http://schemas.openxmlformats.org/wordprocessingml/2006/main" xmlns:w14="http://schemas.microsoft.com/office/word/2010/wordml" xmlns:w15="http://schemas.microsoft.com/office/word/2012/wordml" xmlns:w16cex="http://schemas.microsoft.com/office/word/2018/wordml/cex" xmlns:w16cid="http://schemas.microsoft.com/office/word/2016/wordml/cid" xmlns:w16="http://schemas.microsoft.com/office/word/2018/wordml" xmlns:w16du="http://schemas.microsoft.com/office/word/2023/wordml/word16du" xmlns:w16sdtdh="http://schemas.microsoft.com/office/word/2020/wordml/sdtdatahash" xmlns:w16sdtfl="http://schemas.microsoft.com/office/word/2024/wordml/sdtformatlock" xmlns:w16se="http://schemas.microsoft.com/office/word/2015/wordml/symex" xmlns:wpg="http://schemas.microsoft.com/office/word/2010/wordprocessingGroup" xmlns:wpi="http://schemas.microsoft.com/office/word/2010/wordprocessingInk" xmlns:wne="http://schemas.microsoft.com/office/word/2006/wordml" xmlns:wps="http://schemas.microsoft.com/office/word/2010/wordprocessingShape" mc:Ignorable="w14 w15 w16se w16cid w16 w16cex w16sdtdh w16sdtfl w16du wp14">
+<w:ftr xmlns:wpc="http://schemas.microsoft.com/office/word/2010/wordprocessingCanvas" xmlns:cx="http://schemas.microsoft.com/office/drawing/2014/chartex" xmlns:cx1="http://schemas.microsoft.com/office/drawing/2015/9/8/chartex" xmlns:cx2="http://schemas.microsoft.com/office/drawing/2015/10/21/chartex" xmlns:cx3="http://schemas.microsoft.com/office/drawing/2016/5/9/chartex" xmlns:cx4="http://schemas.microsoft.com/office/drawing/2016/5/10/chartex" xmlns:cx5="http://schemas.microsoft.com/office/drawing/2016/5/11/chartex" xmlns:cx6="http://schemas.microsoft.com/office/drawing/2016/5/12/chartex" xmlns:cx7="http://schemas.microsoft.com/office/drawing/2016/5/13/chartex" xmlns:cx8="http://schemas.microsoft.com/office/drawing/2016/5/14/chartex" xmlns:mc="http://schemas.openxmlformats.org/markup-compatibility/2006" xmlns:aink="http://schemas.microsoft.com/office/drawing/2016/ink" xmlns:am3d="http://schemas.microsoft.com/office/drawing/2017/model3d" xmlns:o="urn:schemas-microsoft-com:office:office" xmlns:oel="http://schemas.microsoft.com/office/2019/extlst" xmlns:r="http://schemas.openxmlformats.org/officeDocument/2006/relationships" xmlns:m="http://schemas.openxmlformats.org/officeDocument/2006/math" xmlns:v="urn:schemas-microsoft-com:vml" xmlns:wp14="http://schemas.microsoft.com/office/word/2010/wordprocessingDrawing" xmlns:wp="http://schemas.openxmlformats.org/drawingml/2006/wordprocessingDrawing" xmlns:w10="urn:schemas-microsoft-com:office:word" xmlns:w="http://schemas.openxmlformats.org/wordprocessingml/2006/main" xmlns:w14="http://schemas.microsoft.com/office/word/2010/wordml" xmlns:w15="http://schemas.microsoft.com/office/word/2012/wordml" xmlns:w16cex="http://schemas.microsoft.com/office/word/2018/wordml/cex" xmlns:w16cid="http://schemas.microsoft.com/office/word/2016/wordml/cid" xmlns:w16="http://schemas.microsoft.com/office/word/2018/wordml" xmlns:w16sdtdh="http://schemas.microsoft.com/office/word/2020/wordml/sdtdatahash" xmlns:w16se="http://schemas.microsoft.com/office/word/2015/wordml/symex" xmlns:wpg="http://schemas.microsoft.com/office/word/2010/wordprocessingGroup" xmlns:wpi="http://schemas.microsoft.com/office/word/2010/wordprocessingInk" xmlns:wne="http://schemas.microsoft.com/office/word/2006/wordml" xmlns:wps="http://schemas.microsoft.com/office/word/2010/wordprocessingShape" mc:Ignorable="w14 w15 w16se w16cid w16 w16cex w16sdtdh wp14">
   <w:p/>
 </w:ftr>
 </file>
 
 <file path=word/footnotes.xml><?xml version="1.0" encoding="utf-8"?>
-<w:footnotes xmlns:wpc="http://schemas.microsoft.com/office/word/2010/wordprocessingCanvas" xmlns:cx="http://schemas.microsoft.com/office/drawing/2014/chartex" xmlns:cx1="http://schemas.microsoft.com/office/drawing/2015/9/8/chartex" xmlns:cx2="http://schemas.microsoft.com/office/drawing/2015/10/21/chartex" xmlns:cx3="http://schemas.microsoft.com/office/drawing/2016/5/9/chartex" xmlns:cx4="http://schemas.microsoft.com/office/drawing/2016/5/10/chartex" xmlns:cx5="http://schemas.microsoft.com/office/drawing/2016/5/11/chartex" xmlns:cx6="http://schemas.microsoft.com/office/drawing/2016/5/12/chartex" xmlns:cx7="http://schemas.microsoft.com/office/drawing/2016/5/13/chartex" xmlns:cx8="http://schemas.microsoft.com/office/drawing/2016/5/14/chartex" xmlns:mc="http://schemas.openxmlformats.org/markup-compatibility/2006" xmlns:aink="http://schemas.microsoft.com/office/drawing/2016/ink" xmlns:am3d="http://schemas.microsoft.com/office/drawing/2017/model3d" xmlns:o="urn:schemas-microsoft-com:office:office" xmlns:oel="http://schemas.microsoft.com/office/2019/extlst" xmlns:r="http://schemas.openxmlformats.org/officeDocument/2006/relationships" xmlns:m="http://schemas.openxmlformats.org/officeDocument/2006/math" xmlns:v="urn:schemas-microsoft-com:vml" xmlns:wp14="http://schemas.microsoft.com/office/word/2010/wordprocessingDrawing" xmlns:wp="http://schemas.openxmlformats.org/drawingml/2006/wordprocessingDrawing" xmlns:w10="urn:schemas-microsoft-com:office:word" xmlns:w="http://schemas.openxmlformats.org/wordprocessingml/2006/main" xmlns:w14="http://schemas.microsoft.com/office/word/2010/wordml" xmlns:w15="http://schemas.microsoft.com/office/word/2012/wordml" xmlns:w16cex="http://schemas.microsoft.com/office/word/2018/wordml/cex" xmlns:w16cid="http://schemas.microsoft.com/office/word/2016/wordml/cid" xmlns:w16="http://schemas.microsoft.com/office/word/2018/wordml" xmlns:w16du="http://schemas.microsoft.com/office/word/2023/wordml/word16du" xmlns:w16sdtdh="http://schemas.microsoft.com/office/word/2020/wordml/sdtdatahash" xmlns:w16sdtfl="http://schemas.microsoft.com/office/word/2024/wordml/sdtformatlock" xmlns:w16se="http://schemas.microsoft.com/office/word/2015/wordml/symex" xmlns:wpg="http://schemas.microsoft.com/office/word/2010/wordprocessingGroup" xmlns:wpi="http://schemas.microsoft.com/office/word/2010/wordprocessingInk" xmlns:wne="http://schemas.microsoft.com/office/word/2006/wordml" xmlns:wps="http://schemas.microsoft.com/office/word/2010/wordprocessingShape" mc:Ignorable="w14 w15 w16se w16cid w16 w16cex w16sdtdh w16sdtfl w16du wp14">
+<w:footnotes xmlns:wpc="http://schemas.microsoft.com/office/word/2010/wordprocessingCanvas" xmlns:cx="http://schemas.microsoft.com/office/drawing/2014/chartex" xmlns:cx1="http://schemas.microsoft.com/office/drawing/2015/9/8/chartex" xmlns:cx2="http://schemas.microsoft.com/office/drawing/2015/10/21/chartex" xmlns:cx3="http://schemas.microsoft.com/office/drawing/2016/5/9/chartex" xmlns:cx4="http://schemas.microsoft.com/office/drawing/2016/5/10/chartex" xmlns:cx5="http://schemas.microsoft.com/office/drawing/2016/5/11/chartex" xmlns:cx6="http://schemas.microsoft.com/office/drawing/2016/5/12/chartex" xmlns:cx7="http://schemas.microsoft.com/office/drawing/2016/5/13/chartex" xmlns:cx8="http://schemas.microsoft.com/office/drawing/2016/5/14/chartex" xmlns:mc="http://schemas.openxmlformats.org/markup-compatibility/2006" xmlns:aink="http://schemas.microsoft.com/office/drawing/2016/ink" xmlns:am3d="http://schemas.microsoft.com/office/drawing/2017/model3d" xmlns:o="urn:schemas-microsoft-com:office:office" xmlns:oel="http://schemas.microsoft.com/office/2019/extlst" xmlns:r="http://schemas.openxmlformats.org/officeDocument/2006/relationships" xmlns:m="http://schemas.openxmlformats.org/officeDocument/2006/math" xmlns:v="urn:schemas-microsoft-com:vml" xmlns:wp14="http://schemas.microsoft.com/office/word/2010/wordprocessingDrawing" xmlns:wp="http://schemas.openxmlformats.org/drawingml/2006/wordprocessingDrawing" xmlns:w10="urn:schemas-microsoft-com:office:word" xmlns:w="http://schemas.openxmlformats.org/wordprocessingml/2006/main" xmlns:w14="http://schemas.microsoft.com/office/word/2010/wordml" xmlns:w15="http://schemas.microsoft.com/office/word/2012/wordml" xmlns:w16cex="http://schemas.microsoft.com/office/word/2018/wordml/cex" xmlns:w16cid="http://schemas.microsoft.com/office/word/2016/wordml/cid" xmlns:w16="http://schemas.microsoft.com/office/word/2018/wordml" xmlns:w16sdtdh="http://schemas.microsoft.com/office/word/2020/wordml/sdtdatahash" xmlns:w16se="http://schemas.microsoft.com/office/word/2015/wordml/symex" xmlns:wpg="http://schemas.microsoft.com/office/word/2010/wordprocessingGroup" xmlns:wpi="http://schemas.microsoft.com/office/word/2010/wordprocessingInk" xmlns:wne="http://schemas.microsoft.com/office/word/2006/wordml" xmlns:wps="http://schemas.microsoft.com/office/word/2010/wordprocessingShape" mc:Ignorable="w14 w15 w16se w16cid w16 w16cex w16sdtdh wp14">
   <w:footnote w:type="separator" w:id="-1">
     <w:p>
       <w:r>
@@ -6952,12 +7024,12 @@
 </file>
 
 <file path=word/numbering.xml><?xml version="1.0" encoding="utf-8"?>
-<w:numbering xmlns:wpc="http://schemas.microsoft.com/office/word/2010/wordprocessingCanvas" xmlns:cx="http://schemas.microsoft.com/office/drawing/2014/chartex" xmlns:cx1="http://schemas.microsoft.com/office/drawing/2015/9/8/chartex" xmlns:cx2="http://schemas.microsoft.com/office/drawing/2015/10/21/chartex" xmlns:cx3="http://schemas.microsoft.com/office/drawing/2016/5/9/chartex" xmlns:cx4="http://schemas.microsoft.com/office/drawing/2016/5/10/chartex" xmlns:cx5="http://schemas.microsoft.com/office/drawing/2016/5/11/chartex" xmlns:cx6="http://schemas.microsoft.com/office/drawing/2016/5/12/chartex" xmlns:cx7="http://schemas.microsoft.com/office/drawing/2016/5/13/chartex" xmlns:cx8="http://schemas.microsoft.com/office/drawing/2016/5/14/chartex" xmlns:mc="http://schemas.openxmlformats.org/markup-compatibility/2006" xmlns:aink="http://schemas.microsoft.com/office/drawing/2016/ink" xmlns:am3d="http://schemas.microsoft.com/office/drawing/2017/model3d" xmlns:o="urn:schemas-microsoft-com:office:office" xmlns:oel="http://schemas.microsoft.com/office/2019/extlst" xmlns:r="http://schemas.openxmlformats.org/officeDocument/2006/relationships" xmlns:m="http://schemas.openxmlformats.org/officeDocument/2006/math" xmlns:v="urn:schemas-microsoft-com:vml" xmlns:wp14="http://schemas.microsoft.com/office/word/2010/wordprocessingDrawing" xmlns:wp="http://schemas.openxmlformats.org/drawingml/2006/wordprocessingDrawing" xmlns:w10="urn:schemas-microsoft-com:office:word" xmlns:w="http://schemas.openxmlformats.org/wordprocessingml/2006/main" xmlns:w14="http://schemas.microsoft.com/office/word/2010/wordml" xmlns:w15="http://schemas.microsoft.com/office/word/2012/wordml" xmlns:w16cex="http://schemas.microsoft.com/office/word/2018/wordml/cex" xmlns:w16cid="http://schemas.microsoft.com/office/word/2016/wordml/cid" xmlns:w16="http://schemas.microsoft.com/office/word/2018/wordml" xmlns:w16du="http://schemas.microsoft.com/office/word/2023/wordml/word16du" xmlns:w16sdtdh="http://schemas.microsoft.com/office/word/2020/wordml/sdtdatahash" xmlns:w16sdtfl="http://schemas.microsoft.com/office/word/2024/wordml/sdtformatlock" xmlns:w16se="http://schemas.microsoft.com/office/word/2015/wordml/symex" xmlns:wpg="http://schemas.microsoft.com/office/word/2010/wordprocessingGroup" xmlns:wpi="http://schemas.microsoft.com/office/word/2010/wordprocessingInk" xmlns:wne="http://schemas.microsoft.com/office/word/2006/wordml" xmlns:wps="http://schemas.microsoft.com/office/word/2010/wordprocessingShape" mc:Ignorable="w14 w15 w16se w16cid w16 w16cex w16sdtdh w16sdtfl w16du wp14">
+<w:numbering xmlns:wpc="http://schemas.microsoft.com/office/word/2010/wordprocessingCanvas" xmlns:cx="http://schemas.microsoft.com/office/drawing/2014/chartex" xmlns:cx1="http://schemas.microsoft.com/office/drawing/2015/9/8/chartex" xmlns:cx2="http://schemas.microsoft.com/office/drawing/2015/10/21/chartex" xmlns:cx3="http://schemas.microsoft.com/office/drawing/2016/5/9/chartex" xmlns:cx4="http://schemas.microsoft.com/office/drawing/2016/5/10/chartex" xmlns:cx5="http://schemas.microsoft.com/office/drawing/2016/5/11/chartex" xmlns:cx6="http://schemas.microsoft.com/office/drawing/2016/5/12/chartex" xmlns:cx7="http://schemas.microsoft.com/office/drawing/2016/5/13/chartex" xmlns:cx8="http://schemas.microsoft.com/office/drawing/2016/5/14/chartex" xmlns:mc="http://schemas.openxmlformats.org/markup-compatibility/2006" xmlns:aink="http://schemas.microsoft.com/office/drawing/2016/ink" xmlns:am3d="http://schemas.microsoft.com/office/drawing/2017/model3d" xmlns:o="urn:schemas-microsoft-com:office:office" xmlns:oel="http://schemas.microsoft.com/office/2019/extlst" xmlns:r="http://schemas.openxmlformats.org/officeDocument/2006/relationships" xmlns:m="http://schemas.openxmlformats.org/officeDocument/2006/math" xmlns:v="urn:schemas-microsoft-com:vml" xmlns:wp14="http://schemas.microsoft.com/office/word/2010/wordprocessingDrawing" xmlns:wp="http://schemas.openxmlformats.org/drawingml/2006/wordprocessingDrawing" xmlns:w10="urn:schemas-microsoft-com:office:word" xmlns:w="http://schemas.openxmlformats.org/wordprocessingml/2006/main" xmlns:w14="http://schemas.microsoft.com/office/word/2010/wordml" xmlns:w15="http://schemas.microsoft.com/office/word/2012/wordml" xmlns:w16cex="http://schemas.microsoft.com/office/word/2018/wordml/cex" xmlns:w16cid="http://schemas.microsoft.com/office/word/2016/wordml/cid" xmlns:w16="http://schemas.microsoft.com/office/word/2018/wordml" xmlns:w16sdtdh="http://schemas.microsoft.com/office/word/2020/wordml/sdtdatahash" xmlns:w16se="http://schemas.microsoft.com/office/word/2015/wordml/symex" xmlns:wpg="http://schemas.microsoft.com/office/word/2010/wordprocessingGroup" xmlns:wpi="http://schemas.microsoft.com/office/word/2010/wordprocessingInk" xmlns:wne="http://schemas.microsoft.com/office/word/2006/wordml" xmlns:wps="http://schemas.microsoft.com/office/word/2010/wordprocessingShape" mc:Ignorable="w14 w15 w16se w16cid w16 w16cex w16sdtdh wp14">
   <w:abstractNum w:abstractNumId="0" w15:restartNumberingAfterBreak="0">
-    <w:nsid w:val="79AF76B8"/>
+    <w:nsid w:val="2EAF320A"/>
     <w:multiLevelType w:val="hybridMultilevel"/>
-    <w:tmpl w:val="48BE0428"/>
-    <w:lvl w:ilvl="0" w:tplc="F2FC3E0A" w:tentative="1">
+    <w:tmpl w:val="E01667E8"/>
+    <w:lvl w:ilvl="0" w:tplc="8FEE1B2E" w:tentative="1">
       <w:start w:val="1"/>
       <w:numFmt w:val="bullet"/>
       <w:lvlText w:val="●"/>
@@ -6966,7 +7038,7 @@
         <w:ind w:left="720" w:hanging="360"/>
       </w:pPr>
     </w:lvl>
-    <w:lvl w:ilvl="1" w:tplc="515E0BC2" w:tentative="1">
+    <w:lvl w:ilvl="1" w:tplc="FB8CDDC0" w:tentative="1">
       <w:start w:val="1"/>
       <w:numFmt w:val="bullet"/>
       <w:lvlText w:val="○"/>
@@ -6975,7 +7047,7 @@
         <w:ind w:left="1440" w:hanging="360"/>
       </w:pPr>
     </w:lvl>
-    <w:lvl w:ilvl="2" w:tplc="7F403CFC" w:tentative="1">
+    <w:lvl w:ilvl="2" w:tplc="B9BE391A" w:tentative="1">
       <w:start w:val="1"/>
       <w:numFmt w:val="bullet"/>
       <w:lvlText w:val="■"/>
@@ -6984,7 +7056,7 @@
         <w:ind w:left="2160" w:hanging="360"/>
       </w:pPr>
     </w:lvl>
-    <w:lvl w:ilvl="3" w:tplc="E7E259B2" w:tentative="1">
+    <w:lvl w:ilvl="3" w:tplc="127EC690" w:tentative="1">
       <w:start w:val="1"/>
       <w:numFmt w:val="bullet"/>
       <w:lvlText w:val="●"/>
@@ -6993,7 +7065,7 @@
         <w:ind w:left="2880" w:hanging="360"/>
       </w:pPr>
     </w:lvl>
-    <w:lvl w:ilvl="4" w:tplc="85AEE96E" w:tentative="1">
+    <w:lvl w:ilvl="4" w:tplc="1B12FA56" w:tentative="1">
       <w:start w:val="1"/>
       <w:numFmt w:val="bullet"/>
       <w:lvlText w:val="○"/>
@@ -7002,7 +7074,7 @@
         <w:ind w:left="3600" w:hanging="360"/>
       </w:pPr>
     </w:lvl>
-    <w:lvl w:ilvl="5" w:tplc="A260B72E" w:tentative="1">
+    <w:lvl w:ilvl="5" w:tplc="67848F38" w:tentative="1">
       <w:start w:val="1"/>
       <w:numFmt w:val="bullet"/>
       <w:lvlText w:val="■"/>
@@ -7011,7 +7083,7 @@
         <w:ind w:left="4320" w:hanging="360"/>
       </w:pPr>
     </w:lvl>
-    <w:lvl w:ilvl="6" w:tplc="CE1EE3C2" w:tentative="1">
+    <w:lvl w:ilvl="6" w:tplc="D346D1CE" w:tentative="1">
       <w:start w:val="1"/>
       <w:numFmt w:val="bullet"/>
       <w:lvlText w:val="●"/>
@@ -7020,7 +7092,7 @@
         <w:ind w:left="5040" w:hanging="360"/>
       </w:pPr>
     </w:lvl>
-    <w:lvl w:ilvl="7" w:tplc="45486384" w:tentative="1">
+    <w:lvl w:ilvl="7" w:tplc="7D56C0F8" w:tentative="1">
       <w:start w:val="1"/>
       <w:numFmt w:val="bullet"/>
       <w:lvlText w:val="●"/>
@@ -7029,7 +7101,7 @@
         <w:ind w:left="5760" w:hanging="360"/>
       </w:pPr>
     </w:lvl>
-    <w:lvl w:ilvl="8" w:tplc="516E47BA" w:tentative="1">
+    <w:lvl w:ilvl="8" w:tplc="91F60B48" w:tentative="1">
       <w:start w:val="1"/>
       <w:numFmt w:val="bullet"/>
       <w:lvlText w:val="●"/>
@@ -7039,9 +7111,94 @@
       </w:pPr>
     </w:lvl>
   </w:abstractNum>
-  <w:num w:numId="1" w16cid:durableId="1732996150">
+  <w:abstractNum w:abstractNumId="1" w15:restartNumberingAfterBreak="0">
+    <w:nsid w:val="5BE535FB"/>
+    <w:multiLevelType w:val="multilevel"/>
+    <w:tmpl w:val="4D6218EA"/>
+    <w:lvl w:ilvl="0">
+      <w:start w:val="1"/>
+      <w:numFmt w:val="decimal"/>
+      <w:suff w:val="space"/>
+      <w:lvlText w:val="%1."/>
+      <w:lvlJc w:val="left"/>
+      <w:pPr>
+        <w:ind w:left="0" w:firstLine="709"/>
+      </w:pPr>
+    </w:lvl>
+    <w:lvl w:ilvl="1">
+      <w:start w:val="1"/>
+      <w:numFmt w:val="decimal"/>
+      <w:suff w:val="space"/>
+      <w:lvlText w:val="%1.%2."/>
+      <w:lvlJc w:val="left"/>
+      <w:pPr>
+        <w:ind w:left="0" w:firstLine="709"/>
+      </w:pPr>
+    </w:lvl>
+    <w:lvl w:ilvl="2">
+      <w:start w:val="1"/>
+      <w:numFmt w:val="decimal"/>
+      <w:suff w:val="space"/>
+      <w:lvlText w:val="%1.%2.%3."/>
+      <w:lvlJc w:val="left"/>
+      <w:pPr>
+        <w:ind w:left="0" w:firstLine="709"/>
+      </w:pPr>
+    </w:lvl>
+    <w:lvl w:ilvl="3">
+      <w:start w:val="1"/>
+      <w:numFmt w:val="decimal"/>
+      <w:suff w:val="space"/>
+      <w:lvlText w:val="%1.%2.%3.%4."/>
+      <w:lvlJc w:val="left"/>
+      <w:pPr>
+        <w:ind w:left="0" w:firstLine="709"/>
+      </w:pPr>
+    </w:lvl>
+    <w:lvl w:ilvl="4">
+      <w:numFmt w:val="decimal"/>
+      <w:lvlText w:val=""/>
+      <w:lvlJc w:val="left"/>
+    </w:lvl>
+    <w:lvl w:ilvl="5">
+      <w:numFmt w:val="decimal"/>
+      <w:lvlText w:val=""/>
+      <w:lvlJc w:val="left"/>
+    </w:lvl>
+    <w:lvl w:ilvl="6">
+      <w:numFmt w:val="decimal"/>
+      <w:lvlText w:val=""/>
+      <w:lvlJc w:val="left"/>
+    </w:lvl>
+    <w:lvl w:ilvl="7">
+      <w:numFmt w:val="decimal"/>
+      <w:lvlText w:val=""/>
+      <w:lvlJc w:val="left"/>
+    </w:lvl>
+    <w:lvl w:ilvl="8">
+      <w:numFmt w:val="decimal"/>
+      <w:lvlText w:val=""/>
+      <w:lvlJc w:val="left"/>
+    </w:lvl>
+  </w:abstractNum>
+  <w:num w:numId="1" w16cid:durableId="1772892248">
     <w:abstractNumId w:val="0"/>
     <w:lvlOverride w:ilvl="0">
+      <w:startOverride w:val="1"/>
+    </w:lvlOverride>
+  </w:num>
+  <w:num w:numId="2" w16cid:durableId="841357404">
+    <w:abstractNumId w:val="1"/>
+    <w:lvlOverride w:ilvl="0">
+      <w:startOverride w:val="1"/>
+    </w:lvlOverride>
+    <w:lvlOverride w:ilvl="1">
+      <w:startOverride w:val="1"/>
+    </w:lvlOverride>
+    <w:lvlOverride w:ilvl="2">
+      <w:startOverride w:val="1"/>
+    </w:lvlOverride>
+    <w:lvlOverride w:ilvl="3">
       <w:startOverride w:val="1"/>
     </w:lvlOverride>
   </w:num>
@@ -7049,7 +7206,7 @@
 </file>
 
 <file path=word/styles.xml><?xml version="1.0" encoding="utf-8"?>
-<w:styles xmlns:mc="http://schemas.openxmlformats.org/markup-compatibility/2006" xmlns:r="http://schemas.openxmlformats.org/officeDocument/2006/relationships" xmlns:w="http://schemas.openxmlformats.org/wordprocessingml/2006/main" xmlns:w14="http://schemas.microsoft.com/office/word/2010/wordml" xmlns:w15="http://schemas.microsoft.com/office/word/2012/wordml" xmlns:w16cex="http://schemas.microsoft.com/office/word/2018/wordml/cex" xmlns:w16cid="http://schemas.microsoft.com/office/word/2016/wordml/cid" xmlns:w16="http://schemas.microsoft.com/office/word/2018/wordml" xmlns:w16du="http://schemas.microsoft.com/office/word/2023/wordml/word16du" xmlns:w16sdtdh="http://schemas.microsoft.com/office/word/2020/wordml/sdtdatahash" xmlns:w16sdtfl="http://schemas.microsoft.com/office/word/2024/wordml/sdtformatlock" xmlns:w16se="http://schemas.microsoft.com/office/word/2015/wordml/symex" mc:Ignorable="w14 w15 w16se w16cid w16 w16cex w16sdtdh w16sdtfl w16du">
+<w:styles xmlns:mc="http://schemas.openxmlformats.org/markup-compatibility/2006" xmlns:r="http://schemas.openxmlformats.org/officeDocument/2006/relationships" xmlns:w="http://schemas.openxmlformats.org/wordprocessingml/2006/main" xmlns:w14="http://schemas.microsoft.com/office/word/2010/wordml" xmlns:w15="http://schemas.microsoft.com/office/word/2012/wordml" xmlns:w16cex="http://schemas.microsoft.com/office/word/2018/wordml/cex" xmlns:w16cid="http://schemas.microsoft.com/office/word/2016/wordml/cid" xmlns:w16="http://schemas.microsoft.com/office/word/2018/wordml" xmlns:w16sdtdh="http://schemas.microsoft.com/office/word/2020/wordml/sdtdatahash" xmlns:w16se="http://schemas.microsoft.com/office/word/2015/wordml/symex" mc:Ignorable="w14 w15 w16se w16cid w16 w16cex w16sdtdh">
   <w:docDefaults>
     <w:rPrDefault>
       <w:rPr>
@@ -7592,7 +7749,140 @@
     <w:basedOn w:val="a"/>
     <w:qFormat/>
   </w:style>
-  <w:style w:type="character" w:styleId="a5">
+  <w:style w:type="paragraph" w:styleId="a5">
+    <w:name w:val="caption"/>
+    <w:basedOn w:val="a"/>
+    <w:next w:val="a"/>
+    <w:uiPriority w:val="35"/>
+    <w:semiHidden/>
+    <w:unhideWhenUsed/>
+    <w:qFormat/>
+    <w:pPr>
+      <w:spacing w:after="200"/>
+    </w:pPr>
+    <w:rPr>
+      <w:i/>
+      <w:iCs/>
+      <w:color w:val="44546A" w:themeColor="dark2"/>
+      <w:sz w:val="18"/>
+      <w:szCs w:val="18"/>
+    </w:rPr>
+  </w:style>
+  <w:style w:type="paragraph" w:styleId="a6">
+    <w:name w:val="Bibliography"/>
+    <w:basedOn w:val="a"/>
+    <w:next w:val="a"/>
+    <w:uiPriority w:val="37"/>
+    <w:unhideWhenUsed/>
+  </w:style>
+  <w:style w:type="paragraph" w:styleId="11">
+    <w:name w:val="toc 1"/>
+    <w:basedOn w:val="a"/>
+    <w:next w:val="a"/>
+    <w:uiPriority w:val="39"/>
+    <w:semiHidden/>
+    <w:unhideWhenUsed/>
+    <w:pPr>
+      <w:spacing w:after="100"/>
+    </w:pPr>
+  </w:style>
+  <w:style w:type="paragraph" w:styleId="20">
+    <w:name w:val="toc 2"/>
+    <w:basedOn w:val="a"/>
+    <w:next w:val="a"/>
+    <w:uiPriority w:val="39"/>
+    <w:semiHidden/>
+    <w:unhideWhenUsed/>
+    <w:pPr>
+      <w:spacing w:after="100"/>
+      <w:ind w:left="280"/>
+    </w:pPr>
+  </w:style>
+  <w:style w:type="paragraph" w:styleId="30">
+    <w:name w:val="toc 3"/>
+    <w:basedOn w:val="a"/>
+    <w:next w:val="a"/>
+    <w:uiPriority w:val="39"/>
+    <w:semiHidden/>
+    <w:unhideWhenUsed/>
+    <w:pPr>
+      <w:spacing w:after="100"/>
+      <w:ind w:left="560"/>
+    </w:pPr>
+  </w:style>
+  <w:style w:type="paragraph" w:styleId="40">
+    <w:name w:val="toc 4"/>
+    <w:basedOn w:val="a"/>
+    <w:next w:val="a"/>
+    <w:uiPriority w:val="39"/>
+    <w:semiHidden/>
+    <w:unhideWhenUsed/>
+    <w:pPr>
+      <w:spacing w:after="100"/>
+      <w:ind w:left="840"/>
+    </w:pPr>
+  </w:style>
+  <w:style w:type="paragraph" w:styleId="50">
+    <w:name w:val="toc 5"/>
+    <w:basedOn w:val="a"/>
+    <w:next w:val="a"/>
+    <w:uiPriority w:val="39"/>
+    <w:semiHidden/>
+    <w:unhideWhenUsed/>
+    <w:pPr>
+      <w:spacing w:after="100"/>
+      <w:ind w:left="1120"/>
+    </w:pPr>
+  </w:style>
+  <w:style w:type="paragraph" w:styleId="60">
+    <w:name w:val="toc 6"/>
+    <w:basedOn w:val="a"/>
+    <w:next w:val="a"/>
+    <w:uiPriority w:val="39"/>
+    <w:semiHidden/>
+    <w:unhideWhenUsed/>
+    <w:pPr>
+      <w:spacing w:after="100"/>
+      <w:ind w:left="1400"/>
+    </w:pPr>
+  </w:style>
+  <w:style w:type="paragraph" w:styleId="7">
+    <w:name w:val="toc 7"/>
+    <w:basedOn w:val="a"/>
+    <w:next w:val="a"/>
+    <w:uiPriority w:val="39"/>
+    <w:semiHidden/>
+    <w:unhideWhenUsed/>
+    <w:pPr>
+      <w:spacing w:after="100"/>
+      <w:ind w:left="1680"/>
+    </w:pPr>
+  </w:style>
+  <w:style w:type="paragraph" w:styleId="8">
+    <w:name w:val="toc 8"/>
+    <w:basedOn w:val="a"/>
+    <w:next w:val="a"/>
+    <w:uiPriority w:val="39"/>
+    <w:semiHidden/>
+    <w:unhideWhenUsed/>
+    <w:pPr>
+      <w:spacing w:after="100"/>
+      <w:ind w:left="1960"/>
+    </w:pPr>
+  </w:style>
+  <w:style w:type="paragraph" w:styleId="9">
+    <w:name w:val="toc 9"/>
+    <w:basedOn w:val="a"/>
+    <w:next w:val="a"/>
+    <w:uiPriority w:val="39"/>
+    <w:semiHidden/>
+    <w:unhideWhenUsed/>
+    <w:pPr>
+      <w:spacing w:after="100"/>
+      <w:ind w:left="2240"/>
+    </w:pPr>
+  </w:style>
+  <w:style w:type="character" w:styleId="a7">
     <w:name w:val="Hyperlink"/>
     <w:uiPriority w:val="99"/>
     <w:unhideWhenUsed/>
@@ -7601,7 +7891,7 @@
       <w:u w:val="single"/>
     </w:rPr>
   </w:style>
-  <w:style w:type="character" w:styleId="a6">
+  <w:style w:type="character" w:styleId="a8">
     <w:name w:val="footnote reference"/>
     <w:uiPriority w:val="99"/>
     <w:semiHidden/>
@@ -7610,10 +7900,10 @@
       <w:vertAlign w:val="superscript"/>
     </w:rPr>
   </w:style>
-  <w:style w:type="paragraph" w:styleId="a7">
+  <w:style w:type="paragraph" w:styleId="a9">
     <w:name w:val="footnote text"/>
     <w:basedOn w:val="a"/>
-    <w:link w:val="a8"/>
+    <w:link w:val="aa"/>
     <w:uiPriority w:val="99"/>
     <w:semiHidden/>
     <w:unhideWhenUsed/>
@@ -7622,9 +7912,9 @@
       <w:szCs w:val="20"/>
     </w:rPr>
   </w:style>
-  <w:style w:type="character" w:customStyle="1" w:styleId="a8">
+  <w:style w:type="character" w:customStyle="1" w:styleId="aa">
     <w:name w:val="Текст сноски Знак"/>
-    <w:link w:val="a7"/>
+    <w:link w:val="a9"/>
     <w:uiPriority w:val="99"/>
     <w:semiHidden/>
     <w:unhideWhenUsed/>
@@ -7633,7 +7923,7 @@
       <w:szCs w:val="20"/>
     </w:rPr>
   </w:style>
-  <w:style w:type="character" w:styleId="a9">
+  <w:style w:type="character" w:styleId="ab">
     <w:name w:val="endnote reference"/>
     <w:uiPriority w:val="99"/>
     <w:semiHidden/>
@@ -7642,10 +7932,10 @@
       <w:vertAlign w:val="superscript"/>
     </w:rPr>
   </w:style>
-  <w:style w:type="paragraph" w:styleId="aa">
+  <w:style w:type="paragraph" w:styleId="ac">
     <w:name w:val="endnote text"/>
     <w:basedOn w:val="a"/>
-    <w:link w:val="ab"/>
+    <w:link w:val="ad"/>
     <w:uiPriority w:val="99"/>
     <w:semiHidden/>
     <w:unhideWhenUsed/>
@@ -7654,9 +7944,9 @@
       <w:szCs w:val="20"/>
     </w:rPr>
   </w:style>
-  <w:style w:type="character" w:customStyle="1" w:styleId="ab">
+  <w:style w:type="character" w:customStyle="1" w:styleId="ad">
     <w:name w:val="Текст концевой сноски Знак"/>
-    <w:link w:val="aa"/>
+    <w:link w:val="ac"/>
     <w:uiPriority w:val="99"/>
     <w:semiHidden/>
     <w:unhideWhenUsed/>
@@ -7664,6 +7954,12 @@
       <w:sz w:val="20"/>
       <w:szCs w:val="20"/>
     </w:rPr>
+  </w:style>
+  <w:style w:type="character" w:styleId="ae">
+    <w:name w:val="line number"/>
+    <w:uiPriority w:val="99"/>
+    <w:semiHidden/>
+    <w:unhideWhenUsed/>
   </w:style>
 </w:styles>
 </file>
